--- a/Reference-Material/reference/acrme_hard_constraints_reference.docx
+++ b/Reference-Material/reference/acrme_hard_constraints_reference.docx
@@ -320,100 +320,102 @@
           <w:bCs/>
           <w:b/>
         </w:rPr>
-        <w:t xml:space="preserve">⚠️ Middle East DR — current legal position is</w:t>
-      </w:r>
-      <w:r>
-        <w:rPr>
-          <w:bCs/>
-          <w:b/>
-        </w:rPr>
+        <w:t xml:space="preserve">✅ [Amended v2.4] Middle East DR — now offered cross-geo into Europe (DEC-001 RESOLVED).</w:t>
+      </w:r>
+      <w:r>
+        <w:t xml:space="preserve"> </w:t>
+      </w:r>
+      <w:r>
+        <w:t xml:space="preserve">Per the latest legal update,</w:t>
+      </w:r>
+      <w:r>
+        <w:t xml:space="preserve"> </w:t>
+      </w:r>
+      <w:r>
+        <w:rPr>
+          <w:bCs/>
+          <w:b/>
+        </w:rPr>
+        <w:t xml:space="preserve">DR is now provided for the Middle East</w:t>
+      </w:r>
+      <w:r>
+        <w:t xml:space="preserve">. Prod and CVAL are provisioned in a weighted-selected</w:t>
+      </w:r>
+      <w:r>
+        <w:t xml:space="preserve"> </w:t>
+      </w:r>
+      <w:r>
+        <w:rPr>
+          <w:bCs/>
+          <w:b/>
+        </w:rPr>
+        <w:t xml:space="preserve">Middle East</w:t>
+      </w:r>
+      <w:r>
+        <w:t xml:space="preserve"> </w:t>
+      </w:r>
+      <w:r>
+        <w:t xml:space="preserve">Standard region (separate CRGs per ENV-003), and</w:t>
+      </w:r>
+      <w:r>
+        <w:t xml:space="preserve"> </w:t>
+      </w:r>
+      <w:r>
+        <w:rPr>
+          <w:bCs/>
+          <w:b/>
+        </w:rPr>
+        <w:t xml:space="preserve">DR is placed cross-geo in a weighted-selected Europe Standard region</w:t>
+      </w:r>
+      <w:r>
+        <w:t xml:space="preserve"> </w:t>
+      </w:r>
+      <w:r>
+        <w:t xml:space="preserve">— Europe being an approved DR destination for the Middle East (assumption</w:t>
+      </w:r>
+      <w:r>
+        <w:t xml:space="preserve"> </w:t>
+      </w:r>
+      <w:r>
+        <w:rPr>
+          <w:bCs/>
+          <w:b/>
+        </w:rPr>
+        <w:t xml:space="preserve">A-ME1</w:t>
+      </w:r>
+      <w:r>
+        <w:t xml:space="preserve">; per-country data-residency carve-outs are config-driven and out of engine scope). Both selections use the</w:t>
+      </w:r>
+      <w:r>
+        <w:t xml:space="preserve"> </w:t>
+      </w:r>
+      <w:r>
+        <w:rPr>
+          <w:bCs/>
+          <w:b/>
+        </w:rPr>
+        <w:t xml:space="preserve">weighted capacity model</w:t>
+      </w:r>
+      <w:r>
+        <w:t xml:space="preserve"> </w:t>
+      </w:r>
+      <w:r>
+        <w:t xml:space="preserve">(DR-020, PLC-010b, REG-002/REG-003). This supersedes the former</w:t>
+      </w:r>
+      <w:r>
         <w:t xml:space="preserve"> </w:t>
       </w:r>
       <w:r>
         <w:rPr>
           <w:rStyle w:val="VerbatimChar"/>
-          <w:bCs/>
-          <w:b/>
         </w:rPr>
         <w:t xml:space="preserve">DR_NOT_OFFERED</w:t>
       </w:r>
       <w:r>
-        <w:rPr>
-          <w:bCs/>
-          <w:b/>
-        </w:rPr>
-        <w:t xml:space="preserve"> </w:t>
-      </w:r>
-      <w:r>
-        <w:rPr>
-          <w:bCs/>
-          <w:b/>
-        </w:rPr>
-        <w:t xml:space="preserve">(DEC-001, under legal review).</w:t>
-      </w:r>
-      <w:r>
-        <w:t xml:space="preserve"> </w:t>
-      </w:r>
-      <w:r>
-        <w:t xml:space="preserve">Baseline v2.2 records that</w:t>
-      </w:r>
-      <w:r>
-        <w:t xml:space="preserve"> </w:t>
-      </w:r>
-      <w:r>
-        <w:rPr>
-          <w:bCs/>
-          <w:b/>
-        </w:rPr>
-        <w:t xml:space="preserve">Legal has taken ownership of the Middle East programme</w:t>
-      </w:r>
-      <w:r>
-        <w:t xml:space="preserve"> </w:t>
-      </w:r>
-      <w:r>
-        <w:t xml:space="preserve">and that, because a large share of Middle East customers are government/medical-associated,</w:t>
-      </w:r>
-      <w:r>
-        <w:t xml:space="preserve"> </w:t>
-      </w:r>
-      <w:r>
-        <w:rPr>
-          <w:bCs/>
-          <w:b/>
-        </w:rPr>
-        <w:t xml:space="preserve">data-sovereignty / data-residency laws mean cross-border DR cannot meet residency requirements — so DR is currently NOT offered in the Middle East</w:t>
-      </w:r>
-      <w:r>
-        <w:t xml:space="preserve"> </w:t>
-      </w:r>
-      <w:r>
-        <w:t xml:space="preserve">(baseline Section 2 Strategic Drivers, Section 5.2 Out of Scope, Section 6 Region Strategy,</w:t>
-      </w:r>
-      <w:r>
-        <w:t xml:space="preserve"> </w:t>
-      </w:r>
-      <w:r>
-        <w:rPr>
-          <w:bCs/>
-          <w:b/>
-        </w:rPr>
-        <w:t xml:space="preserve">DR-014</w:t>
-      </w:r>
-      <w:r>
-        <w:t xml:space="preserve">). This is a</w:t>
-      </w:r>
-      <w:r>
-        <w:t xml:space="preserve"> </w:t>
-      </w:r>
-      <w:r>
-        <w:rPr>
-          <w:bCs/>
-          <w:b/>
-        </w:rPr>
-        <w:t xml:space="preserve">pending legal/business decision (DEC-001)</w:t>
-      </w:r>
-      <w:r>
-        <w:t xml:space="preserve">, listed among the programme’s remaining major architectural risks (baseline Section 25). Consequences for placement below:</w:t>
+        <w:t xml:space="preserve"> </w:t>
+      </w:r>
+      <w:r>
+        <w:t xml:space="preserve">position (the generic DR-014 flag remains available for any future geography). Consequences for placement below:</w:t>
       </w:r>
       <w:r>
         <w:t xml:space="preserve"> </w:t>
@@ -429,7 +431,7 @@
           <w:bCs/>
           <w:b/>
         </w:rPr>
-        <w:t xml:space="preserve">The current default for a Middle East geography is</w:t>
+        <w:t xml:space="preserve">A Middle East seed now records a real cross-geo</w:t>
       </w:r>
       <w:r>
         <w:rPr>
@@ -444,57 +446,60 @@
           <w:bCs/>
           <w:b/>
         </w:rPr>
-        <w:t xml:space="preserve">dr_region = NOT_OFFERED</w:t>
-      </w:r>
-      <w:r>
-        <w:rPr>
-          <w:bCs/>
-          <w:b/>
-        </w:rPr>
+        <w:t xml:space="preserve">dr_region</w:t>
+      </w:r>
+      <w:r>
+        <w:rPr>
+          <w:bCs/>
+          <w:b/>
+        </w:rPr>
+        <w:t xml:space="preserve"> </w:t>
+      </w:r>
+      <w:r>
+        <w:rPr>
+          <w:bCs/>
+          <w:b/>
+        </w:rPr>
+        <w:t xml:space="preserve">in a weighted-selected Europe region.</w:t>
+      </w:r>
+      <w:r>
+        <w:t xml:space="preserve"> </w:t>
+      </w:r>
+      <w:r>
+        <w:t xml:space="preserve">The engine creates a</w:t>
+      </w:r>
+      <w:r>
+        <w:t xml:space="preserve"> </w:t>
+      </w:r>
+      <w:r>
+        <w:rPr>
+          <w:rStyle w:val="VerbatimChar"/>
+        </w:rPr>
+        <w:t xml:space="preserve">SourceDestinationDRIndex</w:t>
+      </w:r>
+      <w:r>
+        <w:t xml:space="preserve"> </w:t>
+      </w:r>
+      <w:r>
+        <w:t xml:space="preserve">entry and reserves a DR earmark</w:t>
+      </w:r>
+      <w:r>
+        <w:t xml:space="preserve"> </w:t>
+      </w:r>
+      <w:r>
+        <w:rPr>
+          <w:bCs/>
+          <w:b/>
+        </w:rPr>
+        <w:t xml:space="preserve">at the Europe destination</w:t>
+      </w:r>
+      <w:r>
         <w:t xml:space="preserve">.</w:t>
       </w:r>
       <w:r>
         <w:t xml:space="preserve"> </w:t>
       </w:r>
       <w:r>
-        <w:t xml:space="preserve">The engine records the seed with no DR region and</w:t>
-      </w:r>
-      <w:r>
-        <w:t xml:space="preserve"> </w:t>
-      </w:r>
-      <w:r>
-        <w:rPr>
-          <w:bCs/>
-          <w:b/>
-        </w:rPr>
-        <w:t xml:space="preserve">does not</w:t>
-      </w:r>
-      <w:r>
-        <w:t xml:space="preserve"> </w:t>
-      </w:r>
-      <w:r>
-        <w:t xml:space="preserve">auto-assign any cross-geo DR. Middle East</w:t>
-      </w:r>
-      <w:r>
-        <w:t xml:space="preserve"> </w:t>
-      </w:r>
-      <w:r>
-        <w:rPr>
-          <w:bCs/>
-          <w:b/>
-        </w:rPr>
-        <w:t xml:space="preserve">production may still exist</w:t>
-      </w:r>
-      <w:r>
-        <w:t xml:space="preserve"> </w:t>
-      </w:r>
-      <w:r>
-        <w:t xml:space="preserve">without DR (DR-014).</w:t>
-      </w:r>
-      <w:r>
-        <w:t xml:space="preserve"> </w:t>
-      </w:r>
-      <w:r>
         <w:t xml:space="preserve">-</w:t>
       </w:r>
       <w:r>
@@ -505,166 +510,70 @@
           <w:bCs/>
           <w:b/>
         </w:rPr>
-        <w:t xml:space="preserve">Switzerland North is a</w:t>
-      </w:r>
-      <w:r>
-        <w:rPr>
-          <w:bCs/>
-          <w:b/>
-        </w:rPr>
-        <w:t xml:space="preserve"> </w:t>
-      </w:r>
-      <w:r>
-        <w:rPr>
-          <w:iCs/>
-          <w:i/>
-          <w:bCs/>
-          <w:b/>
-        </w:rPr>
-        <w:t xml:space="preserve">pre-configured, conditional</w:t>
-      </w:r>
-      <w:r>
-        <w:rPr>
-          <w:bCs/>
-          <w:b/>
-        </w:rPr>
-        <w:t xml:space="preserve"> </w:t>
-      </w:r>
-      <w:r>
-        <w:rPr>
-          <w:bCs/>
-          <w:b/>
-        </w:rPr>
-        <w:t xml:space="preserve">cross-geo extension path only.</w:t>
-      </w:r>
-      <w:r>
-        <w:t xml:space="preserve"> </w:t>
-      </w:r>
-      <w:r>
-        <w:t xml:space="preserve">It is held in</w:t>
-      </w:r>
-      <w:r>
-        <w:t xml:space="preserve"> </w:t>
-      </w:r>
-      <w:r>
-        <w:rPr>
-          <w:rStyle w:val="VerbatimChar"/>
-        </w:rPr>
-        <w:t xml:space="preserve">PlacementPolicy</w:t>
-      </w:r>
-      <w:r>
-        <w:t xml:space="preserve"> </w:t>
-      </w:r>
-      <w:r>
-        <w:t xml:space="preserve">so that DR</w:t>
-      </w:r>
-      <w:r>
-        <w:t xml:space="preserve"> </w:t>
-      </w:r>
-      <w:r>
-        <w:rPr>
-          <w:iCs/>
-          <w:i/>
-        </w:rPr>
-        <w:t xml:space="preserve">can</w:t>
-      </w:r>
-      <w:r>
-        <w:t xml:space="preserve"> </w:t>
-      </w:r>
-      <w:r>
-        <w:t xml:space="preserve">be turned on quickly</w:t>
-      </w:r>
-      <w:r>
-        <w:t xml:space="preserve"> </w:t>
-      </w:r>
-      <w:r>
-        <w:rPr>
-          <w:bCs/>
-          <w:b/>
-        </w:rPr>
-        <w:t xml:space="preserve">if and only if Legal explicitly approves Middle East DR via DEC-001</w:t>
-      </w:r>
-      <w:r>
-        <w:t xml:space="preserve">. Until that approval is recorded, the extension path is</w:t>
-      </w:r>
-      <w:r>
-        <w:t xml:space="preserve"> </w:t>
-      </w:r>
-      <w:r>
-        <w:rPr>
-          <w:bCs/>
-          <w:b/>
-        </w:rPr>
-        <w:t xml:space="preserve">inactive</w:t>
-      </w:r>
-      <w:r>
-        <w:t xml:space="preserve"> </w:t>
-      </w:r>
-      <w:r>
-        <w:t xml:space="preserve">and the HC-10 canonical example below is a</w:t>
-      </w:r>
-      <w:r>
-        <w:t xml:space="preserve"> </w:t>
-      </w:r>
-      <w:r>
-        <w:rPr>
-          <w:iCs/>
-          <w:i/>
-        </w:rPr>
-        <w:t xml:space="preserve">conditional</w:t>
-      </w:r>
-      <w:r>
-        <w:t xml:space="preserve"> </w:t>
-      </w:r>
-      <w:r>
-        <w:t xml:space="preserve">design, not a live placement.</w:t>
-      </w:r>
-      <w:r>
-        <w:t xml:space="preserve"> </w:t>
-      </w:r>
-      <w:r>
-        <w:t xml:space="preserve">- The HC-10 Cross-Geo Extension mechanics and VR-6 below therefore describe the</w:t>
-      </w:r>
-      <w:r>
-        <w:t xml:space="preserve"> </w:t>
-      </w:r>
-      <w:r>
-        <w:rPr>
-          <w:bCs/>
-          <w:b/>
-        </w:rPr>
-        <w:t xml:space="preserve">approved-path behaviour that applies only after DEC-001 clears</w:t>
-      </w:r>
-      <w:r>
-        <w:t xml:space="preserve">; the</w:t>
-      </w:r>
-      <w:r>
-        <w:t xml:space="preserve"> </w:t>
-      </w:r>
-      <w:r>
-        <w:rPr>
-          <w:bCs/>
-          <w:b/>
-        </w:rPr>
-        <w:t xml:space="preserve">default legal state overrides them with</w:t>
-      </w:r>
-      <w:r>
-        <w:rPr>
-          <w:bCs/>
-          <w:b/>
-        </w:rPr>
-        <w:t xml:space="preserve"> </w:t>
-      </w:r>
-      <w:r>
-        <w:rPr>
-          <w:rStyle w:val="VerbatimChar"/>
-          <w:bCs/>
-          <w:b/>
-        </w:rPr>
-        <w:t xml:space="preserve">DR_NOT_OFFERED</w:t>
-      </w:r>
-      <w:r>
-        <w:t xml:space="preserve">. See ADR-001, ADR-005, the FDD Section 4.4/Section 8, the TDD Section 2.2/Section 9, and the Calculation Logic Reference Scenario 4.</w:t>
+        <w:t xml:space="preserve">The Europe DR region is weighted-selected among Europe Standard regions</w:t>
+      </w:r>
+      <w:r>
+        <w:t xml:space="preserve"> </w:t>
+      </w:r>
+      <w:r>
+        <w:t xml:space="preserve">(Switzerland North is the default example, not a fixed region). Changing the Europe destination set is a config change, no code change (REG-001/REG-002, HC-10).</w:t>
+      </w:r>
+      <w:r>
+        <w:t xml:space="preserve"> </w:t>
+      </w:r>
+      <w:r>
+        <w:t xml:space="preserve">-</w:t>
+      </w:r>
+      <w:r>
+        <w:t xml:space="preserve"> </w:t>
+      </w:r>
+      <w:r>
+        <w:rPr>
+          <w:bCs/>
+          <w:b/>
+        </w:rPr>
+        <w:t xml:space="preserve">The Europe destination sizes DR max-not-sum (DR-017)</w:t>
+      </w:r>
+      <w:r>
+        <w:t xml:space="preserve"> </w:t>
+      </w:r>
+      <w:r>
+        <w:t xml:space="preserve">across all sources failing over to it, including Middle East sources — this adds DR load to Europe.</w:t>
+      </w:r>
+      <w:r>
+        <w:t xml:space="preserve"> </w:t>
+      </w:r>
+      <w:r>
+        <w:t xml:space="preserve">-</w:t>
+      </w:r>
+      <w:r>
+        <w:t xml:space="preserve"> </w:t>
+      </w:r>
+      <w:r>
+        <w:rPr>
+          <w:bCs/>
+          <w:b/>
+        </w:rPr>
+        <w:t xml:space="preserve">CVAL co-locates with Prod locally (not with DR)</w:t>
+      </w:r>
+      <w:r>
+        <w:t xml:space="preserve">, so the CVAL-sacrifice DR bootstrap (DR-005/006) does</w:t>
+      </w:r>
+      <w:r>
+        <w:t xml:space="preserve"> </w:t>
+      </w:r>
+      <w:r>
+        <w:rPr>
+          <w:bCs/>
+          <w:b/>
+        </w:rPr>
+        <w:t xml:space="preserve">not</w:t>
+      </w:r>
+      <w:r>
+        <w:t xml:space="preserve"> </w:t>
+      </w:r>
+      <w:r>
+        <w:t xml:space="preserve">apply to the Middle East; ME DR uses dedicated reserved capacity in Europe. See ADR-001, ADR-005, the FDD Section 4.4/Section 8, the TDD Section 2.2/Section 9, and the Calculation Logic Reference Scenario 4.</w:t>
       </w:r>
     </w:p>
     <w:p>
@@ -1339,7 +1248,7 @@
           <w:bCs/>
           <w:b/>
         </w:rPr>
-        <w:t xml:space="preserve">With 2 regions (current model for Europe, Australia, Asia Pacific, Middle East):</w:t>
+        <w:t xml:space="preserve">With 2 regions (co-located model for Europe, Australia, Asia Pacific):</w:t>
       </w:r>
       <w:r>
         <w:br/>
@@ -1362,6 +1271,16 @@
       </w:r>
       <w:r>
         <w:t xml:space="preserve">(there is no third region to separate them). This is the normal outcome, not an exception (baseline PLC-010a). VR-1 (Prod ≠ DR) and VR-2 (Prod ≠ CVAL) still hold because Prod is in the other region; VR-3 (CVAL/DR co-location) is satisfied by design. HC-6/HC-7 combined-capacity checks apply to the shared co-located region.</w:t>
+      </w:r>
+      <w:r>
+        <w:t xml:space="preserve"> </w:t>
+      </w:r>
+      <w:r>
+        <w:rPr>
+          <w:bCs/>
+          <w:b/>
+        </w:rPr>
+        <w:t xml:space="preserve">[Amended v2.4]</w:t>
       </w:r>
       <w:r>
         <w:t xml:space="preserve"> </w:t>
@@ -1371,36 +1290,7 @@
           <w:iCs/>
           <w:i/>
         </w:rPr>
-        <w:t xml:space="preserve">(Middle East additionally carries</w:t>
-      </w:r>
-      <w:r>
-        <w:rPr>
-          <w:iCs/>
-          <w:i/>
-        </w:rPr>
-        <w:t xml:space="preserve"> </w:t>
-      </w:r>
-      <w:r>
-        <w:rPr>
-          <w:rStyle w:val="VerbatimChar"/>
-          <w:iCs/>
-          <w:i/>
-        </w:rPr>
-        <w:t xml:space="preserve">DR_NOT_OFFERED</w:t>
-      </w:r>
-      <w:r>
-        <w:rPr>
-          <w:iCs/>
-          <w:i/>
-        </w:rPr>
-        <w:t xml:space="preserve"> </w:t>
-      </w:r>
-      <w:r>
-        <w:rPr>
-          <w:iCs/>
-          <w:i/>
-        </w:rPr>
-        <w:t xml:space="preserve">until DEC-001 clears, in which case no DR region is assigned — a legal override, not a region-count outcome.)</w:t>
+        <w:t xml:space="preserve">(The Middle East does not follow this co-located pattern: Prod and CVAL co-locate in a Middle East region and DR is placed cross-geo in a weighted-selected Europe region — PLC-010b, DR-020, DEC-001 RESOLVED.)</w:t>
       </w:r>
     </w:p>
     <w:p>
@@ -2141,7 +2031,34 @@
         <w:rPr>
           <w:rStyle w:val="VerbatimChar"/>
         </w:rPr>
-        <w:t xml:space="preserve">             (target_dr_qty = customer_prod_vm_count × dr_ratio)</w:t>
+        <w:t xml:space="preserve">             (target_dr_qty = customer's configured DR bootstrap target — DR-007/ENV-005,</w:t>
+      </w:r>
+      <w:r>
+        <w:br/>
+      </w:r>
+      <w:r>
+        <w:rPr>
+          <w:rStyle w:val="VerbatimChar"/>
+        </w:rPr>
+        <w:t xml:space="preserve">              configurable per workload/product/region; NOT a fixed dr_ratio. Destination-region</w:t>
+      </w:r>
+      <w:r>
+        <w:br/>
+      </w:r>
+      <w:r>
+        <w:rPr>
+          <w:rStyle w:val="VerbatimChar"/>
+        </w:rPr>
+        <w:t xml:space="preserve">              DR floor is sized max-not-sum: MAX(source portions), A.6/DR-017. The former fixed</w:t>
+      </w:r>
+      <w:r>
+        <w:br/>
+      </w:r>
+      <w:r>
+        <w:rPr>
+          <w:rStyle w:val="VerbatimChar"/>
+        </w:rPr>
+        <w:t xml:space="preserve">              30–40% dr_ratio model is superseded — see Calc Logic Reference Scenario 15 → 17.)</w:t>
       </w:r>
     </w:p>
     <w:bookmarkEnd w:id="35"/>
@@ -2448,7 +2365,7 @@
         <w:rPr>
           <w:rStyle w:val="VerbatimChar"/>
         </w:rPr>
-        <w:t xml:space="preserve">  DR_Floor_vCPU(R)              = potential_dr_demand(R) × vCPU × dr_ratio_max</w:t>
+        <w:t xml:space="preserve">  DR_Floor_vCPU(R)              = Destination_DR_Requirement(R) × vCPU   # max-not-sum (A.6/DR-017); NOT potential_dr_demand × dr_ratio_max</w:t>
       </w:r>
       <w:r>
         <w:br/>
@@ -3086,7 +3003,7 @@
               <w:jc w:val="left"/>
             </w:pPr>
             <w:r>
-              <w:t xml:space="preserve">⚠️ Separation-eligible, but</w:t>
+              <w:t xml:space="preserve">✅</w:t>
             </w:r>
             <w:r>
               <w:t xml:space="preserve"> </w:t>
@@ -3096,28 +3013,13 @@
                 <w:bCs/>
                 <w:b/>
               </w:rPr>
-              <w:t xml:space="preserve">inactive</w:t>
+              <w:t xml:space="preserve">[Amended v2.4]</w:t>
             </w:r>
             <w:r>
               <w:t xml:space="preserve"> </w:t>
             </w:r>
             <w:r>
-              <w:t xml:space="preserve">— Middle East DR is</w:t>
-            </w:r>
-            <w:r>
-              <w:t xml:space="preserve"> </w:t>
-            </w:r>
-            <w:r>
-              <w:rPr>
-                <w:rStyle w:val="VerbatimChar"/>
-              </w:rPr>
-              <w:t xml:space="preserve">DR_NOT_OFFERED</w:t>
-            </w:r>
-            <w:r>
-              <w:t xml:space="preserve"> </w:t>
-            </w:r>
-            <w:r>
-              <w:t xml:space="preserve">pending DEC-001 (DR-014); usable only after legal approval</w:t>
+              <w:t xml:space="preserve">Active cross-geo DR path — Middle East DR into a weighted-selected Europe region (Switzerland North is the default example); DR-020, PLC-010b, DEC-001 RESOLVED</w:t>
             </w:r>
           </w:p>
         </w:tc>
@@ -3851,7 +3753,7 @@
         <w:rPr>
           <w:rStyle w:val="VerbatimChar"/>
         </w:rPr>
-        <w:t xml:space="preserve">  customer_requested_dr_slots = prod_vm_count × dr_ratio_max</w:t>
+        <w:t xml:space="preserve">  customer_requested_dr_slots = customer's configured DR bootstrap target (dr_bootstrap_qty)</w:t>
       </w:r>
       <w:r>
         <w:br/>
@@ -3866,10 +3768,13 @@
         <w:br/>
       </w:r>
       <w:r>
+        <w:br/>
+      </w:r>
+      <w:r>
         <w:rPr>
           <w:rStyle w:val="VerbatimChar"/>
         </w:rPr>
-        <w:t xml:space="preserve">  </w:t>
+        <w:t xml:space="preserve">  dr_bootstrap_qty = configurable DR bootstrap target per workload/product/region</w:t>
       </w:r>
       <w:r>
         <w:br/>
@@ -3878,7 +3783,43 @@
         <w:rPr>
           <w:rStyle w:val="VerbatimChar"/>
         </w:rPr>
-        <w:t xml:space="preserve">  dr_ratio_max = 0.40  (policy constant — upper bound for DR-to-Prod ratio)</w:t>
+        <w:t xml:space="preserve">                     (DR-007, ENV-005, C-1) — "enough to bootstrap; used-is-free".</w:t>
+      </w:r>
+      <w:r>
+        <w:br/>
+      </w:r>
+      <w:r>
+        <w:rPr>
+          <w:rStyle w:val="VerbatimChar"/>
+        </w:rPr>
+        <w:t xml:space="preserve">                     There is NO fixed DR-to-Prod ratio. The destination-region DR floor</w:t>
+      </w:r>
+      <w:r>
+        <w:br/>
+      </w:r>
+      <w:r>
+        <w:rPr>
+          <w:rStyle w:val="VerbatimChar"/>
+        </w:rPr>
+        <w:t xml:space="preserve">                     is sized max-not-sum (Destination_DR_Requirement(R) = MAX(source</w:t>
+      </w:r>
+      <w:r>
+        <w:br/>
+      </w:r>
+      <w:r>
+        <w:rPr>
+          <w:rStyle w:val="VerbatimChar"/>
+        </w:rPr>
+        <w:t xml:space="preserve">                     portions), A.6/DR-017). The former fixed dr_ratio (0.30–0.40) model</w:t>
+      </w:r>
+      <w:r>
+        <w:br/>
+      </w:r>
+      <w:r>
+        <w:rPr>
+          <w:rStyle w:val="VerbatimChar"/>
+        </w:rPr>
+        <w:t xml:space="preserve">                     is superseded — Calc Logic Reference Scenario 15 → Scenario 17.</w:t>
       </w:r>
     </w:p>
     <w:bookmarkEnd w:id="54"/>
@@ -4049,7 +3990,7 @@
         <w:rPr>
           <w:rStyle w:val="NormalTok"/>
         </w:rPr>
-        <w:t xml:space="preserve"> validate_HC6_DR_coverage_floor(region, customer_prod_vm_count):</w:t>
+        <w:t xml:space="preserve"> validate_HC6_DR_coverage_floor(region, customer_dr_bootstrap_qty):</w:t>
       </w:r>
       <w:r>
         <w:br/>
@@ -4076,12 +4017,51 @@
         <w:br/>
       </w:r>
       <w:r>
+        <w:br/>
+      </w:r>
+      <w:r>
         <w:rPr>
           <w:rStyle w:val="NormalTok"/>
         </w:rPr>
         <w:t xml:space="preserve">    </w:t>
       </w:r>
       <w:r>
+        <w:rPr>
+          <w:rStyle w:val="CommentTok"/>
+        </w:rPr>
+        <w:t xml:space="preserve"># DR demand is the customer's configured bootstrap target (DR-007/ENV-005),</w:t>
+      </w:r>
+      <w:r>
+        <w:br/>
+      </w:r>
+      <w:r>
+        <w:rPr>
+          <w:rStyle w:val="NormalTok"/>
+        </w:rPr>
+        <w:t xml:space="preserve">    </w:t>
+      </w:r>
+      <w:r>
+        <w:rPr>
+          <w:rStyle w:val="CommentTok"/>
+        </w:rPr>
+        <w:t xml:space="preserve"># NOT prod_vm_count × a fixed dr_ratio. The destination DR floor is sized</w:t>
+      </w:r>
+      <w:r>
+        <w:br/>
+      </w:r>
+      <w:r>
+        <w:rPr>
+          <w:rStyle w:val="NormalTok"/>
+        </w:rPr>
+        <w:t xml:space="preserve">    </w:t>
+      </w:r>
+      <w:r>
+        <w:rPr>
+          <w:rStyle w:val="CommentTok"/>
+        </w:rPr>
+        <w:t xml:space="preserve"># max-not-sum: MAX(source portions) per A.6/DR-017 (see Scenario 17).</w:t>
+      </w:r>
+      <w:r>
         <w:br/>
       </w:r>
       <w:r>
@@ -4100,34 +4080,10 @@
         <w:rPr>
           <w:rStyle w:val="NormalTok"/>
         </w:rPr>
-        <w:t xml:space="preserve"> customer_prod_vm_count </w:t>
-      </w:r>
-      <w:r>
-        <w:rPr>
-          <w:rStyle w:val="OperatorTok"/>
-        </w:rPr>
-        <w:t xml:space="preserve">*</w:t>
-      </w:r>
-      <w:r>
-        <w:rPr>
-          <w:rStyle w:val="NormalTok"/>
-        </w:rPr>
-        <w:t xml:space="preserve"> DR_RATIO_MAX  </w:t>
-      </w:r>
-      <w:r>
-        <w:rPr>
-          <w:rStyle w:val="CommentTok"/>
-        </w:rPr>
-        <w:t xml:space="preserve"># 0.40</w:t>
-      </w:r>
-      <w:r>
-        <w:br/>
-      </w:r>
-      <w:r>
-        <w:rPr>
-          <w:rStyle w:val="NormalTok"/>
-        </w:rPr>
-        <w:t xml:space="preserve">    </w:t>
+        <w:t xml:space="preserve"> customer_dr_bootstrap_qty</w:t>
+      </w:r>
+      <w:r>
+        <w:br/>
       </w:r>
       <w:r>
         <w:br/>
@@ -4294,13 +4250,38 @@
           <w:bCs/>
           <w:b/>
         </w:rPr>
-        <w:t xml:space="preserve">dr_ratio_min:</w:t>
-      </w:r>
-      <w:r>
-        <w:t xml:space="preserve"> </w:t>
-      </w:r>
-      <w:r>
-        <w:t xml:space="preserve">0.30 (minimum DR-to-Prod ratio)</w:t>
+        <w:t xml:space="preserve">dr_bootstrap_qty:</w:t>
+      </w:r>
+      <w:r>
+        <w:t xml:space="preserve"> </w:t>
+      </w:r>
+      <w:r>
+        <w:t xml:space="preserve">configurable DR bootstrap target per workload/product/region (DR-007, ENV-005, C-1) —</w:t>
+      </w:r>
+      <w:r>
+        <w:t xml:space="preserve"> </w:t>
+      </w:r>
+      <w:r>
+        <w:t xml:space="preserve">“</w:t>
+      </w:r>
+      <w:r>
+        <w:t xml:space="preserve">enough to bootstrap; used-is-free</w:t>
+      </w:r>
+      <w:r>
+        <w:t xml:space="preserve">”</w:t>
+      </w:r>
+      <w:r>
+        <w:t xml:space="preserve">.</w:t>
+      </w:r>
+      <w:r>
+        <w:t xml:space="preserve"> </w:t>
+      </w:r>
+      <w:r>
+        <w:rPr>
+          <w:bCs/>
+          <w:b/>
+        </w:rPr>
+        <w:t xml:space="preserve">No fixed DR-to-Prod ratio.</w:t>
       </w:r>
     </w:p>
     <w:p>
@@ -4316,35 +4297,108 @@
           <w:bCs/>
           <w:b/>
         </w:rPr>
-        <w:t xml:space="preserve">dr_ratio_max:</w:t>
-      </w:r>
-      <w:r>
-        <w:t xml:space="preserve"> </w:t>
-      </w:r>
-      <w:r>
-        <w:t xml:space="preserve">0.40 (maximum DR-to-Prod ratio, used in HC-6 floor calculation)</w:t>
-      </w:r>
-    </w:p>
-    <w:p>
-      <w:pPr>
-        <w:numPr>
-          <w:ilvl w:val="0"/>
-          <w:numId w:val="1011"/>
-        </w:numPr>
-        <w:pStyle w:val="Compact"/>
-      </w:pPr>
-      <w:r>
-        <w:rPr>
-          <w:bCs/>
-          <w:b/>
-        </w:rPr>
-        <w:t xml:space="preserve">dr_ratio_target:</w:t>
-      </w:r>
-      <w:r>
-        <w:t xml:space="preserve"> </w:t>
-      </w:r>
-      <w:r>
-        <w:t xml:space="preserve">0.35 (recommended ratio)</w:t>
+        <w:t xml:space="preserve">Destination DR sizing:</w:t>
+      </w:r>
+      <w:r>
+        <w:t xml:space="preserve"> </w:t>
+      </w:r>
+      <w:r>
+        <w:t xml:space="preserve">max-not-sum —</w:t>
+      </w:r>
+      <w:r>
+        <w:t xml:space="preserve"> </w:t>
+      </w:r>
+      <w:r>
+        <w:rPr>
+          <w:rStyle w:val="VerbatimChar"/>
+        </w:rPr>
+        <w:t xml:space="preserve">Destination_DR_Requirement(R) = MAX(source portions failing over to R)</w:t>
+      </w:r>
+      <w:r>
+        <w:t xml:space="preserve"> </w:t>
+      </w:r>
+      <w:r>
+        <w:t xml:space="preserve">(A.6 / DR-017 / Calc Logic Reference Scenario 17). A per-scope</w:t>
+      </w:r>
+      <w:r>
+        <w:t xml:space="preserve"> </w:t>
+      </w:r>
+      <w:r>
+        <w:rPr>
+          <w:rStyle w:val="VerbatimChar"/>
+        </w:rPr>
+        <w:t xml:space="preserve">SUM</w:t>
+      </w:r>
+      <w:r>
+        <w:t xml:space="preserve"> </w:t>
+      </w:r>
+      <w:r>
+        <w:t xml:space="preserve">override is available only where a contract requires concurrent-failure protection (C-11).</w:t>
+      </w:r>
+    </w:p>
+    <w:p>
+      <w:pPr>
+        <w:pStyle w:val="BlockText"/>
+      </w:pPr>
+      <w:r>
+        <w:rPr>
+          <w:bCs/>
+          <w:b/>
+        </w:rPr>
+        <w:t xml:space="preserve">Superseded — do not use.</w:t>
+      </w:r>
+      <w:r>
+        <w:t xml:space="preserve"> </w:t>
+      </w:r>
+      <w:r>
+        <w:t xml:space="preserve">The former fixed</w:t>
+      </w:r>
+      <w:r>
+        <w:t xml:space="preserve"> </w:t>
+      </w:r>
+      <w:r>
+        <w:rPr>
+          <w:rStyle w:val="VerbatimChar"/>
+        </w:rPr>
+        <w:t xml:space="preserve">dr_ratio_min/max/target</w:t>
+      </w:r>
+      <w:r>
+        <w:t xml:space="preserve"> </w:t>
+      </w:r>
+      <w:r>
+        <w:t xml:space="preserve">(0.30/0.40/0.35) DR-to-Prod ratio model is</w:t>
+      </w:r>
+      <w:r>
+        <w:t xml:space="preserve"> </w:t>
+      </w:r>
+      <w:r>
+        <w:rPr>
+          <w:bCs/>
+          <w:b/>
+        </w:rPr>
+        <w:t xml:space="preserve">retired</w:t>
+      </w:r>
+      <w:r>
+        <w:t xml:space="preserve"> </w:t>
+      </w:r>
+      <w:r>
+        <w:t xml:space="preserve">(Calc Logic Reference Scenario 15). It produced idle reserves estimated at</w:t>
+      </w:r>
+      <w:r>
+        <w:t xml:space="preserve"> </w:t>
+      </w:r>
+      <w:r>
+        <w:rPr>
+          <w:bCs/>
+          <w:b/>
+        </w:rPr>
+        <w:t xml:space="preserve">$1.5M–$5M/year</w:t>
+      </w:r>
+      <w:r>
+        <w:t xml:space="preserve"> </w:t>
+      </w:r>
+      <w:r>
+        <w:t xml:space="preserve">at platform scale (Requirements Baseline Appendix D) and is no longer used in any HC-6/HC-7 calculation.</w:t>
       </w:r>
     </w:p>
     <w:bookmarkEnd w:id="58"/>
@@ -4371,7 +4425,7 @@
         <w:t xml:space="preserve"> </w:t>
       </w:r>
       <w:r>
-        <w:t xml:space="preserve">from Decision D8 (NonProd/DR co-location)</w:t>
+        <w:t xml:space="preserve">from Decision D8 (NonProd/DR co-location); DR sizing per max-not-sum (Scenario 17, DR-017)</w:t>
       </w:r>
     </w:p>
     <w:p>
@@ -4702,7 +4756,7 @@
           <w:bCs/>
           <w:b/>
         </w:rPr>
-        <w:t xml:space="preserve">DR Floor (per region):</w:t>
+        <w:t xml:space="preserve">DR Floor (per region) — max-not-sum (A.6 / DR-017):</w:t>
       </w:r>
     </w:p>
     <w:p>
@@ -4713,7 +4767,7 @@
         <w:rPr>
           <w:rStyle w:val="VerbatimChar"/>
         </w:rPr>
-        <w:t xml:space="preserve">DR_Floor_vCPU(R) = potential_dr_demand(R) × vCPU_per_instance × dr_ratio_max</w:t>
+        <w:t xml:space="preserve">DR_Floor_vCPU(R) = Destination_DR_Requirement(R) × vCPU_per_instance</w:t>
       </w:r>
       <w:r>
         <w:br/>
@@ -4734,7 +4788,7 @@
         <w:rPr>
           <w:rStyle w:val="VerbatimChar"/>
         </w:rPr>
-        <w:t xml:space="preserve">  potential_dr_demand(R) = Σ prod_crg.quantity for all Prod CRGs that could fail over to region R</w:t>
+        <w:t xml:space="preserve">  Destination_DR_Requirement(R) = MAX( source_portion(s) for every Prod CRG that could fail over to R )</w:t>
       </w:r>
       <w:r>
         <w:br/>
@@ -4743,7 +4797,95 @@
         <w:rPr>
           <w:rStyle w:val="VerbatimChar"/>
         </w:rPr>
-        <w:t xml:space="preserve">  dr_ratio_max           = 0.40</w:t>
+        <w:t xml:space="preserve">                                  # non-concurrent single-failure assumption (DR-001):</w:t>
+      </w:r>
+      <w:r>
+        <w:br/>
+      </w:r>
+      <w:r>
+        <w:rPr>
+          <w:rStyle w:val="VerbatimChar"/>
+        </w:rPr>
+        <w:t xml:space="preserve">                                  # size to the LARGEST single source, not the sum.</w:t>
+      </w:r>
+      <w:r>
+        <w:br/>
+      </w:r>
+      <w:r>
+        <w:rPr>
+          <w:rStyle w:val="VerbatimChar"/>
+        </w:rPr>
+        <w:t xml:space="preserve">                                  # each source_portion is that source's configured DR bootstrap</w:t>
+      </w:r>
+      <w:r>
+        <w:br/>
+      </w:r>
+      <w:r>
+        <w:rPr>
+          <w:rStyle w:val="VerbatimChar"/>
+        </w:rPr>
+        <w:t xml:space="preserve">                                  # quantity (DR-007) — not prod_qty × a fixed ratio.</w:t>
+      </w:r>
+    </w:p>
+    <w:p>
+      <w:pPr>
+        <w:pStyle w:val="BlockText"/>
+      </w:pPr>
+      <w:r>
+        <w:rPr>
+          <w:bCs/>
+          <w:b/>
+        </w:rPr>
+        <w:t xml:space="preserve">Superseded — do not use.</w:t>
+      </w:r>
+      <w:r>
+        <w:t xml:space="preserve"> </w:t>
+      </w:r>
+      <w:r>
+        <w:t xml:space="preserve">The former</w:t>
+      </w:r>
+      <w:r>
+        <w:t xml:space="preserve"> </w:t>
+      </w:r>
+      <w:r>
+        <w:rPr>
+          <w:rStyle w:val="VerbatimChar"/>
+        </w:rPr>
+        <w:t xml:space="preserve">DR_Floor_vCPU(R) = potential_dr_demand(R) × vCPU × dr_ratio_max</w:t>
+      </w:r>
+      <w:r>
+        <w:t xml:space="preserve"> </w:t>
+      </w:r>
+      <w:r>
+        <w:t xml:space="preserve">(SUM of sources × fixed 0.40) is</w:t>
+      </w:r>
+      <w:r>
+        <w:t xml:space="preserve"> </w:t>
+      </w:r>
+      <w:r>
+        <w:rPr>
+          <w:bCs/>
+          <w:b/>
+        </w:rPr>
+        <w:t xml:space="preserve">retired</w:t>
+      </w:r>
+      <w:r>
+        <w:t xml:space="preserve">. The destination DR floor is now the largest single protected source (max-not-sum), not the sum of all sources scaled by a fixed ratio (Calc Logic Reference Scenario 15 → Scenario 17). A per-scope</w:t>
+      </w:r>
+      <w:r>
+        <w:t xml:space="preserve"> </w:t>
+      </w:r>
+      <w:r>
+        <w:rPr>
+          <w:rStyle w:val="VerbatimChar"/>
+        </w:rPr>
+        <w:t xml:space="preserve">SUM</w:t>
+      </w:r>
+      <w:r>
+        <w:t xml:space="preserve"> </w:t>
+      </w:r>
+      <w:r>
+        <w:t xml:space="preserve">override (C-11) remains only for contractual concurrent-failure protection.</w:t>
       </w:r>
     </w:p>
     <w:bookmarkEnd w:id="64"/>
@@ -4779,6 +4921,40 @@
       <w:r>
         <w:t xml:space="preserve">- Base subscription quota limit: 200 vCPU</w:t>
       </w:r>
+      <w:r>
+        <w:t xml:space="preserve"> </w:t>
+      </w:r>
+      <w:r>
+        <w:t xml:space="preserve">- Sources that could fail over to this region R, with their configured DR bootstrap portions (DR-007):</w:t>
+      </w:r>
+      <w:r>
+        <w:t xml:space="preserve"> </w:t>
+      </w:r>
+      <w:r>
+        <w:t xml:space="preserve">- Source A (this customer):</w:t>
+      </w:r>
+      <w:r>
+        <w:t xml:space="preserve"> </w:t>
+      </w:r>
+      <w:r>
+        <w:rPr>
+          <w:bCs/>
+          <w:b/>
+        </w:rPr>
+        <w:t xml:space="preserve">32 VMs</w:t>
+      </w:r>
+      <w:r>
+        <w:t xml:space="preserve"> </w:t>
+      </w:r>
+      <w:r>
+        <w:t xml:space="preserve">← largest source</w:t>
+      </w:r>
+      <w:r>
+        <w:t xml:space="preserve"> </w:t>
+      </w:r>
+      <w:r>
+        <w:t xml:space="preserve">- Source B: 24 VMs</w:t>
+      </w:r>
     </w:p>
     <w:p>
       <w:pPr>
@@ -4845,7 +5021,7 @@
           <w:bCs/>
           <w:b/>
         </w:rPr>
-        <w:t xml:space="preserve">DR Floor Calculation:</w:t>
+        <w:t xml:space="preserve">DR Floor Calculation (max-not-sum, A.6/DR-017):</w:t>
       </w:r>
     </w:p>
     <w:p>
@@ -4856,7 +5032,34 @@
         <w:rPr>
           <w:rStyle w:val="VerbatimChar"/>
         </w:rPr>
-        <w:t xml:space="preserve">DR_Floor_vCPU = 80 VMs × 2 vCPU × 0.40 = 64 vCPU</w:t>
+        <w:t xml:space="preserve">Destination_DR_Requirement(R) = MAX(32 VMs, 24 VMs) = 32 VMs   # NOT SUM = 56 VMs</w:t>
+      </w:r>
+      <w:r>
+        <w:br/>
+      </w:r>
+      <w:r>
+        <w:rPr>
+          <w:rStyle w:val="VerbatimChar"/>
+        </w:rPr>
+        <w:t xml:space="preserve">DR_Floor_vCPU = Destination_DR_Requirement(R) × vCPU_per_instance = 32 VMs × 2 vCPU = 64 vCPU</w:t>
+      </w:r>
+      <w:r>
+        <w:br/>
+      </w:r>
+      <w:r>
+        <w:rPr>
+          <w:rStyle w:val="VerbatimChar"/>
+        </w:rPr>
+        <w:t xml:space="preserve"># (Under the retired fixed-ratio model this would have been 80 VMs × 2 vCPU × 0.40 = 64 vCPU</w:t>
+      </w:r>
+      <w:r>
+        <w:br/>
+      </w:r>
+      <w:r>
+        <w:rPr>
+          <w:rStyle w:val="VerbatimChar"/>
+        </w:rPr>
+        <w:t xml:space="preserve">#  for a single source, but SUM-scaling multiple sources over-provisions — see Scenario 17.)</w:t>
       </w:r>
     </w:p>
     <w:p>
@@ -5884,31 +6087,41 @@
               <w:jc w:val="left"/>
             </w:pPr>
             <w:r>
-              <w:t xml:space="preserve">2-region</w:t>
-            </w:r>
-          </w:p>
-        </w:tc>
-        <w:tc>
-          <w:tcPr/>
-          <w:p>
-            <w:pPr>
-              <w:pStyle w:val="Compact"/>
-              <w:jc w:val="left"/>
-            </w:pPr>
-            <w:r>
-              <w:t xml:space="preserve">UAE North, Saudi Arabia Central</w:t>
-            </w:r>
-          </w:p>
-        </w:tc>
-        <w:tc>
-          <w:tcPr/>
-          <w:p>
-            <w:pPr>
-              <w:pStyle w:val="Compact"/>
-              <w:jc w:val="left"/>
-            </w:pPr>
-            <w:r>
-              <w:t xml:space="preserve">East US, Switzerland North*</w:t>
+              <w:rPr>
+                <w:bCs/>
+                <w:b/>
+              </w:rPr>
+              <w:t xml:space="preserve">[Amended v2.4]</w:t>
+            </w:r>
+            <w:r>
+              <w:t xml:space="preserve"> </w:t>
+            </w:r>
+            <w:r>
+              <w:t xml:space="preserve">cross-geo DR</w:t>
+            </w:r>
+          </w:p>
+        </w:tc>
+        <w:tc>
+          <w:tcPr/>
+          <w:p>
+            <w:pPr>
+              <w:pStyle w:val="Compact"/>
+              <w:jc w:val="left"/>
+            </w:pPr>
+            <w:r>
+              <w:t xml:space="preserve">UAE North, Saudi Arabia Central (Prod+CVAL) + weighted-selected Europe region (DR)</w:t>
+            </w:r>
+          </w:p>
+        </w:tc>
+        <w:tc>
+          <w:tcPr/>
+          <w:p>
+            <w:pPr>
+              <w:pStyle w:val="Compact"/>
+              <w:jc w:val="left"/>
+            </w:pPr>
+            <w:r>
+              <w:t xml:space="preserve">East US*</w:t>
             </w:r>
           </w:p>
         </w:tc>
@@ -5919,7 +6132,23 @@
         <w:pStyle w:val="BodyText"/>
       </w:pPr>
       <w:r>
-        <w:t xml:space="preserve">*Switzerland North becomes eligible for the Middle East only via the</w:t>
+        <w:t xml:space="preserve">*Europe Standard regions become eligible for the Middle East as</w:t>
+      </w:r>
+      <w:r>
+        <w:t xml:space="preserve"> </w:t>
+      </w:r>
+      <w:r>
+        <w:rPr>
+          <w:bCs/>
+          <w:b/>
+        </w:rPr>
+        <w:t xml:space="preserve">DR destinations only</w:t>
+      </w:r>
+      <w:r>
+        <w:t xml:space="preserve"> </w:t>
+      </w:r>
+      <w:r>
+        <w:t xml:space="preserve">(not for Prod) via the</w:t>
       </w:r>
       <w:r>
         <w:t xml:space="preserve"> </w:t>
@@ -5932,41 +6161,7 @@
         <w:t xml:space="preserve">HC-10 Cross-Geo Extension Path</w:t>
       </w:r>
       <w:r>
-        <w:t xml:space="preserve"> </w:t>
-      </w:r>
-      <w:r>
-        <w:t xml:space="preserve">for DR, not for Prod — and that path is</w:t>
-      </w:r>
-      <w:r>
-        <w:t xml:space="preserve"> </w:t>
-      </w:r>
-      <w:r>
-        <w:rPr>
-          <w:bCs/>
-          <w:b/>
-        </w:rPr>
-        <w:t xml:space="preserve">inactive</w:t>
-      </w:r>
-      <w:r>
-        <w:t xml:space="preserve"> </w:t>
-      </w:r>
-      <w:r>
-        <w:t xml:space="preserve">while ME DR is</w:t>
-      </w:r>
-      <w:r>
-        <w:t xml:space="preserve"> </w:t>
-      </w:r>
-      <w:r>
-        <w:rPr>
-          <w:rStyle w:val="VerbatimChar"/>
-        </w:rPr>
-        <w:t xml:space="preserve">DR_NOT_OFFERED</w:t>
-      </w:r>
-      <w:r>
-        <w:t xml:space="preserve"> </w:t>
-      </w:r>
-      <w:r>
-        <w:t xml:space="preserve">(DR-014, pending DEC-001 legal approval).</w:t>
+        <w:t xml:space="preserve">, weighted-selected (DR-020, PLC-010b, DEC-001 RESOLVED).</w:t>
       </w:r>
     </w:p>
     <w:p>
@@ -7187,62 +7382,58 @@
               <w:jc w:val="left"/>
             </w:pPr>
             <w:r>
-              <w:t xml:space="preserve">Switzerland North</w:t>
-            </w:r>
-            <w:r>
-              <w:t xml:space="preserve"> </w:t>
-            </w:r>
-            <w:r>
               <w:rPr>
                 <w:bCs/>
                 <w:b/>
               </w:rPr>
-              <w:t xml:space="preserve">(inactive — gated by DEC-001)</w:t>
-            </w:r>
-          </w:p>
-        </w:tc>
-        <w:tc>
-          <w:tcPr/>
-          <w:p>
-            <w:pPr>
-              <w:pStyle w:val="Compact"/>
-              <w:jc w:val="left"/>
-            </w:pPr>
-            <w:r>
-              <w:t xml:space="preserve">Middle East has only 2 regions (UAE North, Saudi Arabia); a 3-region model</w:t>
+              <w:t xml:space="preserve">[Amended v2.4]</w:t>
             </w:r>
             <w:r>
               <w:t xml:space="preserve"> </w:t>
             </w:r>
             <w:r>
+              <w:t xml:space="preserve">Weighted-selected Europe Standard region (Switzerland North = default example)</w:t>
+            </w:r>
+          </w:p>
+        </w:tc>
+        <w:tc>
+          <w:tcPr/>
+          <w:p>
+            <w:pPr>
+              <w:pStyle w:val="Compact"/>
+              <w:jc w:val="left"/>
+            </w:pPr>
+            <w:r>
+              <w:t xml:space="preserve">Middle East has only 2 regions (UAE North, Saudi Arabia Central) hosting Prod+CVAL co-located;</w:t>
+            </w:r>
+            <w:r>
+              <w:t xml:space="preserve"> </w:t>
+            </w:r>
+            <w:r>
               <w:rPr>
-                <w:iCs/>
-                <w:i/>
-              </w:rPr>
-              <w:t xml:space="preserve">would</w:t>
-            </w:r>
-            <w:r>
-              <w:t xml:space="preserve"> </w:t>
-            </w:r>
-            <w:r>
-              <w:t xml:space="preserve">need cross-geo DR, but ME DR is currently</w:t>
-            </w:r>
-            <w:r>
-              <w:t xml:space="preserve"> </w:t>
-            </w:r>
-            <w:r>
-              <w:rPr>
-                <w:rStyle w:val="VerbatimChar"/>
                 <w:bCs/>
                 <w:b/>
               </w:rPr>
-              <w:t xml:space="preserve">DR_NOT_OFFERED</w:t>
+              <w:t xml:space="preserve">DR is placed cross-geo in a weighted-selected Europe region</w:t>
             </w:r>
             <w:r>
               <w:t xml:space="preserve"> </w:t>
             </w:r>
             <w:r>
-              <w:t xml:space="preserve">(data-sovereignty/residency, DR-014). Path stays inactive until Legal approves DR (DEC-001).</w:t>
+              <w:t xml:space="preserve">(DR-020, PLC-010b). DEC-001</w:t>
+            </w:r>
+            <w:r>
+              <w:t xml:space="preserve"> </w:t>
+            </w:r>
+            <w:r>
+              <w:rPr>
+                <w:bCs/>
+                <w:b/>
+              </w:rPr>
+              <w:t xml:space="preserve">RESOLVED</w:t>
+            </w:r>
+            <w:r>
+              <w:t xml:space="preserve">: ME DR is offered cross-geo into Europe.</w:t>
             </w:r>
           </w:p>
         </w:tc>
@@ -7349,13 +7540,13 @@
       </w:tr>
     </w:tbl>
     <w:bookmarkEnd w:id="89"/>
-    <w:bookmarkStart w:id="90" w:name="Xf09ef4d2e18905e9e654cfa9966b9966dd14595"/>
+    <w:bookmarkStart w:id="90" w:name="X53d25732d4bf885454454988d42822972d16fac"/>
     <w:p>
       <w:pPr>
         <w:pStyle w:val="Heading4"/>
       </w:pPr>
       <w:r>
-        <w:t xml:space="preserve">Middle East Three-Region Placement (Conditional Example — gated by DEC-001)</w:t>
+        <w:t xml:space="preserve">Middle East Cross-Geo DR Placement (Active — DEC-001 RESOLVED, v2.4)</w:t>
       </w:r>
     </w:p>
     <w:p>
@@ -7367,13 +7558,88 @@
           <w:bCs/>
           <w:b/>
         </w:rPr>
-        <w:t xml:space="preserve">This example applies ONLY if Legal approves Middle East DR (DEC-001).</w:t>
-      </w:r>
-      <w:r>
-        <w:t xml:space="preserve"> </w:t>
-      </w:r>
-      <w:r>
-        <w:t xml:space="preserve">As it stands, the current legal position is</w:t>
+        <w:t xml:space="preserve">[Amended v2.4] This is now the active Middle East placement.</w:t>
+      </w:r>
+      <w:r>
+        <w:t xml:space="preserve"> </w:t>
+      </w:r>
+      <w:r>
+        <w:t xml:space="preserve">DEC-001 is</w:t>
+      </w:r>
+      <w:r>
+        <w:t xml:space="preserve"> </w:t>
+      </w:r>
+      <w:r>
+        <w:rPr>
+          <w:bCs/>
+          <w:b/>
+        </w:rPr>
+        <w:t xml:space="preserve">RESOLVED</w:t>
+      </w:r>
+      <w:r>
+        <w:t xml:space="preserve">: Middle East DR is offered cross-geo into Europe. Prod and CVAL co-locate in a weighted-selected Middle East region (separate CRGs), and</w:t>
+      </w:r>
+      <w:r>
+        <w:t xml:space="preserve"> </w:t>
+      </w:r>
+      <w:r>
+        <w:rPr>
+          <w:bCs/>
+          <w:b/>
+        </w:rPr>
+        <w:t xml:space="preserve">DR is placed cross-geo in a weighted-selected Europe Standard region</w:t>
+      </w:r>
+      <w:r>
+        <w:t xml:space="preserve"> </w:t>
+      </w:r>
+      <w:r>
+        <w:t xml:space="preserve">(DR-020, PLC-010b, A-ME1). The Europe destination sizes DR max-not-sum (DR-017).</w:t>
+      </w:r>
+    </w:p>
+    <w:p>
+      <w:pPr>
+        <w:pStyle w:val="FirstParagraph"/>
+      </w:pPr>
+      <w:r>
+        <w:rPr>
+          <w:bCs/>
+          <w:b/>
+        </w:rPr>
+        <w:t xml:space="preserve">Inputs:</w:t>
+      </w:r>
+      <w:r>
+        <w:t xml:space="preserve"> </w:t>
+      </w:r>
+      <w:r>
+        <w:t xml:space="preserve">- Customer geography: Middle East</w:t>
+      </w:r>
+      <w:r>
+        <w:t xml:space="preserve"> </w:t>
+      </w:r>
+      <w:r>
+        <w:t xml:space="preserve">- Available Middle East Standard regions: UAE North, Saudi Arabia Central (2 only)</w:t>
+      </w:r>
+      <w:r>
+        <w:t xml:space="preserve"> </w:t>
+      </w:r>
+      <w:r>
+        <w:t xml:space="preserve">-</w:t>
+      </w:r>
+      <w:r>
+        <w:t xml:space="preserve"> </w:t>
+      </w:r>
+      <w:r>
+        <w:rPr>
+          <w:bCs/>
+          <w:b/>
+        </w:rPr>
+        <w:t xml:space="preserve">[Amended v2.4]</w:t>
+      </w:r>
+      <w:r>
+        <w:t xml:space="preserve"> </w:t>
+      </w:r>
+      <w:r>
+        <w:t xml:space="preserve">Middle East DR: offered cross-geo into a weighted-selected Europe Standard region (DR-020, PLC-010b); the generic</w:t>
       </w:r>
       <w:r>
         <w:t xml:space="preserve"> </w:t>
@@ -7381,8 +7647,6 @@
       <w:r>
         <w:rPr>
           <w:rStyle w:val="VerbatimChar"/>
-          <w:bCs/>
-          <w:b/>
         </w:rPr>
         <w:t xml:space="preserve">DR_NOT_OFFERED</w:t>
       </w:r>
@@ -7390,7 +7654,94 @@
         <w:t xml:space="preserve"> </w:t>
       </w:r>
       <w:r>
-        <w:t xml:space="preserve">for the Middle East (data-sovereignty/residency; see the ⚠️ note at the top of this document and DR-014). Under the default legal state the placement is:</w:t>
+        <w:t xml:space="preserve">flag (DR-014) does</w:t>
+      </w:r>
+      <w:r>
+        <w:t xml:space="preserve"> </w:t>
+      </w:r>
+      <w:r>
+        <w:rPr>
+          <w:bCs/>
+          <w:b/>
+        </w:rPr>
+        <w:t xml:space="preserve">not</w:t>
+      </w:r>
+      <w:r>
+        <w:t xml:space="preserve"> </w:t>
+      </w:r>
+      <w:r>
+        <w:t xml:space="preserve">apply to the Middle East</w:t>
+      </w:r>
+    </w:p>
+    <w:p>
+      <w:pPr>
+        <w:pStyle w:val="BodyText"/>
+      </w:pPr>
+      <w:r>
+        <w:rPr>
+          <w:bCs/>
+          <w:b/>
+        </w:rPr>
+        <w:t xml:space="preserve">Active placement (v2.4 — cross-geo DR into Europe):</w:t>
+      </w:r>
+      <w:r>
+        <w:t xml:space="preserve"> </w:t>
+      </w:r>
+      <w:r>
+        <w:t xml:space="preserve">1.</w:t>
+      </w:r>
+      <w:r>
+        <w:t xml:space="preserve"> </w:t>
+      </w:r>
+      <w:r>
+        <w:rPr>
+          <w:bCs/>
+          <w:b/>
+        </w:rPr>
+        <w:t xml:space="preserve">Prod:</w:t>
+      </w:r>
+      <w:r>
+        <w:t xml:space="preserve"> </w:t>
+      </w:r>
+      <w:r>
+        <w:t xml:space="preserve">weighted</w:t>
+      </w:r>
+      <w:r>
+        <w:t xml:space="preserve"> </w:t>
+      </w:r>
+      <w:r>
+        <w:rPr>
+          <w:rStyle w:val="VerbatimChar"/>
+        </w:rPr>
+        <w:t xml:space="preserve">argmax(PS_Prod)</w:t>
+      </w:r>
+      <w:r>
+        <w:t xml:space="preserve"> </w:t>
+      </w:r>
+      <w:r>
+        <w:t xml:space="preserve">over {UAE North, Saudi Arabia Central} → e.g., UAE North</w:t>
+      </w:r>
+      <w:r>
+        <w:t xml:space="preserve"> </w:t>
+      </w:r>
+      <w:r>
+        <w:t xml:space="preserve">2.</w:t>
+      </w:r>
+      <w:r>
+        <w:t xml:space="preserve"> </w:t>
+      </w:r>
+      <w:r>
+        <w:rPr>
+          <w:bCs/>
+          <w:b/>
+        </w:rPr>
+        <w:t xml:space="preserve">CVAL:</w:t>
+      </w:r>
+      <w:r>
+        <w:t xml:space="preserve"> </w:t>
+      </w:r>
+      <w:r>
+        <w:t xml:space="preserve">co-located with</w:t>
       </w:r>
       <w:r>
         <w:t xml:space="preserve"> </w:t>
@@ -7406,133 +7757,39 @@
         <w:t xml:space="preserve"> </w:t>
       </w:r>
       <w:r>
-        <w:t xml:space="preserve">in-geo,</w:t>
-      </w:r>
-      <w:r>
-        <w:t xml:space="preserve"> </w:t>
-      </w:r>
-      <w:r>
-        <w:rPr>
-          <w:bCs/>
-          <w:b/>
-        </w:rPr>
-        <w:t xml:space="preserve">CVAL/NonProd</w:t>
-      </w:r>
-      <w:r>
-        <w:t xml:space="preserve"> </w:t>
-      </w:r>
-      <w:r>
-        <w:t xml:space="preserve">in-geo, and</w:t>
-      </w:r>
-      <w:r>
-        <w:t xml:space="preserve"> </w:t>
-      </w:r>
-      <w:r>
-        <w:rPr>
-          <w:rStyle w:val="VerbatimChar"/>
-          <w:bCs/>
-          <w:b/>
-        </w:rPr>
-        <w:t xml:space="preserve">dr_region = NOT_OFFERED</w:t>
-      </w:r>
-      <w:r>
-        <w:t xml:space="preserve"> </w:t>
-      </w:r>
-      <w:r>
-        <w:t xml:space="preserve">— steps 3 below are</w:t>
-      </w:r>
-      <w:r>
-        <w:t xml:space="preserve"> </w:t>
-      </w:r>
-      <w:r>
-        <w:rPr>
-          <w:bCs/>
-          <w:b/>
-        </w:rPr>
-        <w:t xml:space="preserve">not executed</w:t>
-      </w:r>
-      <w:r>
-        <w:t xml:space="preserve"> </w:t>
-      </w:r>
-      <w:r>
-        <w:t xml:space="preserve">and no cross-geo DR is assigned. The steps below describe the pre-configured behaviour that becomes live</w:t>
-      </w:r>
-      <w:r>
-        <w:t xml:space="preserve"> </w:t>
-      </w:r>
-      <w:r>
-        <w:rPr>
-          <w:bCs/>
-          <w:b/>
-        </w:rPr>
-        <w:t xml:space="preserve">only after</w:t>
-      </w:r>
-      <w:r>
-        <w:t xml:space="preserve"> </w:t>
-      </w:r>
-      <w:r>
-        <w:t xml:space="preserve">DEC-001 records an approval.</w:t>
-      </w:r>
-    </w:p>
-    <w:p>
-      <w:pPr>
-        <w:pStyle w:val="FirstParagraph"/>
-      </w:pPr>
-      <w:r>
-        <w:rPr>
-          <w:bCs/>
-          <w:b/>
-        </w:rPr>
-        <w:t xml:space="preserve">Inputs:</w:t>
-      </w:r>
-      <w:r>
-        <w:t xml:space="preserve"> </w:t>
-      </w:r>
-      <w:r>
-        <w:t xml:space="preserve">- Customer geography: Middle East</w:t>
-      </w:r>
-      <w:r>
-        <w:t xml:space="preserve"> </w:t>
-      </w:r>
-      <w:r>
-        <w:t xml:space="preserve">- Available Middle East Standard regions: UAE North, Saudi Arabia Central (2 only)</w:t>
-      </w:r>
-      <w:r>
-        <w:t xml:space="preserve"> </w:t>
-      </w:r>
-      <w:r>
-        <w:t xml:space="preserve">-</w:t>
-      </w:r>
-      <w:r>
-        <w:t xml:space="preserve"> </w:t>
-      </w:r>
-      <w:r>
-        <w:rPr>
-          <w:bCs/>
-          <w:b/>
-        </w:rPr>
-        <w:t xml:space="preserve">Middle East DR policy flag (DR-014):</w:t>
-      </w:r>
-      <w:r>
-        <w:t xml:space="preserve"> </w:t>
-      </w:r>
-      <w:r>
-        <w:t xml:space="preserve">default</w:t>
-      </w:r>
-      <w:r>
-        <w:t xml:space="preserve"> </w:t>
-      </w:r>
-      <w:r>
-        <w:rPr>
-          <w:rStyle w:val="VerbatimChar"/>
-        </w:rPr>
-        <w:t xml:space="preserve">DR_NOT_OFFERED = true</w:t>
-      </w:r>
-      <w:r>
-        <w:t xml:space="preserve"> </w:t>
-      </w:r>
-      <w:r>
-        <w:t xml:space="preserve">(pending DEC-001)</w:t>
+        <w:t xml:space="preserve">in the Middle East region (separate CRG; co-location ≠ capacity sharing, ENV-003) → UAE North</w:t>
+      </w:r>
+      <w:r>
+        <w:t xml:space="preserve"> </w:t>
+      </w:r>
+      <w:r>
+        <w:t xml:space="preserve">3.</w:t>
+      </w:r>
+      <w:r>
+        <w:t xml:space="preserve"> </w:t>
+      </w:r>
+      <w:r>
+        <w:rPr>
+          <w:bCs/>
+          <w:b/>
+        </w:rPr>
+        <w:t xml:space="preserve">DR:</w:t>
+      </w:r>
+      <w:r>
+        <w:t xml:space="preserve"> </w:t>
+      </w:r>
+      <w:r>
+        <w:rPr>
+          <w:bCs/>
+          <w:b/>
+        </w:rPr>
+        <w:t xml:space="preserve">weighted selection over Europe Standard regions</w:t>
+      </w:r>
+      <w:r>
+        <w:t xml:space="preserve"> </w:t>
+      </w:r>
+      <w:r>
+        <w:t xml:space="preserve">→ e.g., Switzerland North (default example) — cross-geo, using the weighted capacity model</w:t>
       </w:r>
     </w:p>
     <w:p>
@@ -7544,258 +7801,13 @@
           <w:bCs/>
           <w:b/>
         </w:rPr>
-        <w:t xml:space="preserve">Default placement (current legal position —</w:t>
-      </w:r>
-      <w:r>
-        <w:rPr>
-          <w:bCs/>
-          <w:b/>
-        </w:rPr>
-        <w:t xml:space="preserve"> </w:t>
-      </w:r>
-      <w:r>
-        <w:rPr>
-          <w:rStyle w:val="VerbatimChar"/>
-          <w:bCs/>
-          <w:b/>
-        </w:rPr>
-        <w:t xml:space="preserve">DR_NOT_OFFERED</w:t>
-      </w:r>
-      <w:r>
-        <w:rPr>
-          <w:bCs/>
-          <w:b/>
-        </w:rPr>
-        <w:t xml:space="preserve">):</w:t>
-      </w:r>
-      <w:r>
-        <w:t xml:space="preserve"> </w:t>
-      </w:r>
-      <w:r>
-        <w:t xml:space="preserve">1.</w:t>
-      </w:r>
-      <w:r>
-        <w:t xml:space="preserve"> </w:t>
-      </w:r>
-      <w:r>
-        <w:rPr>
-          <w:bCs/>
-          <w:b/>
-        </w:rPr>
-        <w:t xml:space="preserve">Prod:</w:t>
-      </w:r>
-      <w:r>
-        <w:t xml:space="preserve"> </w:t>
-      </w:r>
-      <w:r>
-        <w:rPr>
-          <w:rStyle w:val="VerbatimChar"/>
-        </w:rPr>
-        <w:t xml:space="preserve">argmax(PS_Prod)</w:t>
-      </w:r>
-      <w:r>
-        <w:t xml:space="preserve"> </w:t>
-      </w:r>
-      <w:r>
-        <w:t xml:space="preserve">over {UAE North, Saudi Arabia Central} → e.g., UAE North</w:t>
-      </w:r>
-      <w:r>
-        <w:t xml:space="preserve"> </w:t>
-      </w:r>
-      <w:r>
-        <w:t xml:space="preserve">2.</w:t>
-      </w:r>
-      <w:r>
-        <w:t xml:space="preserve"> </w:t>
-      </w:r>
-      <w:r>
-        <w:rPr>
-          <w:bCs/>
-          <w:b/>
-        </w:rPr>
-        <w:t xml:space="preserve">CVAL/NonProd:</w:t>
-      </w:r>
-      <w:r>
-        <w:t xml:space="preserve"> </w:t>
-      </w:r>
-      <w:r>
-        <w:t xml:space="preserve">Remaining Middle East region → Saudi Arabia Central</w:t>
-      </w:r>
-      <w:r>
-        <w:t xml:space="preserve"> </w:t>
-      </w:r>
-      <w:r>
-        <w:t xml:space="preserve">3.</w:t>
-      </w:r>
-      <w:r>
-        <w:t xml:space="preserve"> </w:t>
-      </w:r>
-      <w:r>
-        <w:rPr>
-          <w:bCs/>
-          <w:b/>
-        </w:rPr>
-        <w:t xml:space="preserve">DR:</w:t>
-      </w:r>
-      <w:r>
-        <w:t xml:space="preserve"> </w:t>
-      </w:r>
-      <w:r>
-        <w:rPr>
-          <w:rStyle w:val="VerbatimChar"/>
-          <w:bCs/>
-          <w:b/>
-        </w:rPr>
-        <w:t xml:space="preserve">NOT_OFFERED</w:t>
-      </w:r>
-      <w:r>
-        <w:t xml:space="preserve"> </w:t>
-      </w:r>
-      <w:r>
-        <w:t xml:space="preserve">— seed records no DR region; engine does not assign Switzerland North or any other cross-geo region. Middle East production may still exist without DR.</w:t>
-      </w:r>
-    </w:p>
-    <w:p>
-      <w:pPr>
-        <w:pStyle w:val="BodyText"/>
-      </w:pPr>
-      <w:r>
-        <w:rPr>
-          <w:bCs/>
-          <w:b/>
-        </w:rPr>
-        <w:t xml:space="preserve">Conditional placement (only if DEC-001 approves ME DR — sets</w:t>
-      </w:r>
-      <w:r>
-        <w:rPr>
-          <w:bCs/>
-          <w:b/>
-        </w:rPr>
-        <w:t xml:space="preserve"> </w:t>
-      </w:r>
-      <w:r>
-        <w:rPr>
-          <w:rStyle w:val="VerbatimChar"/>
-          <w:bCs/>
-          <w:b/>
-        </w:rPr>
-        <w:t xml:space="preserve">DR_NOT_OFFERED = false</w:t>
-      </w:r>
-      <w:r>
-        <w:rPr>
-          <w:bCs/>
-          <w:b/>
-        </w:rPr>
-        <w:t xml:space="preserve">):</w:t>
-      </w:r>
-      <w:r>
-        <w:t xml:space="preserve"> </w:t>
-      </w:r>
-      <w:r>
-        <w:t xml:space="preserve">1.</w:t>
-      </w:r>
-      <w:r>
-        <w:t xml:space="preserve"> </w:t>
-      </w:r>
-      <w:r>
-        <w:rPr>
-          <w:bCs/>
-          <w:b/>
-        </w:rPr>
-        <w:t xml:space="preserve">Prod:</w:t>
-      </w:r>
-      <w:r>
-        <w:t xml:space="preserve"> </w:t>
-      </w:r>
-      <w:r>
-        <w:rPr>
-          <w:rStyle w:val="VerbatimChar"/>
-        </w:rPr>
-        <w:t xml:space="preserve">argmax(PS_Prod)</w:t>
-      </w:r>
-      <w:r>
-        <w:t xml:space="preserve"> </w:t>
-      </w:r>
-      <w:r>
-        <w:t xml:space="preserve">over {UAE North, Saudi Arabia Central} → e.g., UAE North</w:t>
-      </w:r>
-      <w:r>
-        <w:t xml:space="preserve"> </w:t>
-      </w:r>
-      <w:r>
-        <w:t xml:space="preserve">2.</w:t>
-      </w:r>
-      <w:r>
-        <w:t xml:space="preserve"> </w:t>
-      </w:r>
-      <w:r>
-        <w:rPr>
-          <w:bCs/>
-          <w:b/>
-        </w:rPr>
-        <w:t xml:space="preserve">CVAL/NonProd:</w:t>
-      </w:r>
-      <w:r>
-        <w:t xml:space="preserve"> </w:t>
-      </w:r>
-      <w:r>
-        <w:t xml:space="preserve">Remaining Middle East region → Saudi Arabia Central</w:t>
-      </w:r>
-      <w:r>
-        <w:t xml:space="preserve"> </w:t>
-      </w:r>
-      <w:r>
-        <w:t xml:space="preserve">3.</w:t>
-      </w:r>
-      <w:r>
-        <w:t xml:space="preserve"> </w:t>
-      </w:r>
-      <w:r>
-        <w:rPr>
-          <w:bCs/>
-          <w:b/>
-        </w:rPr>
-        <w:t xml:space="preserve">DR:</w:t>
-      </w:r>
-      <w:r>
-        <w:t xml:space="preserve"> </w:t>
-      </w:r>
-      <w:r>
-        <w:t xml:space="preserve">Cross-Geo Extension to</w:t>
-      </w:r>
-      <w:r>
-        <w:t xml:space="preserve"> </w:t>
-      </w:r>
-      <w:r>
-        <w:rPr>
-          <w:bCs/>
-          <w:b/>
-        </w:rPr>
-        <w:t xml:space="preserve">Switzerland North</w:t>
-      </w:r>
-      <w:r>
-        <w:t xml:space="preserve"> </w:t>
-      </w:r>
-      <w:r>
-        <w:t xml:space="preserve">(pre-approved path, now activated)</w:t>
-      </w:r>
-    </w:p>
-    <w:p>
-      <w:pPr>
-        <w:pStyle w:val="BodyText"/>
-      </w:pPr>
-      <w:r>
-        <w:rPr>
-          <w:bCs/>
-          <w:b/>
-        </w:rPr>
-        <w:t xml:space="preserve">Validation (conditional path only):</w:t>
-      </w:r>
-      <w:r>
-        <w:t xml:space="preserve"> </w:t>
-      </w:r>
-      <w:r>
-        <w:t xml:space="preserve">- Switzerland North must pass</w:t>
+        <w:t xml:space="preserve">Validation:</w:t>
+      </w:r>
+      <w:r>
+        <w:t xml:space="preserve"> </w:t>
+      </w:r>
+      <w:r>
+        <w:t xml:space="preserve">- The weighted-selected Europe DR region must pass</w:t>
       </w:r>
       <w:r>
         <w:t xml:space="preserve"> </w:t>
@@ -7817,17 +7829,23 @@
         <w:t xml:space="preserve"> </w:t>
       </w:r>
       <w:r>
-        <w:t xml:space="preserve">- If Switzerland North fails any HC, the placement is</w:t>
-      </w:r>
-      <w:r>
-        <w:t xml:space="preserve"> </w:t>
-      </w:r>
-      <w:r>
-        <w:rPr>
-          <w:bCs/>
-          <w:b/>
-        </w:rPr>
-        <w:t xml:space="preserve">rejected with an ops alert</w:t>
+        <w:t xml:space="preserve">- If the selected Europe region fails any HC, fall back to the next-best weighted Europe region; if all fail,</w:t>
+      </w:r>
+      <w:r>
+        <w:t xml:space="preserve"> </w:t>
+      </w:r>
+      <w:r>
+        <w:rPr>
+          <w:bCs/>
+          <w:b/>
+        </w:rPr>
+        <w:t xml:space="preserve">reject with an ops alert</w:t>
+      </w:r>
+      <w:r>
+        <w:t xml:space="preserve"> </w:t>
+      </w:r>
+      <w:r>
+        <w:t xml:space="preserve">(VR-9)</w:t>
       </w:r>
       <w:r>
         <w:t xml:space="preserve"> </w:t>
@@ -7849,7 +7867,7 @@
         <w:t xml:space="preserve"> </w:t>
       </w:r>
       <w:r>
-        <w:t xml:space="preserve">silently select any alternative outside the approved extension paths</w:t>
+        <w:t xml:space="preserve">silently select any Europe region outside the approved extension paths (HC-10, VR-11)</w:t>
       </w:r>
     </w:p>
     <w:bookmarkEnd w:id="90"/>
@@ -7875,13 +7893,29 @@
           <w:bCs/>
           <w:b/>
         </w:rPr>
-        <w:t xml:space="preserve">VR-8 (default):</w:t>
-      </w:r>
-      <w:r>
-        <w:t xml:space="preserve"> </w:t>
-      </w:r>
-      <w:r>
-        <w:t xml:space="preserve">For a Middle East geography with</w:t>
+        <w:t xml:space="preserve">VR-8 [Amended v2.4]:</w:t>
+      </w:r>
+      <w:r>
+        <w:t xml:space="preserve"> </w:t>
+      </w:r>
+      <w:r>
+        <w:t xml:space="preserve">For a Middle East geography, the seed</w:t>
+      </w:r>
+      <w:r>
+        <w:t xml:space="preserve"> </w:t>
+      </w:r>
+      <w:r>
+        <w:rPr>
+          <w:bCs/>
+          <w:b/>
+        </w:rPr>
+        <w:t xml:space="preserve">must</w:t>
+      </w:r>
+      <w:r>
+        <w:t xml:space="preserve"> </w:t>
+      </w:r>
+      <w:r>
+        <w:t xml:space="preserve">record a cross-geo</w:t>
       </w:r>
       <w:r>
         <w:t xml:space="preserve"> </w:t>
@@ -7890,29 +7924,29 @@
         <w:rPr>
           <w:rStyle w:val="VerbatimChar"/>
         </w:rPr>
-        <w:t xml:space="preserve">DR_NOT_OFFERED = true</w:t>
-      </w:r>
-      <w:r>
-        <w:t xml:space="preserve"> </w:t>
-      </w:r>
-      <w:r>
-        <w:t xml:space="preserve">(current legal position, DEC-001), the seed</w:t>
-      </w:r>
-      <w:r>
-        <w:t xml:space="preserve"> </w:t>
-      </w:r>
-      <w:r>
-        <w:rPr>
-          <w:bCs/>
-          <w:b/>
-        </w:rPr>
-        <w:t xml:space="preserve">must</w:t>
-      </w:r>
-      <w:r>
-        <w:t xml:space="preserve"> </w:t>
-      </w:r>
-      <w:r>
-        <w:t xml:space="preserve">record</w:t>
+        <w:t xml:space="preserve">dr_region</w:t>
+      </w:r>
+      <w:r>
+        <w:t xml:space="preserve"> </w:t>
+      </w:r>
+      <w:r>
+        <w:t xml:space="preserve">in a</w:t>
+      </w:r>
+      <w:r>
+        <w:t xml:space="preserve"> </w:t>
+      </w:r>
+      <w:r>
+        <w:rPr>
+          <w:bCs/>
+          <w:b/>
+        </w:rPr>
+        <w:t xml:space="preserve">weighted-selected Europe Standard region</w:t>
+      </w:r>
+      <w:r>
+        <w:t xml:space="preserve"> </w:t>
+      </w:r>
+      <w:r>
+        <w:t xml:space="preserve">(DR-020, PLC-010b); the former</w:t>
       </w:r>
       <w:r>
         <w:t xml:space="preserve"> </w:t>
@@ -7921,26 +7955,13 @@
         <w:rPr>
           <w:rStyle w:val="VerbatimChar"/>
         </w:rPr>
-        <w:t xml:space="preserve">dr_region = NOT_OFFERED</w:t>
-      </w:r>
-      <w:r>
-        <w:t xml:space="preserve">; the engine must</w:t>
-      </w:r>
-      <w:r>
-        <w:t xml:space="preserve"> </w:t>
-      </w:r>
-      <w:r>
-        <w:rPr>
-          <w:bCs/>
-          <w:b/>
-        </w:rPr>
-        <w:t xml:space="preserve">not</w:t>
-      </w:r>
-      <w:r>
-        <w:t xml:space="preserve"> </w:t>
-      </w:r>
-      <w:r>
-        <w:t xml:space="preserve">auto-assign Switzerland North or any cross-geo DR.</w:t>
+        <w:t xml:space="preserve">DR_NOT_OFFERED</w:t>
+      </w:r>
+      <w:r>
+        <w:t xml:space="preserve"> </w:t>
+      </w:r>
+      <w:r>
+        <w:t xml:space="preserve">outcome no longer applies.</w:t>
       </w:r>
     </w:p>
     <w:p>
@@ -7956,38 +7977,29 @@
           <w:bCs/>
           <w:b/>
         </w:rPr>
-        <w:t xml:space="preserve">VR-8a (conditional):</w:t>
-      </w:r>
-      <w:r>
-        <w:t xml:space="preserve"> </w:t>
-      </w:r>
-      <w:r>
-        <w:rPr>
-          <w:iCs/>
-          <w:i/>
-        </w:rPr>
-        <w:t xml:space="preserve">Only if</w:t>
-      </w:r>
-      <w:r>
-        <w:t xml:space="preserve"> </w:t>
-      </w:r>
-      <w:r>
-        <w:t xml:space="preserve">DEC-001 approval has cleared the</w:t>
-      </w:r>
-      <w:r>
-        <w:t xml:space="preserve"> </w:t>
-      </w:r>
-      <w:r>
-        <w:rPr>
-          <w:rStyle w:val="VerbatimChar"/>
-        </w:rPr>
-        <w:t xml:space="preserve">DR_NOT_OFFERED</w:t>
-      </w:r>
-      <w:r>
-        <w:t xml:space="preserve"> </w:t>
-      </w:r>
-      <w:r>
-        <w:t xml:space="preserve">flag, the Middle East DR region must be Switzerland North via the approved Cross-Geo Extension path.</w:t>
+        <w:t xml:space="preserve">VR-8a [Amended v2.4]:</w:t>
+      </w:r>
+      <w:r>
+        <w:t xml:space="preserve"> </w:t>
+      </w:r>
+      <w:r>
+        <w:t xml:space="preserve">The Middle East cross-geo DR region is chosen by the</w:t>
+      </w:r>
+      <w:r>
+        <w:t xml:space="preserve"> </w:t>
+      </w:r>
+      <w:r>
+        <w:rPr>
+          <w:bCs/>
+          <w:b/>
+        </w:rPr>
+        <w:t xml:space="preserve">weighted capacity model</w:t>
+      </w:r>
+      <w:r>
+        <w:t xml:space="preserve"> </w:t>
+      </w:r>
+      <w:r>
+        <w:t xml:space="preserve">over Europe Standard regions (not a fixed Switzerland North) via the approved Cross-Geo Extension path.</w:t>
       </w:r>
     </w:p>
     <w:p>
@@ -8100,7 +8112,7 @@
         <w:rPr>
           <w:rStyle w:val="CommentTok"/>
         </w:rPr>
-        <w:t xml:space="preserve"># DR-014 / DEC-001: honour the per-geography DR_NOT_OFFERED legal flag FIRST.</w:t>
+        <w:t xml:space="preserve"># DR-014: the generic DR_NOT_OFFERED flag still applies to any FUTURE geography</w:t>
       </w:r>
       <w:r>
         <w:br/>
@@ -8115,7 +8127,7 @@
         <w:rPr>
           <w:rStyle w:val="CommentTok"/>
         </w:rPr>
-        <w:t xml:space="preserve"># For the Middle East this defaults to True (current legal position) until Legal</w:t>
+        <w:t xml:space="preserve"># that carries it. [Amended v2.4] It no longer applies to the Middle East.</w:t>
       </w:r>
       <w:r>
         <w:br/>
@@ -8128,9 +8140,69 @@
       </w:r>
       <w:r>
         <w:rPr>
+          <w:rStyle w:val="ControlFlowTok"/>
+        </w:rPr>
+        <w:t xml:space="preserve">if</w:t>
+      </w:r>
+      <w:r>
+        <w:rPr>
+          <w:rStyle w:val="NormalTok"/>
+        </w:rPr>
+        <w:t xml:space="preserve"> policy.dr_not_offered.get(customer_geography, </w:t>
+      </w:r>
+      <w:r>
+        <w:rPr>
+          <w:rStyle w:val="VariableTok"/>
+        </w:rPr>
+        <w:t xml:space="preserve">False</w:t>
+      </w:r>
+      <w:r>
+        <w:rPr>
+          <w:rStyle w:val="NormalTok"/>
+        </w:rPr>
+        <w:t xml:space="preserve">):</w:t>
+      </w:r>
+      <w:r>
+        <w:br/>
+      </w:r>
+      <w:r>
+        <w:rPr>
+          <w:rStyle w:val="NormalTok"/>
+        </w:rPr>
+        <w:t xml:space="preserve">        </w:t>
+      </w:r>
+      <w:r>
+        <w:rPr>
+          <w:rStyle w:val="ControlFlowTok"/>
+        </w:rPr>
+        <w:t xml:space="preserve">return</w:t>
+      </w:r>
+      <w:r>
+        <w:rPr>
+          <w:rStyle w:val="NormalTok"/>
+        </w:rPr>
+        <w:t xml:space="preserve"> </w:t>
+      </w:r>
+      <w:r>
+        <w:rPr>
+          <w:rStyle w:val="StringTok"/>
+        </w:rPr>
+        <w:t xml:space="preserve">"NOT_OFFERED"</w:t>
+      </w:r>
+      <w:r>
+        <w:rPr>
+          <w:rStyle w:val="NormalTok"/>
+        </w:rPr>
+        <w:t xml:space="preserve">  </w:t>
+      </w:r>
+      <w:r>
+        <w:rPr>
           <w:rStyle w:val="CommentTok"/>
         </w:rPr>
-        <w:t xml:space="preserve"># records a DEC-001 approval that clears it.</w:t>
+        <w:t xml:space="preserve"># seed records no DR; no cross-geo substitution (VR-6)</w:t>
+      </w:r>
+      <w:r>
+        <w:br/>
       </w:r>
       <w:r>
         <w:br/>
@@ -8143,6 +8215,36 @@
       </w:r>
       <w:r>
         <w:rPr>
+          <w:rStyle w:val="CommentTok"/>
+        </w:rPr>
+        <w:t xml:space="preserve"># [Amended v2.4] DR-020 / PLC-010b: the Middle East gets cross-geo DR in a</w:t>
+      </w:r>
+      <w:r>
+        <w:br/>
+      </w:r>
+      <w:r>
+        <w:rPr>
+          <w:rStyle w:val="NormalTok"/>
+        </w:rPr>
+        <w:t xml:space="preserve">    </w:t>
+      </w:r>
+      <w:r>
+        <w:rPr>
+          <w:rStyle w:val="CommentTok"/>
+        </w:rPr>
+        <w:t xml:space="preserve"># weighted-selected Europe Standard region (DEC-001 RESOLVED, A-ME1).</w:t>
+      </w:r>
+      <w:r>
+        <w:br/>
+      </w:r>
+      <w:r>
+        <w:rPr>
+          <w:rStyle w:val="NormalTok"/>
+        </w:rPr>
+        <w:t xml:space="preserve">    </w:t>
+      </w:r>
+      <w:r>
+        <w:rPr>
           <w:rStyle w:val="ControlFlowTok"/>
         </w:rPr>
         <w:t xml:space="preserve">if</w:t>
@@ -8151,19 +8253,31 @@
         <w:rPr>
           <w:rStyle w:val="NormalTok"/>
         </w:rPr>
-        <w:t xml:space="preserve"> policy.dr_not_offered.get(customer_geography, </w:t>
-      </w:r>
-      <w:r>
-        <w:rPr>
-          <w:rStyle w:val="VariableTok"/>
-        </w:rPr>
-        <w:t xml:space="preserve">False</w:t>
-      </w:r>
-      <w:r>
-        <w:rPr>
-          <w:rStyle w:val="NormalTok"/>
-        </w:rPr>
-        <w:t xml:space="preserve">):</w:t>
+        <w:t xml:space="preserve"> customer_geography </w:t>
+      </w:r>
+      <w:r>
+        <w:rPr>
+          <w:rStyle w:val="OperatorTok"/>
+        </w:rPr>
+        <w:t xml:space="preserve">==</w:t>
+      </w:r>
+      <w:r>
+        <w:rPr>
+          <w:rStyle w:val="NormalTok"/>
+        </w:rPr>
+        <w:t xml:space="preserve"> </w:t>
+      </w:r>
+      <w:r>
+        <w:rPr>
+          <w:rStyle w:val="StringTok"/>
+        </w:rPr>
+        <w:t xml:space="preserve">"Middle East"</w:t>
+      </w:r>
+      <w:r>
+        <w:rPr>
+          <w:rStyle w:val="NormalTok"/>
+        </w:rPr>
+        <w:t xml:space="preserve">:</w:t>
       </w:r>
       <w:r>
         <w:br/>
@@ -8184,6 +8298,123 @@
         <w:rPr>
           <w:rStyle w:val="NormalTok"/>
         </w:rPr>
+        <w:t xml:space="preserve"> weighted_select_dr_region(europe_standard_regions(), policy)</w:t>
+      </w:r>
+      <w:r>
+        <w:br/>
+      </w:r>
+      <w:r>
+        <w:br/>
+      </w:r>
+      <w:r>
+        <w:rPr>
+          <w:rStyle w:val="NormalTok"/>
+        </w:rPr>
+        <w:t xml:space="preserve">    </w:t>
+      </w:r>
+      <w:r>
+        <w:rPr>
+          <w:rStyle w:val="ControlFlowTok"/>
+        </w:rPr>
+        <w:t xml:space="preserve">return</w:t>
+      </w:r>
+      <w:r>
+        <w:rPr>
+          <w:rStyle w:val="NormalTok"/>
+        </w:rPr>
+        <w:t xml:space="preserve"> candidate_dr_region</w:t>
+      </w:r>
+      <w:r>
+        <w:br/>
+      </w:r>
+      <w:r>
+        <w:br/>
+      </w:r>
+      <w:r>
+        <w:br/>
+      </w:r>
+      <w:r>
+        <w:rPr>
+          <w:rStyle w:val="KeywordTok"/>
+        </w:rPr>
+        <w:t xml:space="preserve">def</w:t>
+      </w:r>
+      <w:r>
+        <w:rPr>
+          <w:rStyle w:val="NormalTok"/>
+        </w:rPr>
+        <w:t xml:space="preserve"> validate_HC10_cross_geo_extension(customer_geography, dr_region):</w:t>
+      </w:r>
+      <w:r>
+        <w:br/>
+      </w:r>
+      <w:r>
+        <w:rPr>
+          <w:rStyle w:val="NormalTok"/>
+        </w:rPr>
+        <w:t xml:space="preserve">    policy </w:t>
+      </w:r>
+      <w:r>
+        <w:rPr>
+          <w:rStyle w:val="OperatorTok"/>
+        </w:rPr>
+        <w:t xml:space="preserve">=</w:t>
+      </w:r>
+      <w:r>
+        <w:rPr>
+          <w:rStyle w:val="NormalTok"/>
+        </w:rPr>
+        <w:t xml:space="preserve"> get_active_placement_policy()</w:t>
+      </w:r>
+      <w:r>
+        <w:br/>
+      </w:r>
+      <w:r>
+        <w:br/>
+      </w:r>
+      <w:r>
+        <w:rPr>
+          <w:rStyle w:val="NormalTok"/>
+        </w:rPr>
+        <w:t xml:space="preserve">    </w:t>
+      </w:r>
+      <w:r>
+        <w:rPr>
+          <w:rStyle w:val="CommentTok"/>
+        </w:rPr>
+        <w:t xml:space="preserve"># DR_NOT_OFFERED short-circuits HC-10: no DR region to validate.</w:t>
+      </w:r>
+      <w:r>
+        <w:br/>
+      </w:r>
+      <w:r>
+        <w:rPr>
+          <w:rStyle w:val="NormalTok"/>
+        </w:rPr>
+        <w:t xml:space="preserve">    </w:t>
+      </w:r>
+      <w:r>
+        <w:rPr>
+          <w:rStyle w:val="ControlFlowTok"/>
+        </w:rPr>
+        <w:t xml:space="preserve">if</w:t>
+      </w:r>
+      <w:r>
+        <w:rPr>
+          <w:rStyle w:val="NormalTok"/>
+        </w:rPr>
+        <w:t xml:space="preserve"> dr_region </w:t>
+      </w:r>
+      <w:r>
+        <w:rPr>
+          <w:rStyle w:val="OperatorTok"/>
+        </w:rPr>
+        <w:t xml:space="preserve">==</w:t>
+      </w:r>
+      <w:r>
+        <w:rPr>
+          <w:rStyle w:val="NormalTok"/>
+        </w:rPr>
         <w:t xml:space="preserve"> </w:t>
       </w:r>
       <w:r>
@@ -8196,13 +8427,34 @@
         <w:rPr>
           <w:rStyle w:val="NormalTok"/>
         </w:rPr>
-        <w:t xml:space="preserve">  </w:t>
+        <w:t xml:space="preserve">:</w:t>
+      </w:r>
+      <w:r>
+        <w:br/>
+      </w:r>
+      <w:r>
+        <w:rPr>
+          <w:rStyle w:val="NormalTok"/>
+        </w:rPr>
+        <w:t xml:space="preserve">        </w:t>
+      </w:r>
+      <w:r>
+        <w:rPr>
+          <w:rStyle w:val="ControlFlowTok"/>
+        </w:rPr>
+        <w:t xml:space="preserve">return</w:t>
+      </w:r>
+      <w:r>
+        <w:rPr>
+          <w:rStyle w:val="NormalTok"/>
+        </w:rPr>
+        <w:t xml:space="preserve"> PASS  </w:t>
       </w:r>
       <w:r>
         <w:rPr>
           <w:rStyle w:val="CommentTok"/>
         </w:rPr>
-        <w:t xml:space="preserve"># seed records no DR; no cross-geo substitution (VR-6)</w:t>
+        <w:t xml:space="preserve"># legal no-DR outcome (DR-014, DEC-001)</w:t>
       </w:r>
       <w:r>
         <w:br/>
@@ -8218,57 +8470,255 @@
       </w:r>
       <w:r>
         <w:rPr>
+          <w:rStyle w:val="CommentTok"/>
+        </w:rPr>
+        <w:t xml:space="preserve"># Check if DR region is in same geography as customer</w:t>
+      </w:r>
+      <w:r>
+        <w:br/>
+      </w:r>
+      <w:r>
+        <w:rPr>
+          <w:rStyle w:val="NormalTok"/>
+        </w:rPr>
+        <w:t xml:space="preserve">    </w:t>
+      </w:r>
+      <w:r>
+        <w:rPr>
           <w:rStyle w:val="ControlFlowTok"/>
         </w:rPr>
+        <w:t xml:space="preserve">if</w:t>
+      </w:r>
+      <w:r>
+        <w:rPr>
+          <w:rStyle w:val="NormalTok"/>
+        </w:rPr>
+        <w:t xml:space="preserve"> dr_region.geography </w:t>
+      </w:r>
+      <w:r>
+        <w:rPr>
+          <w:rStyle w:val="OperatorTok"/>
+        </w:rPr>
+        <w:t xml:space="preserve">==</w:t>
+      </w:r>
+      <w:r>
+        <w:rPr>
+          <w:rStyle w:val="NormalTok"/>
+        </w:rPr>
+        <w:t xml:space="preserve"> customer_geography:</w:t>
+      </w:r>
+      <w:r>
+        <w:br/>
+      </w:r>
+      <w:r>
+        <w:rPr>
+          <w:rStyle w:val="NormalTok"/>
+        </w:rPr>
+        <w:t xml:space="preserve">        </w:t>
+      </w:r>
+      <w:r>
+        <w:rPr>
+          <w:rStyle w:val="ControlFlowTok"/>
+        </w:rPr>
         <w:t xml:space="preserve">return</w:t>
       </w:r>
       <w:r>
         <w:rPr>
           <w:rStyle w:val="NormalTok"/>
         </w:rPr>
-        <w:t xml:space="preserve"> candidate_dr_region</w:t>
-      </w:r>
-      <w:r>
-        <w:br/>
-      </w:r>
-      <w:r>
-        <w:br/>
-      </w:r>
-      <w:r>
-        <w:br/>
+        <w:t xml:space="preserve"> PASS  </w:t>
+      </w:r>
+      <w:r>
+        <w:rPr>
+          <w:rStyle w:val="CommentTok"/>
+        </w:rPr>
+        <w:t xml:space="preserve"># Same-geo DR, HC-10 does not apply</w:t>
+      </w:r>
+      <w:r>
+        <w:br/>
+      </w:r>
+      <w:r>
+        <w:rPr>
+          <w:rStyle w:val="NormalTok"/>
+        </w:rPr>
+        <w:t xml:space="preserve">    </w:t>
+      </w:r>
+      <w:r>
+        <w:br/>
+      </w:r>
+      <w:r>
+        <w:rPr>
+          <w:rStyle w:val="NormalTok"/>
+        </w:rPr>
+        <w:t xml:space="preserve">    </w:t>
+      </w:r>
+      <w:r>
+        <w:rPr>
+          <w:rStyle w:val="CommentTok"/>
+        </w:rPr>
+        <w:t xml:space="preserve"># Cross-geo DR → validate against approved extension paths</w:t>
+      </w:r>
+      <w:r>
+        <w:br/>
+      </w:r>
+      <w:r>
+        <w:rPr>
+          <w:rStyle w:val="NormalTok"/>
+        </w:rPr>
+        <w:t xml:space="preserve">    approved_paths </w:t>
+      </w:r>
+      <w:r>
+        <w:rPr>
+          <w:rStyle w:val="OperatorTok"/>
+        </w:rPr>
+        <w:t xml:space="preserve">=</w:t>
+      </w:r>
+      <w:r>
+        <w:rPr>
+          <w:rStyle w:val="NormalTok"/>
+        </w:rPr>
+        <w:t xml:space="preserve"> policy.cross_geo_extension_paths.get(customer_geography, [])</w:t>
+      </w:r>
+      <w:r>
+        <w:br/>
+      </w:r>
+      <w:r>
+        <w:rPr>
+          <w:rStyle w:val="NormalTok"/>
+        </w:rPr>
+        <w:t xml:space="preserve">    </w:t>
+      </w:r>
+      <w:r>
+        <w:br/>
+      </w:r>
+      <w:r>
+        <w:rPr>
+          <w:rStyle w:val="NormalTok"/>
+        </w:rPr>
+        <w:t xml:space="preserve">    </w:t>
+      </w:r>
+      <w:r>
+        <w:rPr>
+          <w:rStyle w:val="ControlFlowTok"/>
+        </w:rPr>
+        <w:t xml:space="preserve">if</w:t>
+      </w:r>
+      <w:r>
+        <w:rPr>
+          <w:rStyle w:val="NormalTok"/>
+        </w:rPr>
+        <w:t xml:space="preserve"> dr_region </w:t>
       </w:r>
       <w:r>
         <w:rPr>
           <w:rStyle w:val="KeywordTok"/>
         </w:rPr>
-        <w:t xml:space="preserve">def</w:t>
-      </w:r>
-      <w:r>
-        <w:rPr>
-          <w:rStyle w:val="NormalTok"/>
-        </w:rPr>
-        <w:t xml:space="preserve"> validate_HC10_cross_geo_extension(customer_geography, dr_region):</w:t>
-      </w:r>
-      <w:r>
-        <w:br/>
-      </w:r>
-      <w:r>
-        <w:rPr>
-          <w:rStyle w:val="NormalTok"/>
-        </w:rPr>
-        <w:t xml:space="preserve">    policy </w:t>
-      </w:r>
-      <w:r>
-        <w:rPr>
-          <w:rStyle w:val="OperatorTok"/>
-        </w:rPr>
-        <w:t xml:space="preserve">=</w:t>
-      </w:r>
-      <w:r>
-        <w:rPr>
-          <w:rStyle w:val="NormalTok"/>
-        </w:rPr>
-        <w:t xml:space="preserve"> get_active_placement_policy()</w:t>
+        <w:t xml:space="preserve">not</w:t>
+      </w:r>
+      <w:r>
+        <w:rPr>
+          <w:rStyle w:val="NormalTok"/>
+        </w:rPr>
+        <w:t xml:space="preserve"> </w:t>
+      </w:r>
+      <w:r>
+        <w:rPr>
+          <w:rStyle w:val="KeywordTok"/>
+        </w:rPr>
+        <w:t xml:space="preserve">in</w:t>
+      </w:r>
+      <w:r>
+        <w:rPr>
+          <w:rStyle w:val="NormalTok"/>
+        </w:rPr>
+        <w:t xml:space="preserve"> approved_paths:</w:t>
+      </w:r>
+      <w:r>
+        <w:br/>
+      </w:r>
+      <w:r>
+        <w:rPr>
+          <w:rStyle w:val="NormalTok"/>
+        </w:rPr>
+        <w:t xml:space="preserve">        </w:t>
+      </w:r>
+      <w:r>
+        <w:rPr>
+          <w:rStyle w:val="ControlFlowTok"/>
+        </w:rPr>
+        <w:t xml:space="preserve">return</w:t>
+      </w:r>
+      <w:r>
+        <w:rPr>
+          <w:rStyle w:val="NormalTok"/>
+        </w:rPr>
+        <w:t xml:space="preserve"> REJECT, </w:t>
+      </w:r>
+      <w:r>
+        <w:rPr>
+          <w:rStyle w:val="SpecialStringTok"/>
+        </w:rPr>
+        <w:t xml:space="preserve">f"HC-10 CROSS_GEO_EXTENSION_PATH_APPROVED: DR region </w:t>
+      </w:r>
+      <w:r>
+        <w:rPr>
+          <w:rStyle w:val="SpecialCharTok"/>
+        </w:rPr>
+        <w:t xml:space="preserve">{</w:t>
+      </w:r>
+      <w:r>
+        <w:rPr>
+          <w:rStyle w:val="NormalTok"/>
+        </w:rPr>
+        <w:t xml:space="preserve">dr_region</w:t>
+      </w:r>
+      <w:r>
+        <w:rPr>
+          <w:rStyle w:val="SpecialCharTok"/>
+        </w:rPr>
+        <w:t xml:space="preserve">.</w:t>
+      </w:r>
+      <w:r>
+        <w:rPr>
+          <w:rStyle w:val="NormalTok"/>
+        </w:rPr>
+        <w:t xml:space="preserve">name</w:t>
+      </w:r>
+      <w:r>
+        <w:rPr>
+          <w:rStyle w:val="SpecialCharTok"/>
+        </w:rPr>
+        <w:t xml:space="preserve">}</w:t>
+      </w:r>
+      <w:r>
+        <w:rPr>
+          <w:rStyle w:val="SpecialStringTok"/>
+        </w:rPr>
+        <w:t xml:space="preserve"> not in approved extension paths for </w:t>
+      </w:r>
+      <w:r>
+        <w:rPr>
+          <w:rStyle w:val="SpecialCharTok"/>
+        </w:rPr>
+        <w:t xml:space="preserve">{</w:t>
+      </w:r>
+      <w:r>
+        <w:rPr>
+          <w:rStyle w:val="NormalTok"/>
+        </w:rPr>
+        <w:t xml:space="preserve">customer_geography</w:t>
+      </w:r>
+      <w:r>
+        <w:rPr>
+          <w:rStyle w:val="SpecialCharTok"/>
+        </w:rPr>
+        <w:t xml:space="preserve">}</w:t>
+      </w:r>
+      <w:r>
+        <w:rPr>
+          <w:rStyle w:val="SpecialStringTok"/>
+        </w:rPr>
+        <w:t xml:space="preserve">"</w:t>
       </w:r>
       <w:r>
         <w:br/>
@@ -8286,7 +8736,7 @@
         <w:rPr>
           <w:rStyle w:val="CommentTok"/>
         </w:rPr>
-        <w:t xml:space="preserve"># DR_NOT_OFFERED short-circuits HC-10: no DR region to validate.</w:t>
+        <w:t xml:space="preserve"># [Amended v2.4] DEC-001 RESOLVED: the Middle East cross-geo path is ACTIVE.</w:t>
       </w:r>
       <w:r>
         <w:br/>
@@ -8299,474 +8749,9 @@
       </w:r>
       <w:r>
         <w:rPr>
-          <w:rStyle w:val="ControlFlowTok"/>
-        </w:rPr>
-        <w:t xml:space="preserve">if</w:t>
-      </w:r>
-      <w:r>
-        <w:rPr>
-          <w:rStyle w:val="NormalTok"/>
-        </w:rPr>
-        <w:t xml:space="preserve"> dr_region </w:t>
-      </w:r>
-      <w:r>
-        <w:rPr>
-          <w:rStyle w:val="OperatorTok"/>
-        </w:rPr>
-        <w:t xml:space="preserve">==</w:t>
-      </w:r>
-      <w:r>
-        <w:rPr>
-          <w:rStyle w:val="NormalTok"/>
-        </w:rPr>
-        <w:t xml:space="preserve"> </w:t>
-      </w:r>
-      <w:r>
-        <w:rPr>
-          <w:rStyle w:val="StringTok"/>
-        </w:rPr>
-        <w:t xml:space="preserve">"NOT_OFFERED"</w:t>
-      </w:r>
-      <w:r>
-        <w:rPr>
-          <w:rStyle w:val="NormalTok"/>
-        </w:rPr>
-        <w:t xml:space="preserve">:</w:t>
-      </w:r>
-      <w:r>
-        <w:br/>
-      </w:r>
-      <w:r>
-        <w:rPr>
-          <w:rStyle w:val="NormalTok"/>
-        </w:rPr>
-        <w:t xml:space="preserve">        </w:t>
-      </w:r>
-      <w:r>
-        <w:rPr>
-          <w:rStyle w:val="ControlFlowTok"/>
-        </w:rPr>
-        <w:t xml:space="preserve">return</w:t>
-      </w:r>
-      <w:r>
-        <w:rPr>
-          <w:rStyle w:val="NormalTok"/>
-        </w:rPr>
-        <w:t xml:space="preserve"> PASS  </w:t>
-      </w:r>
-      <w:r>
-        <w:rPr>
           <w:rStyle w:val="CommentTok"/>
         </w:rPr>
-        <w:t xml:space="preserve"># legal no-DR outcome (DR-014, DEC-001)</w:t>
-      </w:r>
-      <w:r>
-        <w:br/>
-      </w:r>
-      <w:r>
-        <w:br/>
-      </w:r>
-      <w:r>
-        <w:rPr>
-          <w:rStyle w:val="NormalTok"/>
-        </w:rPr>
-        <w:t xml:space="preserve">    </w:t>
-      </w:r>
-      <w:r>
-        <w:rPr>
-          <w:rStyle w:val="CommentTok"/>
-        </w:rPr>
-        <w:t xml:space="preserve"># Check if DR region is in same geography as customer</w:t>
-      </w:r>
-      <w:r>
-        <w:br/>
-      </w:r>
-      <w:r>
-        <w:rPr>
-          <w:rStyle w:val="NormalTok"/>
-        </w:rPr>
-        <w:t xml:space="preserve">    </w:t>
-      </w:r>
-      <w:r>
-        <w:rPr>
-          <w:rStyle w:val="ControlFlowTok"/>
-        </w:rPr>
-        <w:t xml:space="preserve">if</w:t>
-      </w:r>
-      <w:r>
-        <w:rPr>
-          <w:rStyle w:val="NormalTok"/>
-        </w:rPr>
-        <w:t xml:space="preserve"> dr_region.geography </w:t>
-      </w:r>
-      <w:r>
-        <w:rPr>
-          <w:rStyle w:val="OperatorTok"/>
-        </w:rPr>
-        <w:t xml:space="preserve">==</w:t>
-      </w:r>
-      <w:r>
-        <w:rPr>
-          <w:rStyle w:val="NormalTok"/>
-        </w:rPr>
-        <w:t xml:space="preserve"> customer_geography:</w:t>
-      </w:r>
-      <w:r>
-        <w:br/>
-      </w:r>
-      <w:r>
-        <w:rPr>
-          <w:rStyle w:val="NormalTok"/>
-        </w:rPr>
-        <w:t xml:space="preserve">        </w:t>
-      </w:r>
-      <w:r>
-        <w:rPr>
-          <w:rStyle w:val="ControlFlowTok"/>
-        </w:rPr>
-        <w:t xml:space="preserve">return</w:t>
-      </w:r>
-      <w:r>
-        <w:rPr>
-          <w:rStyle w:val="NormalTok"/>
-        </w:rPr>
-        <w:t xml:space="preserve"> PASS  </w:t>
-      </w:r>
-      <w:r>
-        <w:rPr>
-          <w:rStyle w:val="CommentTok"/>
-        </w:rPr>
-        <w:t xml:space="preserve"># Same-geo DR, HC-10 does not apply</w:t>
-      </w:r>
-      <w:r>
-        <w:br/>
-      </w:r>
-      <w:r>
-        <w:rPr>
-          <w:rStyle w:val="NormalTok"/>
-        </w:rPr>
-        <w:t xml:space="preserve">    </w:t>
-      </w:r>
-      <w:r>
-        <w:br/>
-      </w:r>
-      <w:r>
-        <w:rPr>
-          <w:rStyle w:val="NormalTok"/>
-        </w:rPr>
-        <w:t xml:space="preserve">    </w:t>
-      </w:r>
-      <w:r>
-        <w:rPr>
-          <w:rStyle w:val="CommentTok"/>
-        </w:rPr>
-        <w:t xml:space="preserve"># Cross-geo DR → validate against approved extension paths</w:t>
-      </w:r>
-      <w:r>
-        <w:br/>
-      </w:r>
-      <w:r>
-        <w:rPr>
-          <w:rStyle w:val="NormalTok"/>
-        </w:rPr>
-        <w:t xml:space="preserve">    approved_paths </w:t>
-      </w:r>
-      <w:r>
-        <w:rPr>
-          <w:rStyle w:val="OperatorTok"/>
-        </w:rPr>
-        <w:t xml:space="preserve">=</w:t>
-      </w:r>
-      <w:r>
-        <w:rPr>
-          <w:rStyle w:val="NormalTok"/>
-        </w:rPr>
-        <w:t xml:space="preserve"> policy.cross_geo_extension_paths.get(customer_geography, [])</w:t>
-      </w:r>
-      <w:r>
-        <w:br/>
-      </w:r>
-      <w:r>
-        <w:rPr>
-          <w:rStyle w:val="NormalTok"/>
-        </w:rPr>
-        <w:t xml:space="preserve">    </w:t>
-      </w:r>
-      <w:r>
-        <w:br/>
-      </w:r>
-      <w:r>
-        <w:rPr>
-          <w:rStyle w:val="NormalTok"/>
-        </w:rPr>
-        <w:t xml:space="preserve">    </w:t>
-      </w:r>
-      <w:r>
-        <w:rPr>
-          <w:rStyle w:val="ControlFlowTok"/>
-        </w:rPr>
-        <w:t xml:space="preserve">if</w:t>
-      </w:r>
-      <w:r>
-        <w:rPr>
-          <w:rStyle w:val="NormalTok"/>
-        </w:rPr>
-        <w:t xml:space="preserve"> dr_region </w:t>
-      </w:r>
-      <w:r>
-        <w:rPr>
-          <w:rStyle w:val="KeywordTok"/>
-        </w:rPr>
-        <w:t xml:space="preserve">not</w:t>
-      </w:r>
-      <w:r>
-        <w:rPr>
-          <w:rStyle w:val="NormalTok"/>
-        </w:rPr>
-        <w:t xml:space="preserve"> </w:t>
-      </w:r>
-      <w:r>
-        <w:rPr>
-          <w:rStyle w:val="KeywordTok"/>
-        </w:rPr>
-        <w:t xml:space="preserve">in</w:t>
-      </w:r>
-      <w:r>
-        <w:rPr>
-          <w:rStyle w:val="NormalTok"/>
-        </w:rPr>
-        <w:t xml:space="preserve"> approved_paths:</w:t>
-      </w:r>
-      <w:r>
-        <w:br/>
-      </w:r>
-      <w:r>
-        <w:rPr>
-          <w:rStyle w:val="NormalTok"/>
-        </w:rPr>
-        <w:t xml:space="preserve">        </w:t>
-      </w:r>
-      <w:r>
-        <w:rPr>
-          <w:rStyle w:val="ControlFlowTok"/>
-        </w:rPr>
-        <w:t xml:space="preserve">return</w:t>
-      </w:r>
-      <w:r>
-        <w:rPr>
-          <w:rStyle w:val="NormalTok"/>
-        </w:rPr>
-        <w:t xml:space="preserve"> REJECT, </w:t>
-      </w:r>
-      <w:r>
-        <w:rPr>
-          <w:rStyle w:val="SpecialStringTok"/>
-        </w:rPr>
-        <w:t xml:space="preserve">f"HC-10 CROSS_GEO_EXTENSION_PATH_APPROVED: DR region </w:t>
-      </w:r>
-      <w:r>
-        <w:rPr>
-          <w:rStyle w:val="SpecialCharTok"/>
-        </w:rPr>
-        <w:t xml:space="preserve">{</w:t>
-      </w:r>
-      <w:r>
-        <w:rPr>
-          <w:rStyle w:val="NormalTok"/>
-        </w:rPr>
-        <w:t xml:space="preserve">dr_region</w:t>
-      </w:r>
-      <w:r>
-        <w:rPr>
-          <w:rStyle w:val="SpecialCharTok"/>
-        </w:rPr>
-        <w:t xml:space="preserve">.</w:t>
-      </w:r>
-      <w:r>
-        <w:rPr>
-          <w:rStyle w:val="NormalTok"/>
-        </w:rPr>
-        <w:t xml:space="preserve">name</w:t>
-      </w:r>
-      <w:r>
-        <w:rPr>
-          <w:rStyle w:val="SpecialCharTok"/>
-        </w:rPr>
-        <w:t xml:space="preserve">}</w:t>
-      </w:r>
-      <w:r>
-        <w:rPr>
-          <w:rStyle w:val="SpecialStringTok"/>
-        </w:rPr>
-        <w:t xml:space="preserve"> not in approved extension paths for </w:t>
-      </w:r>
-      <w:r>
-        <w:rPr>
-          <w:rStyle w:val="SpecialCharTok"/>
-        </w:rPr>
-        <w:t xml:space="preserve">{</w:t>
-      </w:r>
-      <w:r>
-        <w:rPr>
-          <w:rStyle w:val="NormalTok"/>
-        </w:rPr>
-        <w:t xml:space="preserve">customer_geography</w:t>
-      </w:r>
-      <w:r>
-        <w:rPr>
-          <w:rStyle w:val="SpecialCharTok"/>
-        </w:rPr>
-        <w:t xml:space="preserve">}</w:t>
-      </w:r>
-      <w:r>
-        <w:rPr>
-          <w:rStyle w:val="SpecialStringTok"/>
-        </w:rPr>
-        <w:t xml:space="preserve">"</w:t>
-      </w:r>
-      <w:r>
-        <w:br/>
-      </w:r>
-      <w:r>
-        <w:br/>
-      </w:r>
-      <w:r>
-        <w:rPr>
-          <w:rStyle w:val="NormalTok"/>
-        </w:rPr>
-        <w:t xml:space="preserve">    </w:t>
-      </w:r>
-      <w:r>
-        <w:rPr>
-          <w:rStyle w:val="CommentTok"/>
-        </w:rPr>
-        <w:t xml:space="preserve"># DEC-001 gate for the Middle East: even a configured extension path stays</w:t>
-      </w:r>
-      <w:r>
-        <w:br/>
-      </w:r>
-      <w:r>
-        <w:rPr>
-          <w:rStyle w:val="NormalTok"/>
-        </w:rPr>
-        <w:t xml:space="preserve">    </w:t>
-      </w:r>
-      <w:r>
-        <w:rPr>
-          <w:rStyle w:val="CommentTok"/>
-        </w:rPr>
-        <w:t xml:space="preserve"># inactive until a recorded legal approval clears DR_NOT_OFFERED.</w:t>
-      </w:r>
-      <w:r>
-        <w:br/>
-      </w:r>
-      <w:r>
-        <w:rPr>
-          <w:rStyle w:val="NormalTok"/>
-        </w:rPr>
-        <w:t xml:space="preserve">    </w:t>
-      </w:r>
-      <w:r>
-        <w:rPr>
-          <w:rStyle w:val="ControlFlowTok"/>
-        </w:rPr>
-        <w:t xml:space="preserve">if</w:t>
-      </w:r>
-      <w:r>
-        <w:rPr>
-          <w:rStyle w:val="NormalTok"/>
-        </w:rPr>
-        <w:t xml:space="preserve"> customer_geography </w:t>
-      </w:r>
-      <w:r>
-        <w:rPr>
-          <w:rStyle w:val="OperatorTok"/>
-        </w:rPr>
-        <w:t xml:space="preserve">==</w:t>
-      </w:r>
-      <w:r>
-        <w:rPr>
-          <w:rStyle w:val="NormalTok"/>
-        </w:rPr>
-        <w:t xml:space="preserve"> </w:t>
-      </w:r>
-      <w:r>
-        <w:rPr>
-          <w:rStyle w:val="StringTok"/>
-        </w:rPr>
-        <w:t xml:space="preserve">"Middle East"</w:t>
-      </w:r>
-      <w:r>
-        <w:rPr>
-          <w:rStyle w:val="NormalTok"/>
-        </w:rPr>
-        <w:t xml:space="preserve"> </w:t>
-      </w:r>
-      <w:r>
-        <w:rPr>
-          <w:rStyle w:val="KeywordTok"/>
-        </w:rPr>
-        <w:t xml:space="preserve">and</w:t>
-      </w:r>
-      <w:r>
-        <w:rPr>
-          <w:rStyle w:val="NormalTok"/>
-        </w:rPr>
-        <w:t xml:space="preserve"> policy.dr_not_offered.get(</w:t>
-      </w:r>
-      <w:r>
-        <w:rPr>
-          <w:rStyle w:val="StringTok"/>
-        </w:rPr>
-        <w:t xml:space="preserve">"Middle East"</w:t>
-      </w:r>
-      <w:r>
-        <w:rPr>
-          <w:rStyle w:val="NormalTok"/>
-        </w:rPr>
-        <w:t xml:space="preserve">, </w:t>
-      </w:r>
-      <w:r>
-        <w:rPr>
-          <w:rStyle w:val="VariableTok"/>
-        </w:rPr>
-        <w:t xml:space="preserve">True</w:t>
-      </w:r>
-      <w:r>
-        <w:rPr>
-          <w:rStyle w:val="NormalTok"/>
-        </w:rPr>
-        <w:t xml:space="preserve">):</w:t>
-      </w:r>
-      <w:r>
-        <w:br/>
-      </w:r>
-      <w:r>
-        <w:rPr>
-          <w:rStyle w:val="NormalTok"/>
-        </w:rPr>
-        <w:t xml:space="preserve">        </w:t>
-      </w:r>
-      <w:r>
-        <w:rPr>
-          <w:rStyle w:val="ControlFlowTok"/>
-        </w:rPr>
-        <w:t xml:space="preserve">return</w:t>
-      </w:r>
-      <w:r>
-        <w:rPr>
-          <w:rStyle w:val="NormalTok"/>
-        </w:rPr>
-        <w:t xml:space="preserve"> REJECT, </w:t>
-      </w:r>
-      <w:r>
-        <w:rPr>
-          <w:rStyle w:val="StringTok"/>
-        </w:rPr>
-        <w:t xml:space="preserve">"HC-10 DEC-001 PENDING: Middle East DR is DR_NOT_OFFERED pending legal approval; Switzerland North extension is inactive"</w:t>
-      </w:r>
-      <w:r>
-        <w:br/>
+        <w:t xml:space="preserve"># The DR region must be one of the approved weighted-selected Europe regions.</w:t>
       </w:r>
       <w:r>
         <w:br/>
@@ -8880,6 +8865,39 @@
         <w:rPr>
           <w:rStyle w:val="FunctionTok"/>
         </w:rPr>
+        <w:t xml:space="preserve">{},</w:t>
+      </w:r>
+      <w:r>
+        <w:br/>
+      </w:r>
+      <w:r>
+        <w:rPr>
+          <w:rStyle w:val="NormalTok"/>
+        </w:rPr>
+        <w:t xml:space="preserve">  </w:t>
+      </w:r>
+      <w:r>
+        <w:rPr>
+          <w:rStyle w:val="DataTypeTok"/>
+        </w:rPr>
+        <w:t xml:space="preserve">"dr_not_offered_rationale"</w:t>
+      </w:r>
+      <w:r>
+        <w:rPr>
+          <w:rStyle w:val="FunctionTok"/>
+        </w:rPr>
+        <w:t xml:space="preserve">:</w:t>
+      </w:r>
+      <w:r>
+        <w:rPr>
+          <w:rStyle w:val="NormalTok"/>
+        </w:rPr>
+        <w:t xml:space="preserve"> </w:t>
+      </w:r>
+      <w:r>
+        <w:rPr>
+          <w:rStyle w:val="FunctionTok"/>
+        </w:rPr>
         <w:t xml:space="preserve">{</w:t>
       </w:r>
       <w:r>
@@ -8895,6 +8913,87 @@
         <w:rPr>
           <w:rStyle w:val="DataTypeTok"/>
         </w:rPr>
+        <w:t xml:space="preserve">"_comment"</w:t>
+      </w:r>
+      <w:r>
+        <w:rPr>
+          <w:rStyle w:val="FunctionTok"/>
+        </w:rPr>
+        <w:t xml:space="preserve">:</w:t>
+      </w:r>
+      <w:r>
+        <w:rPr>
+          <w:rStyle w:val="NormalTok"/>
+        </w:rPr>
+        <w:t xml:space="preserve"> </w:t>
+      </w:r>
+      <w:r>
+        <w:rPr>
+          <w:rStyle w:val="StringTok"/>
+        </w:rPr>
+        <w:t xml:space="preserve">"[Amended v2.4] DEC-001 RESOLVED: Middle East DR is now offered cross-geo into Europe (DR-020). The generic DR_NOT_OFFERED flag remains available for any future geography but is not set for the Middle East."</w:t>
+      </w:r>
+      <w:r>
+        <w:br/>
+      </w:r>
+      <w:r>
+        <w:rPr>
+          <w:rStyle w:val="NormalTok"/>
+        </w:rPr>
+        <w:t xml:space="preserve">  </w:t>
+      </w:r>
+      <w:r>
+        <w:rPr>
+          <w:rStyle w:val="FunctionTok"/>
+        </w:rPr>
+        <w:t xml:space="preserve">},</w:t>
+      </w:r>
+      <w:r>
+        <w:br/>
+      </w:r>
+      <w:r>
+        <w:rPr>
+          <w:rStyle w:val="NormalTok"/>
+        </w:rPr>
+        <w:t xml:space="preserve">  </w:t>
+      </w:r>
+      <w:r>
+        <w:rPr>
+          <w:rStyle w:val="DataTypeTok"/>
+        </w:rPr>
+        <w:t xml:space="preserve">"cross_geo_extension_paths"</w:t>
+      </w:r>
+      <w:r>
+        <w:rPr>
+          <w:rStyle w:val="FunctionTok"/>
+        </w:rPr>
+        <w:t xml:space="preserve">:</w:t>
+      </w:r>
+      <w:r>
+        <w:rPr>
+          <w:rStyle w:val="NormalTok"/>
+        </w:rPr>
+        <w:t xml:space="preserve"> </w:t>
+      </w:r>
+      <w:r>
+        <w:rPr>
+          <w:rStyle w:val="FunctionTok"/>
+        </w:rPr>
+        <w:t xml:space="preserve">{</w:t>
+      </w:r>
+      <w:r>
+        <w:br/>
+      </w:r>
+      <w:r>
+        <w:rPr>
+          <w:rStyle w:val="NormalTok"/>
+        </w:rPr>
+        <w:t xml:space="preserve">    </w:t>
+      </w:r>
+      <w:r>
+        <w:rPr>
+          <w:rStyle w:val="DataTypeTok"/>
+        </w:rPr>
         <w:t xml:space="preserve">"Middle East"</w:t>
       </w:r>
       <w:r>
@@ -8911,39 +9010,24 @@
       </w:r>
       <w:r>
         <w:rPr>
-          <w:rStyle w:val="KeywordTok"/>
-        </w:rPr>
-        <w:t xml:space="preserve">true</w:t>
-      </w:r>
-      <w:r>
-        <w:br/>
-      </w:r>
-      <w:r>
-        <w:rPr>
-          <w:rStyle w:val="NormalTok"/>
-        </w:rPr>
-        <w:t xml:space="preserve">  </w:t>
-      </w:r>
-      <w:r>
-        <w:rPr>
           <w:rStyle w:val="FunctionTok"/>
         </w:rPr>
-        <w:t xml:space="preserve">},</w:t>
-      </w:r>
-      <w:r>
-        <w:br/>
-      </w:r>
-      <w:r>
-        <w:rPr>
-          <w:rStyle w:val="NormalTok"/>
-        </w:rPr>
-        <w:t xml:space="preserve">  </w:t>
+        <w:t xml:space="preserve">{</w:t>
+      </w:r>
+      <w:r>
+        <w:br/>
+      </w:r>
+      <w:r>
+        <w:rPr>
+          <w:rStyle w:val="NormalTok"/>
+        </w:rPr>
+        <w:t xml:space="preserve">      </w:t>
       </w:r>
       <w:r>
         <w:rPr>
           <w:rStyle w:val="DataTypeTok"/>
         </w:rPr>
-        <w:t xml:space="preserve">"dr_not_offered_rationale"</w:t>
+        <w:t xml:space="preserve">"approved_dr_regions"</w:t>
       </w:r>
       <w:r>
         <w:rPr>
@@ -8959,24 +9043,60 @@
       </w:r>
       <w:r>
         <w:rPr>
+          <w:rStyle w:val="OtherTok"/>
+        </w:rPr>
+        <w:t xml:space="preserve">[</w:t>
+      </w:r>
+      <w:r>
+        <w:rPr>
+          <w:rStyle w:val="StringTok"/>
+        </w:rPr>
+        <w:t xml:space="preserve">"Switzerland North"</w:t>
+      </w:r>
+      <w:r>
+        <w:rPr>
+          <w:rStyle w:val="OtherTok"/>
+        </w:rPr>
+        <w:t xml:space="preserve">,</w:t>
+      </w:r>
+      <w:r>
+        <w:rPr>
+          <w:rStyle w:val="NormalTok"/>
+        </w:rPr>
+        <w:t xml:space="preserve"> </w:t>
+      </w:r>
+      <w:r>
+        <w:rPr>
+          <w:rStyle w:val="StringTok"/>
+        </w:rPr>
+        <w:t xml:space="preserve">"Sweden Central"</w:t>
+      </w:r>
+      <w:r>
+        <w:rPr>
+          <w:rStyle w:val="OtherTok"/>
+        </w:rPr>
+        <w:t xml:space="preserve">]</w:t>
+      </w:r>
+      <w:r>
+        <w:rPr>
           <w:rStyle w:val="FunctionTok"/>
         </w:rPr>
-        <w:t xml:space="preserve">{</w:t>
-      </w:r>
-      <w:r>
-        <w:br/>
-      </w:r>
-      <w:r>
-        <w:rPr>
-          <w:rStyle w:val="NormalTok"/>
-        </w:rPr>
-        <w:t xml:space="preserve">    </w:t>
+        <w:t xml:space="preserve">,</w:t>
+      </w:r>
+      <w:r>
+        <w:br/>
+      </w:r>
+      <w:r>
+        <w:rPr>
+          <w:rStyle w:val="NormalTok"/>
+        </w:rPr>
+        <w:t xml:space="preserve">      </w:t>
       </w:r>
       <w:r>
         <w:rPr>
           <w:rStyle w:val="DataTypeTok"/>
         </w:rPr>
-        <w:t xml:space="preserve">"Middle East"</w:t>
+        <w:t xml:space="preserve">"selection_model"</w:t>
       </w:r>
       <w:r>
         <w:rPr>
@@ -8994,37 +9114,28 @@
         <w:rPr>
           <w:rStyle w:val="StringTok"/>
         </w:rPr>
-        <w:t xml:space="preserve">"Legal-owned programme (DEC-001, under review). Data-sovereignty/residency laws for a largely government/medical customer base mean cross-border DR cannot meet residency requirements; DR is currently NOT offered (baseline Section 2/Section 5.2/Section 6, DR-014). Production may still exist without DR. Set to false ONLY when Legal records a DEC-001 approval."</w:t>
-      </w:r>
-      <w:r>
-        <w:br/>
-      </w:r>
-      <w:r>
-        <w:rPr>
-          <w:rStyle w:val="NormalTok"/>
-        </w:rPr>
-        <w:t xml:space="preserve">  </w:t>
+        <w:t xml:space="preserve">"weighted (DR-020, PLC-010b) over Europe Standard regions"</w:t>
       </w:r>
       <w:r>
         <w:rPr>
           <w:rStyle w:val="FunctionTok"/>
         </w:rPr>
-        <w:t xml:space="preserve">},</w:t>
-      </w:r>
-      <w:r>
-        <w:br/>
-      </w:r>
-      <w:r>
-        <w:rPr>
-          <w:rStyle w:val="NormalTok"/>
-        </w:rPr>
-        <w:t xml:space="preserve">  </w:t>
+        <w:t xml:space="preserve">,</w:t>
+      </w:r>
+      <w:r>
+        <w:br/>
+      </w:r>
+      <w:r>
+        <w:rPr>
+          <w:rStyle w:val="NormalTok"/>
+        </w:rPr>
+        <w:t xml:space="preserve">      </w:t>
       </w:r>
       <w:r>
         <w:rPr>
           <w:rStyle w:val="DataTypeTok"/>
         </w:rPr>
-        <w:t xml:space="preserve">"cross_geo_extension_paths"</w:t>
+        <w:t xml:space="preserve">"rationale"</w:t>
       </w:r>
       <w:r>
         <w:rPr>
@@ -9040,165 +9151,9 @@
       </w:r>
       <w:r>
         <w:rPr>
-          <w:rStyle w:val="FunctionTok"/>
-        </w:rPr>
-        <w:t xml:space="preserve">{</w:t>
-      </w:r>
-      <w:r>
-        <w:br/>
-      </w:r>
-      <w:r>
-        <w:rPr>
-          <w:rStyle w:val="NormalTok"/>
-        </w:rPr>
-        <w:t xml:space="preserve">    </w:t>
-      </w:r>
-      <w:r>
-        <w:rPr>
-          <w:rStyle w:val="DataTypeTok"/>
-        </w:rPr>
-        <w:t xml:space="preserve">"Middle East"</w:t>
-      </w:r>
-      <w:r>
-        <w:rPr>
-          <w:rStyle w:val="FunctionTok"/>
-        </w:rPr>
-        <w:t xml:space="preserve">:</w:t>
-      </w:r>
-      <w:r>
-        <w:rPr>
-          <w:rStyle w:val="NormalTok"/>
-        </w:rPr>
-        <w:t xml:space="preserve"> </w:t>
-      </w:r>
-      <w:r>
-        <w:rPr>
-          <w:rStyle w:val="FunctionTok"/>
-        </w:rPr>
-        <w:t xml:space="preserve">{</w:t>
-      </w:r>
-      <w:r>
-        <w:br/>
-      </w:r>
-      <w:r>
-        <w:rPr>
-          <w:rStyle w:val="NormalTok"/>
-        </w:rPr>
-        <w:t xml:space="preserve">      </w:t>
-      </w:r>
-      <w:r>
-        <w:rPr>
-          <w:rStyle w:val="DataTypeTok"/>
-        </w:rPr>
-        <w:t xml:space="preserve">"approved_dr_regions"</w:t>
-      </w:r>
-      <w:r>
-        <w:rPr>
-          <w:rStyle w:val="FunctionTok"/>
-        </w:rPr>
-        <w:t xml:space="preserve">:</w:t>
-      </w:r>
-      <w:r>
-        <w:rPr>
-          <w:rStyle w:val="NormalTok"/>
-        </w:rPr>
-        <w:t xml:space="preserve"> </w:t>
-      </w:r>
-      <w:r>
-        <w:rPr>
-          <w:rStyle w:val="OtherTok"/>
-        </w:rPr>
-        <w:t xml:space="preserve">[</w:t>
-      </w:r>
-      <w:r>
-        <w:rPr>
           <w:rStyle w:val="StringTok"/>
         </w:rPr>
-        <w:t xml:space="preserve">"Switzerland North"</w:t>
-      </w:r>
-      <w:r>
-        <w:rPr>
-          <w:rStyle w:val="OtherTok"/>
-        </w:rPr>
-        <w:t xml:space="preserve">]</w:t>
-      </w:r>
-      <w:r>
-        <w:rPr>
-          <w:rStyle w:val="FunctionTok"/>
-        </w:rPr>
-        <w:t xml:space="preserve">,</w:t>
-      </w:r>
-      <w:r>
-        <w:br/>
-      </w:r>
-      <w:r>
-        <w:rPr>
-          <w:rStyle w:val="NormalTok"/>
-        </w:rPr>
-        <w:t xml:space="preserve">      </w:t>
-      </w:r>
-      <w:r>
-        <w:rPr>
-          <w:rStyle w:val="DataTypeTok"/>
-        </w:rPr>
-        <w:t xml:space="preserve">"activation_gated_by"</w:t>
-      </w:r>
-      <w:r>
-        <w:rPr>
-          <w:rStyle w:val="FunctionTok"/>
-        </w:rPr>
-        <w:t xml:space="preserve">:</w:t>
-      </w:r>
-      <w:r>
-        <w:rPr>
-          <w:rStyle w:val="NormalTok"/>
-        </w:rPr>
-        <w:t xml:space="preserve"> </w:t>
-      </w:r>
-      <w:r>
-        <w:rPr>
-          <w:rStyle w:val="StringTok"/>
-        </w:rPr>
-        <w:t xml:space="preserve">"DEC-001 (dr_not_offered['Middle East'] must be false)"</w:t>
-      </w:r>
-      <w:r>
-        <w:rPr>
-          <w:rStyle w:val="FunctionTok"/>
-        </w:rPr>
-        <w:t xml:space="preserve">,</w:t>
-      </w:r>
-      <w:r>
-        <w:br/>
-      </w:r>
-      <w:r>
-        <w:rPr>
-          <w:rStyle w:val="NormalTok"/>
-        </w:rPr>
-        <w:t xml:space="preserve">      </w:t>
-      </w:r>
-      <w:r>
-        <w:rPr>
-          <w:rStyle w:val="DataTypeTok"/>
-        </w:rPr>
-        <w:t xml:space="preserve">"rationale"</w:t>
-      </w:r>
-      <w:r>
-        <w:rPr>
-          <w:rStyle w:val="FunctionTok"/>
-        </w:rPr>
-        <w:t xml:space="preserve">:</w:t>
-      </w:r>
-      <w:r>
-        <w:rPr>
-          <w:rStyle w:val="NormalTok"/>
-        </w:rPr>
-        <w:t xml:space="preserve"> </w:t>
-      </w:r>
-      <w:r>
-        <w:rPr>
-          <w:rStyle w:val="StringTok"/>
-        </w:rPr>
-        <w:t xml:space="preserve">"Pre-configured, CONDITIONAL path. Middle East has only 2 Standard regions, so a 3-region model would need cross-geo DR — but this path is inactive while DR_NOT_OFFERED is true."</w:t>
+        <w:t xml:space="preserve">"[Amended v2.4] Active cross-geo DR path. Middle East Prod+CVAL co-locate in a weighted-selected Middle East region; DR is placed cross-geo in a weighted-selected Europe Standard region (Switzerland North is the default example, not fixed). A-ME1."</w:t>
       </w:r>
       <w:r>
         <w:br/>
@@ -12494,38 +12449,33 @@
               <w:jc w:val="left"/>
             </w:pPr>
             <w:r>
-              <w:t xml:space="preserve">For Middle East geography, DR defaults to</w:t>
-            </w:r>
-            <w:r>
-              <w:t xml:space="preserve"> </w:t>
-            </w:r>
-            <w:r>
-              <w:rPr>
-                <w:rStyle w:val="VerbatimChar"/>
-              </w:rPr>
-              <w:t xml:space="preserve">NOT_OFFERED</w:t>
-            </w:r>
-            <w:r>
-              <w:t xml:space="preserve"> </w:t>
-            </w:r>
-            <w:r>
-              <w:t xml:space="preserve">(DR-014, DEC-001 legal position); Switzerland North via approved cross-geo path applies</w:t>
-            </w:r>
-            <w:r>
-              <w:t xml:space="preserve"> </w:t>
-            </w:r>
-            <w:r>
               <w:rPr>
                 <w:bCs/>
                 <w:b/>
               </w:rPr>
-              <w:t xml:space="preserve">only after</w:t>
+              <w:t xml:space="preserve">[Amended v2.4]</w:t>
             </w:r>
             <w:r>
               <w:t xml:space="preserve"> </w:t>
             </w:r>
             <w:r>
-              <w:t xml:space="preserve">a recorded DEC-001 approval clears</w:t>
+              <w:t xml:space="preserve">For Middle East geography, DR is placed cross-geo in a</w:t>
+            </w:r>
+            <w:r>
+              <w:t xml:space="preserve"> </w:t>
+            </w:r>
+            <w:r>
+              <w:rPr>
+                <w:bCs/>
+                <w:b/>
+              </w:rPr>
+              <w:t xml:space="preserve">weighted-selected Europe Standard region</w:t>
+            </w:r>
+            <w:r>
+              <w:t xml:space="preserve"> </w:t>
+            </w:r>
+            <w:r>
+              <w:t xml:space="preserve">(DR-020, PLC-010b, DEC-001 RESOLVED); the former</w:t>
             </w:r>
             <w:r>
               <w:t xml:space="preserve"> </w:t>
@@ -12535,6 +12485,12 @@
                 <w:rStyle w:val="VerbatimChar"/>
               </w:rPr>
               <w:t xml:space="preserve">DR_NOT_OFFERED</w:t>
+            </w:r>
+            <w:r>
+              <w:t xml:space="preserve"> </w:t>
+            </w:r>
+            <w:r>
+              <w:t xml:space="preserve">outcome no longer applies</w:t>
             </w:r>
           </w:p>
         </w:tc>
@@ -12576,7 +12532,17 @@
               <w:jc w:val="left"/>
             </w:pPr>
             <w:r>
-              <w:t xml:space="preserve">Only on the DEC-001-approved conditional path: if Switzerland North fails HC-1..HC-10, block placement with ops alert</w:t>
+              <w:rPr>
+                <w:bCs/>
+                <w:b/>
+              </w:rPr>
+              <w:t xml:space="preserve">[Amended v2.4]</w:t>
+            </w:r>
+            <w:r>
+              <w:t xml:space="preserve"> </w:t>
+            </w:r>
+            <w:r>
+              <w:t xml:space="preserve">If all weighted Europe Standard regions fail HC-1..HC-10 for a Middle East cross-geo DR placement, block placement with ops alert</w:t>
             </w:r>
           </w:p>
         </w:tc>
@@ -12966,25 +12932,13 @@
           <w:bCs/>
           <w:b/>
         </w:rPr>
-        <w:t xml:space="preserve">blocked pending DEC-001</w:t>
-      </w:r>
-      <w:r>
-        <w:t xml:space="preserve">; ME DR is</w:t>
-      </w:r>
-      <w:r>
-        <w:t xml:space="preserve"> </w:t>
-      </w:r>
-      <w:r>
-        <w:rPr>
-          <w:rStyle w:val="VerbatimChar"/>
-        </w:rPr>
-        <w:t xml:space="preserve">DR_NOT_OFFERED</w:t>
-      </w:r>
-      <w:r>
-        <w:t xml:space="preserve"> </w:t>
-      </w:r>
-      <w:r>
-        <w:t xml:space="preserve">today, so this POC runs only if/when Legal approves ME DR</w:t>
+        <w:t xml:space="preserve">[Amended v2.4] active</w:t>
+      </w:r>
+      <w:r>
+        <w:t xml:space="preserve"> </w:t>
+      </w:r>
+      <w:r>
+        <w:t xml:space="preserve">(DEC-001 RESOLVED); validates weighted DR selection over Europe Standard regions and max-not-sum sizing at the Europe destination (DR-020, PLC-010b)</w:t>
       </w:r>
       <w:r>
         <w:br/>
@@ -13180,7 +13134,7 @@
         <w:rPr>
           <w:rStyle w:val="DataTypeTok"/>
         </w:rPr>
-        <w:t xml:space="preserve">"dr_ratio_min"</w:t>
+        <w:t xml:space="preserve">"dr_bootstrap_qty"</w:t>
       </w:r>
       <w:r>
         <w:rPr>
@@ -13196,9 +13150,9 @@
       </w:r>
       <w:r>
         <w:rPr>
-          <w:rStyle w:val="FloatTok"/>
-        </w:rPr>
-        <w:t xml:space="preserve">0.30</w:t>
+          <w:rStyle w:val="StringTok"/>
+        </w:rPr>
+        <w:t xml:space="preserve">"configurable per workload/product/region (DR-007) — no fixed ratio"</w:t>
       </w:r>
       <w:r>
         <w:rPr>
@@ -13219,7 +13173,7 @@
         <w:rPr>
           <w:rStyle w:val="DataTypeTok"/>
         </w:rPr>
-        <w:t xml:space="preserve">"dr_ratio_max"</w:t>
+        <w:t xml:space="preserve">"dr_destination_sizing"</w:t>
       </w:r>
       <w:r>
         <w:rPr>
@@ -13235,9 +13189,9 @@
       </w:r>
       <w:r>
         <w:rPr>
-          <w:rStyle w:val="FloatTok"/>
-        </w:rPr>
-        <w:t xml:space="preserve">0.40</w:t>
+          <w:rStyle w:val="StringTok"/>
+        </w:rPr>
+        <w:t xml:space="preserve">"max-not-sum (A.6/DR-017) — MAX(source portions failing over to region)"</w:t>
       </w:r>
       <w:r>
         <w:rPr>
@@ -13258,7 +13212,7 @@
         <w:rPr>
           <w:rStyle w:val="DataTypeTok"/>
         </w:rPr>
-        <w:t xml:space="preserve">"dr_ratio_target"</w:t>
+        <w:t xml:space="preserve">"allow_single_zone_dev"</w:t>
       </w:r>
       <w:r>
         <w:rPr>
@@ -13274,9 +13228,9 @@
       </w:r>
       <w:r>
         <w:rPr>
-          <w:rStyle w:val="FloatTok"/>
-        </w:rPr>
-        <w:t xml:space="preserve">0.35</w:t>
+          <w:rStyle w:val="KeywordTok"/>
+        </w:rPr>
+        <w:t xml:space="preserve">false</w:t>
       </w:r>
       <w:r>
         <w:rPr>
@@ -13297,7 +13251,7 @@
         <w:rPr>
           <w:rStyle w:val="DataTypeTok"/>
         </w:rPr>
-        <w:t xml:space="preserve">"allow_single_zone_dev"</w:t>
+        <w:t xml:space="preserve">"cross_geo_extension_paths"</w:t>
       </w:r>
       <w:r>
         <w:rPr>
@@ -13313,30 +13267,126 @@
       </w:r>
       <w:r>
         <w:rPr>
-          <w:rStyle w:val="KeywordTok"/>
-        </w:rPr>
-        <w:t xml:space="preserve">false</w:t>
-      </w:r>
-      <w:r>
-        <w:rPr>
           <w:rStyle w:val="FunctionTok"/>
         </w:rPr>
+        <w:t xml:space="preserve">{</w:t>
+      </w:r>
+      <w:r>
+        <w:br/>
+      </w:r>
+      <w:r>
+        <w:rPr>
+          <w:rStyle w:val="NormalTok"/>
+        </w:rPr>
+        <w:t xml:space="preserve">      </w:t>
+      </w:r>
+      <w:r>
+        <w:rPr>
+          <w:rStyle w:val="DataTypeTok"/>
+        </w:rPr>
+        <w:t xml:space="preserve">"Middle East"</w:t>
+      </w:r>
+      <w:r>
+        <w:rPr>
+          <w:rStyle w:val="FunctionTok"/>
+        </w:rPr>
+        <w:t xml:space="preserve">:</w:t>
+      </w:r>
+      <w:r>
+        <w:rPr>
+          <w:rStyle w:val="NormalTok"/>
+        </w:rPr>
+        <w:t xml:space="preserve"> </w:t>
+      </w:r>
+      <w:r>
+        <w:rPr>
+          <w:rStyle w:val="FunctionTok"/>
+        </w:rPr>
+        <w:t xml:space="preserve">{</w:t>
+      </w:r>
+      <w:r>
+        <w:br/>
+      </w:r>
+      <w:r>
+        <w:rPr>
+          <w:rStyle w:val="NormalTok"/>
+        </w:rPr>
+        <w:t xml:space="preserve">        </w:t>
+      </w:r>
+      <w:r>
+        <w:rPr>
+          <w:rStyle w:val="DataTypeTok"/>
+        </w:rPr>
+        <w:t xml:space="preserve">"approved_dr_regions"</w:t>
+      </w:r>
+      <w:r>
+        <w:rPr>
+          <w:rStyle w:val="FunctionTok"/>
+        </w:rPr>
+        <w:t xml:space="preserve">:</w:t>
+      </w:r>
+      <w:r>
+        <w:rPr>
+          <w:rStyle w:val="NormalTok"/>
+        </w:rPr>
+        <w:t xml:space="preserve"> </w:t>
+      </w:r>
+      <w:r>
+        <w:rPr>
+          <w:rStyle w:val="OtherTok"/>
+        </w:rPr>
+        <w:t xml:space="preserve">[</w:t>
+      </w:r>
+      <w:r>
+        <w:rPr>
+          <w:rStyle w:val="StringTok"/>
+        </w:rPr>
+        <w:t xml:space="preserve">"Switzerland North"</w:t>
+      </w:r>
+      <w:r>
+        <w:rPr>
+          <w:rStyle w:val="OtherTok"/>
+        </w:rPr>
         <w:t xml:space="preserve">,</w:t>
       </w:r>
       <w:r>
-        <w:br/>
-      </w:r>
-      <w:r>
-        <w:rPr>
-          <w:rStyle w:val="NormalTok"/>
-        </w:rPr>
-        <w:t xml:space="preserve">    </w:t>
+        <w:rPr>
+          <w:rStyle w:val="NormalTok"/>
+        </w:rPr>
+        <w:t xml:space="preserve"> </w:t>
+      </w:r>
+      <w:r>
+        <w:rPr>
+          <w:rStyle w:val="StringTok"/>
+        </w:rPr>
+        <w:t xml:space="preserve">"Sweden Central"</w:t>
+      </w:r>
+      <w:r>
+        <w:rPr>
+          <w:rStyle w:val="OtherTok"/>
+        </w:rPr>
+        <w:t xml:space="preserve">]</w:t>
+      </w:r>
+      <w:r>
+        <w:rPr>
+          <w:rStyle w:val="FunctionTok"/>
+        </w:rPr>
+        <w:t xml:space="preserve">,</w:t>
+      </w:r>
+      <w:r>
+        <w:br/>
+      </w:r>
+      <w:r>
+        <w:rPr>
+          <w:rStyle w:val="NormalTok"/>
+        </w:rPr>
+        <w:t xml:space="preserve">        </w:t>
       </w:r>
       <w:r>
         <w:rPr>
           <w:rStyle w:val="DataTypeTok"/>
         </w:rPr>
-        <w:t xml:space="preserve">"cross_geo_extension_paths"</w:t>
+        <w:t xml:space="preserve">"selection_model"</w:t>
       </w:r>
       <w:r>
         <w:rPr>
@@ -13352,24 +13402,30 @@
       </w:r>
       <w:r>
         <w:rPr>
+          <w:rStyle w:val="StringTok"/>
+        </w:rPr>
+        <w:t xml:space="preserve">"weighted (DR-020, PLC-010b)"</w:t>
+      </w:r>
+      <w:r>
+        <w:rPr>
           <w:rStyle w:val="FunctionTok"/>
         </w:rPr>
-        <w:t xml:space="preserve">{</w:t>
-      </w:r>
-      <w:r>
-        <w:br/>
-      </w:r>
-      <w:r>
-        <w:rPr>
-          <w:rStyle w:val="NormalTok"/>
-        </w:rPr>
-        <w:t xml:space="preserve">      </w:t>
+        <w:t xml:space="preserve">,</w:t>
+      </w:r>
+      <w:r>
+        <w:br/>
+      </w:r>
+      <w:r>
+        <w:rPr>
+          <w:rStyle w:val="NormalTok"/>
+        </w:rPr>
+        <w:t xml:space="preserve">        </w:t>
       </w:r>
       <w:r>
         <w:rPr>
           <w:rStyle w:val="DataTypeTok"/>
         </w:rPr>
-        <w:t xml:space="preserve">"Middle East"</w:t>
+        <w:t xml:space="preserve">"rationale"</w:t>
       </w:r>
       <w:r>
         <w:rPr>
@@ -13385,93 +13441,9 @@
       </w:r>
       <w:r>
         <w:rPr>
-          <w:rStyle w:val="FunctionTok"/>
-        </w:rPr>
-        <w:t xml:space="preserve">{</w:t>
-      </w:r>
-      <w:r>
-        <w:br/>
-      </w:r>
-      <w:r>
-        <w:rPr>
-          <w:rStyle w:val="NormalTok"/>
-        </w:rPr>
-        <w:t xml:space="preserve">        </w:t>
-      </w:r>
-      <w:r>
-        <w:rPr>
-          <w:rStyle w:val="DataTypeTok"/>
-        </w:rPr>
-        <w:t xml:space="preserve">"approved_dr_regions"</w:t>
-      </w:r>
-      <w:r>
-        <w:rPr>
-          <w:rStyle w:val="FunctionTok"/>
-        </w:rPr>
-        <w:t xml:space="preserve">:</w:t>
-      </w:r>
-      <w:r>
-        <w:rPr>
-          <w:rStyle w:val="NormalTok"/>
-        </w:rPr>
-        <w:t xml:space="preserve"> </w:t>
-      </w:r>
-      <w:r>
-        <w:rPr>
-          <w:rStyle w:val="OtherTok"/>
-        </w:rPr>
-        <w:t xml:space="preserve">[</w:t>
-      </w:r>
-      <w:r>
-        <w:rPr>
           <w:rStyle w:val="StringTok"/>
         </w:rPr>
-        <w:t xml:space="preserve">"Switzerland North"</w:t>
-      </w:r>
-      <w:r>
-        <w:rPr>
-          <w:rStyle w:val="OtherTok"/>
-        </w:rPr>
-        <w:t xml:space="preserve">]</w:t>
-      </w:r>
-      <w:r>
-        <w:rPr>
-          <w:rStyle w:val="FunctionTok"/>
-        </w:rPr>
-        <w:t xml:space="preserve">,</w:t>
-      </w:r>
-      <w:r>
-        <w:br/>
-      </w:r>
-      <w:r>
-        <w:rPr>
-          <w:rStyle w:val="NormalTok"/>
-        </w:rPr>
-        <w:t xml:space="preserve">        </w:t>
-      </w:r>
-      <w:r>
-        <w:rPr>
-          <w:rStyle w:val="DataTypeTok"/>
-        </w:rPr>
-        <w:t xml:space="preserve">"rationale"</w:t>
-      </w:r>
-      <w:r>
-        <w:rPr>
-          <w:rStyle w:val="FunctionTok"/>
-        </w:rPr>
-        <w:t xml:space="preserve">:</w:t>
-      </w:r>
-      <w:r>
-        <w:rPr>
-          <w:rStyle w:val="NormalTok"/>
-        </w:rPr>
-        <w:t xml:space="preserve"> </w:t>
-      </w:r>
-      <w:r>
-        <w:rPr>
-          <w:rStyle w:val="StringTok"/>
-        </w:rPr>
-        <w:t xml:space="preserve">"Middle East has only 2 Standard regions; 3-region model requires cross-geo DR"</w:t>
+        <w:t xml:space="preserve">"[Amended v2.4] Cross-geo DR into a weighted-selected Europe Standard region (DEC-001 RESOLVED)"</w:t>
       </w:r>
       <w:r>
         <w:br/>
@@ -13703,31 +13675,31 @@
                 <w:bCs/>
                 <w:b/>
               </w:rPr>
-              <w:t xml:space="preserve">dr_ratio_min</w:t>
-            </w:r>
-          </w:p>
-        </w:tc>
-        <w:tc>
-          <w:tcPr/>
-          <w:p>
-            <w:pPr>
-              <w:pStyle w:val="Compact"/>
-              <w:jc w:val="left"/>
-            </w:pPr>
-            <w:r>
-              <w:t xml:space="preserve">0.30</w:t>
-            </w:r>
-          </w:p>
-        </w:tc>
-        <w:tc>
-          <w:tcPr/>
-          <w:p>
-            <w:pPr>
-              <w:pStyle w:val="Compact"/>
-              <w:jc w:val="left"/>
-            </w:pPr>
-            <w:r>
-              <w:t xml:space="preserve">✅ Yes</w:t>
+              <w:t xml:space="preserve">dr_bootstrap_qty</w:t>
+            </w:r>
+          </w:p>
+        </w:tc>
+        <w:tc>
+          <w:tcPr/>
+          <w:p>
+            <w:pPr>
+              <w:pStyle w:val="Compact"/>
+              <w:jc w:val="left"/>
+            </w:pPr>
+            <w:r>
+              <w:t xml:space="preserve">(none — per workload/product/region)</w:t>
+            </w:r>
+          </w:p>
+        </w:tc>
+        <w:tc>
+          <w:tcPr/>
+          <w:p>
+            <w:pPr>
+              <w:pStyle w:val="Compact"/>
+              <w:jc w:val="left"/>
+            </w:pPr>
+            <w:r>
+              <w:t xml:space="preserve">✅ Yes (DR-007)</w:t>
             </w:r>
           </w:p>
         </w:tc>
@@ -13757,31 +13729,46 @@
                 <w:bCs/>
                 <w:b/>
               </w:rPr>
-              <w:t xml:space="preserve">dr_ratio_max</w:t>
-            </w:r>
-          </w:p>
-        </w:tc>
-        <w:tc>
-          <w:tcPr/>
-          <w:p>
-            <w:pPr>
-              <w:pStyle w:val="Compact"/>
-              <w:jc w:val="left"/>
-            </w:pPr>
-            <w:r>
-              <w:t xml:space="preserve">0.40</w:t>
-            </w:r>
-          </w:p>
-        </w:tc>
-        <w:tc>
-          <w:tcPr/>
-          <w:p>
-            <w:pPr>
-              <w:pStyle w:val="Compact"/>
-              <w:jc w:val="left"/>
-            </w:pPr>
-            <w:r>
-              <w:t xml:space="preserve">✅ Yes</w:t>
+              <w:t xml:space="preserve">dr_destination_sizing</w:t>
+            </w:r>
+          </w:p>
+        </w:tc>
+        <w:tc>
+          <w:tcPr/>
+          <w:p>
+            <w:pPr>
+              <w:pStyle w:val="Compact"/>
+              <w:jc w:val="left"/>
+            </w:pPr>
+            <w:r>
+              <w:t xml:space="preserve">max-not-sum:</w:t>
+            </w:r>
+            <w:r>
+              <w:t xml:space="preserve"> </w:t>
+            </w:r>
+            <w:r>
+              <w:rPr>
+                <w:rStyle w:val="VerbatimChar"/>
+              </w:rPr>
+              <w:t xml:space="preserve">MAX(source portions)</w:t>
+            </w:r>
+            <w:r>
+              <w:t xml:space="preserve"> </w:t>
+            </w:r>
+            <w:r>
+              <w:t xml:space="preserve">(A.6/DR-017)</w:t>
+            </w:r>
+          </w:p>
+        </w:tc>
+        <w:tc>
+          <w:tcPr/>
+          <w:p>
+            <w:pPr>
+              <w:pStyle w:val="Compact"/>
+              <w:jc w:val="left"/>
+            </w:pPr>
+            <w:r>
+              <w:t xml:space="preserve">✅ Yes (SUM override per C-11)</w:t>
             </w:r>
           </w:p>
         </w:tc>
@@ -13808,46 +13795,48 @@
             </w:pPr>
             <w:r>
               <w:rPr>
-                <w:bCs/>
-                <w:b/>
+                <w:strike/>
               </w:rPr>
-              <w:t xml:space="preserve">dr_ratio_target</w:t>
-            </w:r>
-          </w:p>
-        </w:tc>
-        <w:tc>
-          <w:tcPr/>
-          <w:p>
-            <w:pPr>
-              <w:pStyle w:val="Compact"/>
-              <w:jc w:val="left"/>
-            </w:pPr>
-            <w:r>
-              <w:t xml:space="preserve">0.35</w:t>
-            </w:r>
-          </w:p>
-        </w:tc>
-        <w:tc>
-          <w:tcPr/>
-          <w:p>
-            <w:pPr>
-              <w:pStyle w:val="Compact"/>
-              <w:jc w:val="left"/>
-            </w:pPr>
-            <w:r>
-              <w:t xml:space="preserve">✅ Yes</w:t>
-            </w:r>
-          </w:p>
-        </w:tc>
-        <w:tc>
-          <w:tcPr/>
-          <w:p>
-            <w:pPr>
-              <w:pStyle w:val="Compact"/>
-              <w:jc w:val="left"/>
-            </w:pPr>
-            <w:r>
-              <w:t xml:space="preserve">Scoring (not HC)</w:t>
+              <w:t xml:space="preserve">dr_ratio_min / max / target</w:t>
+            </w:r>
+          </w:p>
+        </w:tc>
+        <w:tc>
+          <w:tcPr/>
+          <w:p>
+            <w:pPr>
+              <w:pStyle w:val="Compact"/>
+              <w:jc w:val="left"/>
+            </w:pPr>
+            <w:r>
+              <w:rPr>
+                <w:strike/>
+              </w:rPr>
+              <w:t xml:space="preserve">0.30 / 0.40 / 0.35</w:t>
+            </w:r>
+          </w:p>
+        </w:tc>
+        <w:tc>
+          <w:tcPr/>
+          <w:p>
+            <w:pPr>
+              <w:pStyle w:val="Compact"/>
+              <w:jc w:val="left"/>
+            </w:pPr>
+            <w:r>
+              <w:t xml:space="preserve">❌ Retired (Scenario 15 → 17)</w:t>
+            </w:r>
+          </w:p>
+        </w:tc>
+        <w:tc>
+          <w:tcPr/>
+          <w:p>
+            <w:pPr>
+              <w:pStyle w:val="Compact"/>
+              <w:jc w:val="left"/>
+            </w:pPr>
+            <w:r>
+              <w:t xml:space="preserve">—</w:t>
             </w:r>
           </w:p>
         </w:tc>
@@ -14387,38 +14376,23 @@
         <w:pStyle w:val="Compact"/>
       </w:pPr>
       <w:r>
-        <w:t xml:space="preserve">☐ Cross-Geo Extension paths configured in PlacementPolicy (Middle East path present but</w:t>
-      </w:r>
-      <w:r>
-        <w:t xml:space="preserve"> </w:t>
-      </w:r>
-      <w:r>
-        <w:rPr>
-          <w:bCs/>
-          <w:b/>
-        </w:rPr>
-        <w:t xml:space="preserve">inactive</w:t>
-      </w:r>
-      <w:r>
-        <w:t xml:space="preserve"> </w:t>
-      </w:r>
-      <w:r>
-        <w:t xml:space="preserve">—</w:t>
-      </w:r>
-      <w:r>
-        <w:t xml:space="preserve"> </w:t>
-      </w:r>
-      <w:r>
-        <w:rPr>
-          <w:rStyle w:val="VerbatimChar"/>
-        </w:rPr>
-        <w:t xml:space="preserve">dr_not_offered["Middle East"] = true</w:t>
-      </w:r>
-      <w:r>
-        <w:t xml:space="preserve"> </w:t>
-      </w:r>
-      <w:r>
-        <w:t xml:space="preserve">pending DEC-001)</w:t>
+        <w:t xml:space="preserve">☐</w:t>
+      </w:r>
+      <w:r>
+        <w:t xml:space="preserve"> </w:t>
+      </w:r>
+      <w:r>
+        <w:rPr>
+          <w:bCs/>
+          <w:b/>
+        </w:rPr>
+        <w:t xml:space="preserve">[Amended v2.4]</w:t>
+      </w:r>
+      <w:r>
+        <w:t xml:space="preserve"> </w:t>
+      </w:r>
+      <w:r>
+        <w:t xml:space="preserve">Cross-Geo Extension paths configured in PlacementPolicy (Middle East → weighted Europe Standard regions, DR-020/PLC-010b; DEC-001 RESOLVED)</w:t>
       </w:r>
     </w:p>
     <w:p>
@@ -14430,7 +14404,7 @@
         <w:pStyle w:val="Compact"/>
       </w:pPr>
       <w:r>
-        <w:t xml:space="preserve">☐ Middle East default placement validated:</w:t>
+        <w:t xml:space="preserve">☐ Middle East placement validated: Prod+CVAL co-located in a weighted-selected Middle East region;</w:t>
       </w:r>
       <w:r>
         <w:t xml:space="preserve"> </w:t>
@@ -14439,13 +14413,13 @@
         <w:rPr>
           <w:rStyle w:val="VerbatimChar"/>
         </w:rPr>
-        <w:t xml:space="preserve">dr_region = NOT_OFFERED</w:t>
-      </w:r>
-      <w:r>
-        <w:t xml:space="preserve"> </w:t>
-      </w:r>
-      <w:r>
-        <w:t xml:space="preserve">(DR-014, current legal position)</w:t>
+        <w:t xml:space="preserve">dr_region</w:t>
+      </w:r>
+      <w:r>
+        <w:t xml:space="preserve"> </w:t>
+      </w:r>
+      <w:r>
+        <w:t xml:space="preserve">= weighted-selected Europe region (cross-geo)</w:t>
       </w:r>
     </w:p>
     <w:p>
@@ -14457,23 +14431,7 @@
         <w:pStyle w:val="Compact"/>
       </w:pPr>
       <w:r>
-        <w:t xml:space="preserve">☐ Middle East conditional three-region placement (Switzerland North, HC-10) validated</w:t>
-      </w:r>
-      <w:r>
-        <w:t xml:space="preserve"> </w:t>
-      </w:r>
-      <w:r>
-        <w:rPr>
-          <w:bCs/>
-          <w:b/>
-        </w:rPr>
-        <w:t xml:space="preserve">only after</w:t>
-      </w:r>
-      <w:r>
-        <w:t xml:space="preserve"> </w:t>
-      </w:r>
-      <w:r>
-        <w:t xml:space="preserve">DEC-001 legal approval</w:t>
+        <w:t xml:space="preserve">☐ Middle East cross-geo DR validated: weighted Europe selection + max-not-sum sizing at Europe destination (HC-6/HC-7/HC-10, DR-017)</w:t>
       </w:r>
     </w:p>
     <w:p>

--- a/Reference-Material/reference/acrme_hard_constraints_reference.docx
+++ b/Reference-Material/reference/acrme_hard_constraints_reference.docx
@@ -2,7 +2,7 @@
 <file path=word/document.xml><?xml version="1.0" encoding="utf-8"?>
 <w:document xmlns:w="http://schemas.openxmlformats.org/wordprocessingml/2006/main" xmlns:m="http://schemas.openxmlformats.org/officeDocument/2006/math" xmlns:r="http://schemas.openxmlformats.org/officeDocument/2006/relationships" xmlns:o="urn:schemas-microsoft-com:office:office" xmlns:v="urn:schemas-microsoft-com:vml" xmlns:w10="urn:schemas-microsoft-com:office:word" xmlns:a="http://schemas.openxmlformats.org/drawingml/2006/main" xmlns:pic="http://schemas.openxmlformats.org/drawingml/2006/picture" xmlns:wp="http://schemas.openxmlformats.org/drawingml/2006/wordprocessingDrawing">
   <w:body>
-    <w:bookmarkStart w:id="120" w:name="acrme-hard-constraints-reference"/>
+    <w:bookmarkStart w:id="121" w:name="acrme-hard-constraints-reference"/>
     <w:p>
       <w:pPr>
         <w:pStyle w:val="Heading1"/>
@@ -42,7 +42,7 @@
         <w:t xml:space="preserve"> </w:t>
       </w:r>
       <w:r>
-        <w:t xml:space="preserve">1.0</w:t>
+        <w:t xml:space="preserve">1.1</w:t>
       </w:r>
       <w:r>
         <w:br/>
@@ -58,7 +58,7 @@
         <w:t xml:space="preserve"> </w:t>
       </w:r>
       <w:r>
-        <w:t xml:space="preserve">August 2026</w:t>
+        <w:t xml:space="preserve">8 Oct 2026</w:t>
       </w:r>
       <w:r>
         <w:br/>
@@ -75,6 +75,364 @@
       </w:r>
       <w:r>
         <w:t xml:space="preserve">Production Ready</w:t>
+      </w:r>
+    </w:p>
+    <w:p>
+      <w:pPr>
+        <w:pStyle w:val="BlockText"/>
+      </w:pPr>
+      <w:r>
+        <w:rPr>
+          <w:bCs/>
+          <w:b/>
+        </w:rPr>
+        <w:t xml:space="preserve">v3.0 reconciliation note (8 Oct 2026).</w:t>
+      </w:r>
+      <w:r>
+        <w:t xml:space="preserve"> </w:t>
+      </w:r>
+      <w:r>
+        <w:t xml:space="preserve">Requirements Baseline</w:t>
+      </w:r>
+      <w:r>
+        <w:t xml:space="preserve"> </w:t>
+      </w:r>
+      <w:r>
+        <w:rPr>
+          <w:bCs/>
+          <w:b/>
+        </w:rPr>
+        <w:t xml:space="preserve">v3.0</w:t>
+      </w:r>
+      <w:r>
+        <w:t xml:space="preserve"> </w:t>
+      </w:r>
+      <w:r>
+        <w:t xml:space="preserve">folds in the multi-domain customer model while leaving</w:t>
+      </w:r>
+      <w:r>
+        <w:t xml:space="preserve"> </w:t>
+      </w:r>
+      <w:r>
+        <w:rPr>
+          <w:bCs/>
+          <w:b/>
+        </w:rPr>
+        <w:t xml:space="preserve">all hard constraints (HC-1..HC-11) unchanged</w:t>
+      </w:r>
+      <w:r>
+        <w:t xml:space="preserve"> </w:t>
+      </w:r>
+      <w:r>
+        <w:t xml:space="preserve">(Baseline §11.1). v3.0 restructures</w:t>
+      </w:r>
+      <w:r>
+        <w:t xml:space="preserve"> </w:t>
+      </w:r>
+      <w:r>
+        <w:rPr>
+          <w:iCs/>
+          <w:i/>
+        </w:rPr>
+        <w:t xml:space="preserve">where existing gates apply</w:t>
+      </w:r>
+      <w:r>
+        <w:t xml:space="preserve"> </w:t>
+      </w:r>
+      <w:r>
+        <w:t xml:space="preserve">into</w:t>
+      </w:r>
+      <w:r>
+        <w:t xml:space="preserve"> </w:t>
+      </w:r>
+      <w:r>
+        <w:rPr>
+          <w:bCs/>
+          <w:b/>
+        </w:rPr>
+        <w:t xml:space="preserve">two evaluation scopes</w:t>
+      </w:r>
+      <w:r>
+        <w:t xml:space="preserve"> </w:t>
+      </w:r>
+      <w:r>
+        <w:t xml:space="preserve">rather than introducing any new gate: region selection is</w:t>
+      </w:r>
+      <w:r>
+        <w:t xml:space="preserve"> </w:t>
+      </w:r>
+      <w:r>
+        <w:rPr>
+          <w:bCs/>
+          <w:b/>
+        </w:rPr>
+        <w:t xml:space="preserve">customer-scoped</w:t>
+      </w:r>
+      <w:r>
+        <w:t xml:space="preserve"> </w:t>
+      </w:r>
+      <w:r>
+        <w:t xml:space="preserve">— the Customer Region Vector</w:t>
+      </w:r>
+      <w:r>
+        <w:t xml:space="preserve"> </w:t>
+      </w:r>
+      <w:r>
+        <w:rPr>
+          <w:rStyle w:val="VerbatimChar"/>
+        </w:rPr>
+        <w:t xml:space="preserve">CRV(C,G) = (geography, distribution model, prod, cval, dr)</w:t>
+      </w:r>
+      <w:r>
+        <w:t xml:space="preserve"> </w:t>
+      </w:r>
+      <w:r>
+        <w:t xml:space="preserve">(PLC-013) resolves</w:t>
+      </w:r>
+      <w:r>
+        <w:t xml:space="preserve"> </w:t>
+      </w:r>
+      <w:r>
+        <w:rPr>
+          <w:bCs/>
+          <w:b/>
+        </w:rPr>
+        <w:t xml:space="preserve">once per customer × geography</w:t>
+      </w:r>
+      <w:r>
+        <w:t xml:space="preserve"> </w:t>
+      </w:r>
+      <w:r>
+        <w:t xml:space="preserve">and is cached and reused by every domain group; instance groups and capacity are</w:t>
+      </w:r>
+      <w:r>
+        <w:t xml:space="preserve"> </w:t>
+      </w:r>
+      <w:r>
+        <w:rPr>
+          <w:bCs/>
+          <w:b/>
+        </w:rPr>
+        <w:t xml:space="preserve">domain-group-scoped</w:t>
+      </w:r>
+      <w:r>
+        <w:t xml:space="preserve"> </w:t>
+      </w:r>
+      <w:r>
+        <w:t xml:space="preserve">— the Domain Placement Binding</w:t>
+      </w:r>
+      <w:r>
+        <w:t xml:space="preserve"> </w:t>
+      </w:r>
+      <w:r>
+        <w:rPr>
+          <w:rStyle w:val="VerbatimChar"/>
+        </w:rPr>
+        <w:t xml:space="preserve">DPB(D,E)</w:t>
+      </w:r>
+      <w:r>
+        <w:t xml:space="preserve"> </w:t>
+      </w:r>
+      <w:r>
+        <w:t xml:space="preserve">(PLC-014) is resolved</w:t>
+      </w:r>
+      <w:r>
+        <w:t xml:space="preserve"> </w:t>
+      </w:r>
+      <w:r>
+        <w:rPr>
+          <w:bCs/>
+          <w:b/>
+        </w:rPr>
+        <w:t xml:space="preserve">per domain × environment × region</w:t>
+      </w:r>
+      <w:r>
+        <w:t xml:space="preserve"> </w:t>
+      </w:r>
+      <w:r>
+        <w:t xml:space="preserve">on that domain’s ig subscription. Region-level gates (HC-1, HC-4, HC-5, HC-8, HC-9, HC-10) are evaluated when the CRV is resolved (customer scope); capacity/quota/floor gates (HC-2, HC-3, HC-6, HC-7) are evaluated per domain ig when the DPB is resolved (domain scope), with quota drawn from the customer’s</w:t>
+      </w:r>
+      <w:r>
+        <w:t xml:space="preserve"> </w:t>
+      </w:r>
+      <w:r>
+        <w:rPr>
+          <w:bCs/>
+          <w:b/>
+        </w:rPr>
+        <w:t xml:space="preserve">central quota group</w:t>
+      </w:r>
+      <w:r>
+        <w:t xml:space="preserve"> </w:t>
+      </w:r>
+      <w:r>
+        <w:t xml:space="preserve">spanning all domain subscriptions (QUA-015, per region × VM-family cell, 85% replenishment thresholds). Enforcement ordering is governed by</w:t>
+      </w:r>
+      <w:r>
+        <w:t xml:space="preserve"> </w:t>
+      </w:r>
+      <w:r>
+        <w:rPr>
+          <w:bCs/>
+          <w:b/>
+        </w:rPr>
+        <w:t xml:space="preserve">PLC-015</w:t>
+      </w:r>
+      <w:r>
+        <w:t xml:space="preserve"> </w:t>
+      </w:r>
+      <w:r>
+        <w:t xml:space="preserve">(CRV strictly precedes DPB; a domain never re-runs region selection). v3.0 boundary rules are</w:t>
+      </w:r>
+      <w:r>
+        <w:t xml:space="preserve"> </w:t>
+      </w:r>
+      <w:r>
+        <w:rPr>
+          <w:bCs/>
+          <w:b/>
+        </w:rPr>
+        <w:t xml:space="preserve">scoping rules, not new hard constraints</w:t>
+      </w:r>
+      <w:r>
+        <w:t xml:space="preserve"> </w:t>
+      </w:r>
+      <w:r>
+        <w:t xml:space="preserve">(per user standing constraint</w:t>
+      </w:r>
+      <w:r>
+        <w:t xml:space="preserve"> </w:t>
+      </w:r>
+      <w:r>
+        <w:t xml:space="preserve">“</w:t>
+      </w:r>
+      <w:r>
+        <w:t xml:space="preserve">keep all existing hard constraints intact</w:t>
+      </w:r>
+      <w:r>
+        <w:t xml:space="preserve">”</w:t>
+      </w:r>
+      <w:r>
+        <w:t xml:space="preserve">):</w:t>
+      </w:r>
+      <w:r>
+        <w:t xml:space="preserve"> </w:t>
+      </w:r>
+      <w:r>
+        <w:rPr>
+          <w:bCs/>
+          <w:b/>
+        </w:rPr>
+        <w:t xml:space="preserve">DOM-004</w:t>
+      </w:r>
+      <w:r>
+        <w:t xml:space="preserve"> </w:t>
+      </w:r>
+      <w:r>
+        <w:t xml:space="preserve">domain-bounded sharing (a CVAL/DR shared CRG never crosses domain boundaries),</w:t>
+      </w:r>
+      <w:r>
+        <w:t xml:space="preserve"> </w:t>
+      </w:r>
+      <w:r>
+        <w:rPr>
+          <w:bCs/>
+          <w:b/>
+        </w:rPr>
+        <w:t xml:space="preserve">CAP-025</w:t>
+      </w:r>
+      <w:r>
+        <w:t xml:space="preserve"> </w:t>
+      </w:r>
+      <w:r>
+        <w:t xml:space="preserve">CRG-set separation (prod / cvdr / drf set types per Domain × Environment × Region, never mixed),</w:t>
+      </w:r>
+      <w:r>
+        <w:t xml:space="preserve"> </w:t>
+      </w:r>
+      <w:r>
+        <w:rPr>
+          <w:bCs/>
+          <w:b/>
+        </w:rPr>
+        <w:t xml:space="preserve">PLC-015</w:t>
+      </w:r>
+      <w:r>
+        <w:t xml:space="preserve"> </w:t>
+      </w:r>
+      <w:r>
+        <w:t xml:space="preserve">two-phase resolution gate. The</w:t>
+      </w:r>
+      <w:r>
+        <w:t xml:space="preserve"> </w:t>
+      </w:r>
+      <w:r>
+        <w:rPr>
+          <w:bCs/>
+          <w:b/>
+        </w:rPr>
+        <w:t xml:space="preserve">DR Foundation</w:t>
+      </w:r>
+      <w:r>
+        <w:t xml:space="preserve"> </w:t>
+      </w:r>
+      <w:r>
+        <w:t xml:space="preserve">(DR-021, dedicated always-present bootstrap CRG set per domain) is covered by the same HC-6/HC-7 floor accounting without double-counting the CVAL/DR shared set. New v3.0 scoping validation rules</w:t>
+      </w:r>
+      <w:r>
+        <w:t xml:space="preserve"> </w:t>
+      </w:r>
+      <w:r>
+        <w:rPr>
+          <w:bCs/>
+          <w:b/>
+        </w:rPr>
+        <w:t xml:space="preserve">VR-12..VR-14</w:t>
+      </w:r>
+      <w:r>
+        <w:t xml:space="preserve">, POCs</w:t>
+      </w:r>
+      <w:r>
+        <w:t xml:space="preserve"> </w:t>
+      </w:r>
+      <w:r>
+        <w:rPr>
+          <w:bCs/>
+          <w:b/>
+        </w:rPr>
+        <w:t xml:space="preserve">POC-012/013</w:t>
+      </w:r>
+      <w:r>
+        <w:t xml:space="preserve">, configurable items</w:t>
+      </w:r>
+      <w:r>
+        <w:t xml:space="preserve"> </w:t>
+      </w:r>
+      <w:r>
+        <w:rPr>
+          <w:bCs/>
+          <w:b/>
+        </w:rPr>
+        <w:t xml:space="preserve">C-14..C-16</w:t>
+      </w:r>
+      <w:r>
+        <w:t xml:space="preserve">, and decision</w:t>
+      </w:r>
+      <w:r>
+        <w:t xml:space="preserve"> </w:t>
+      </w:r>
+      <w:r>
+        <w:rPr>
+          <w:bCs/>
+          <w:b/>
+        </w:rPr>
+        <w:t xml:space="preserve">DEC-004</w:t>
+      </w:r>
+      <w:r>
+        <w:t xml:space="preserve"> </w:t>
+      </w:r>
+      <w:r>
+        <w:t xml:space="preserve">are carried below; see Baseline §11.1, §11A, CAP-025, QUA-015, DR-021.</w:t>
       </w:r>
     </w:p>
     <w:p>
@@ -10828,7 +11186,7 @@
       </w:r>
     </w:p>
     <w:bookmarkEnd w:id="103"/>
-    <w:bookmarkStart w:id="107" w:name="part-3-enforcement-pipeline"/>
+    <w:bookmarkStart w:id="108" w:name="part-3-enforcement-pipeline"/>
     <w:p>
       <w:pPr>
         <w:pStyle w:val="Heading2"/>
@@ -12044,8 +12402,409 @@
       </w:r>
     </w:p>
     <w:bookmarkEnd w:id="106"/>
+    <w:bookmarkStart w:id="107" w:name="stage-4-two-scope-evaluation-v3.0"/>
+    <w:p>
+      <w:pPr>
+        <w:pStyle w:val="Heading3"/>
+      </w:pPr>
+      <w:r>
+        <w:t xml:space="preserve">Stage 4 — Two-Scope Evaluation (v3.0)</w:t>
+      </w:r>
+    </w:p>
+    <w:p>
+      <w:pPr>
+        <w:pStyle w:val="FirstParagraph"/>
+      </w:pPr>
+      <w:r>
+        <w:t xml:space="preserve">Requirements Baseline</w:t>
+      </w:r>
+      <w:r>
+        <w:t xml:space="preserve"> </w:t>
+      </w:r>
+      <w:r>
+        <w:rPr>
+          <w:bCs/>
+          <w:b/>
+        </w:rPr>
+        <w:t xml:space="preserve">v3.0</w:t>
+      </w:r>
+      <w:r>
+        <w:t xml:space="preserve"> </w:t>
+      </w:r>
+      <w:r>
+        <w:t xml:space="preserve">splits hard-constraint evaluation across</w:t>
+      </w:r>
+      <w:r>
+        <w:t xml:space="preserve"> </w:t>
+      </w:r>
+      <w:r>
+        <w:rPr>
+          <w:bCs/>
+          <w:b/>
+        </w:rPr>
+        <w:t xml:space="preserve">two scopes</w:t>
+      </w:r>
+      <w:r>
+        <w:t xml:space="preserve"> </w:t>
+      </w:r>
+      <w:r>
+        <w:t xml:space="preserve">without changing any HC definition (Baseline §11.1; standing constraint: HC-1..HC-11 intact):</w:t>
+      </w:r>
+    </w:p>
+    <w:p>
+      <w:pPr>
+        <w:pStyle w:val="BodyText"/>
+      </w:pPr>
+      <w:r>
+        <w:rPr>
+          <w:bCs/>
+          <w:b/>
+        </w:rPr>
+        <w:t xml:space="preserve">Customer scope — CRV resolution (PLC-013).</w:t>
+      </w:r>
+      <w:r>
+        <w:t xml:space="preserve"> </w:t>
+      </w:r>
+      <w:r>
+        <w:t xml:space="preserve">Region-level gates are evaluated</w:t>
+      </w:r>
+      <w:r>
+        <w:t xml:space="preserve"> </w:t>
+      </w:r>
+      <w:r>
+        <w:rPr>
+          <w:bCs/>
+          <w:b/>
+        </w:rPr>
+        <w:t xml:space="preserve">once per customer × geography</w:t>
+      </w:r>
+      <w:r>
+        <w:t xml:space="preserve">, when the Customer Region Vector is resolved (or re-validated on migration, PLC-005):</w:t>
+      </w:r>
+      <w:r>
+        <w:t xml:space="preserve"> </w:t>
+      </w:r>
+      <w:r>
+        <w:t xml:space="preserve">- Stage 1 pre-filtering:</w:t>
+      </w:r>
+      <w:r>
+        <w:t xml:space="preserve"> </w:t>
+      </w:r>
+      <w:r>
+        <w:rPr>
+          <w:bCs/>
+          <w:b/>
+        </w:rPr>
+        <w:t xml:space="preserve">HC-8</w:t>
+      </w:r>
+      <w:r>
+        <w:t xml:space="preserve"> </w:t>
+      </w:r>
+      <w:r>
+        <w:t xml:space="preserve">(geography containment),</w:t>
+      </w:r>
+      <w:r>
+        <w:t xml:space="preserve"> </w:t>
+      </w:r>
+      <w:r>
+        <w:rPr>
+          <w:bCs/>
+          <w:b/>
+        </w:rPr>
+        <w:t xml:space="preserve">HC-9</w:t>
+      </w:r>
+      <w:r>
+        <w:t xml:space="preserve"> </w:t>
+      </w:r>
+      <w:r>
+        <w:t xml:space="preserve">(Standard regions only)</w:t>
+      </w:r>
+      <w:r>
+        <w:t xml:space="preserve"> </w:t>
+      </w:r>
+      <w:r>
+        <w:t xml:space="preserve">- Region gates:</w:t>
+      </w:r>
+      <w:r>
+        <w:t xml:space="preserve"> </w:t>
+      </w:r>
+      <w:r>
+        <w:rPr>
+          <w:bCs/>
+          <w:b/>
+        </w:rPr>
+        <w:t xml:space="preserve">HC-1</w:t>
+      </w:r>
+      <w:r>
+        <w:t xml:space="preserve"> </w:t>
+      </w:r>
+      <w:r>
+        <w:t xml:space="preserve">(region separation),</w:t>
+      </w:r>
+      <w:r>
+        <w:t xml:space="preserve"> </w:t>
+      </w:r>
+      <w:r>
+        <w:rPr>
+          <w:bCs/>
+          <w:b/>
+        </w:rPr>
+        <w:t xml:space="preserve">HC-4</w:t>
+      </w:r>
+      <w:r>
+        <w:t xml:space="preserve"> </w:t>
+      </w:r>
+      <w:r>
+        <w:t xml:space="preserve">(DR separation class),</w:t>
+      </w:r>
+      <w:r>
+        <w:t xml:space="preserve"> </w:t>
+      </w:r>
+      <w:r>
+        <w:rPr>
+          <w:bCs/>
+          <w:b/>
+        </w:rPr>
+        <w:t xml:space="preserve">HC-5</w:t>
+      </w:r>
+      <w:r>
+        <w:t xml:space="preserve"> </w:t>
+      </w:r>
+      <w:r>
+        <w:t xml:space="preserve">(zone availability),</w:t>
+      </w:r>
+      <w:r>
+        <w:t xml:space="preserve"> </w:t>
+      </w:r>
+      <w:r>
+        <w:rPr>
+          <w:bCs/>
+          <w:b/>
+        </w:rPr>
+        <w:t xml:space="preserve">HC-10</w:t>
+      </w:r>
+      <w:r>
+        <w:t xml:space="preserve"> </w:t>
+      </w:r>
+      <w:r>
+        <w:t xml:space="preserve">(cross-geo extension path)</w:t>
+      </w:r>
+    </w:p>
+    <w:p>
+      <w:pPr>
+        <w:pStyle w:val="BodyText"/>
+      </w:pPr>
+      <w:r>
+        <w:t xml:space="preserve">The resolved CRV</w:t>
+      </w:r>
+      <w:r>
+        <w:t xml:space="preserve"> </w:t>
+      </w:r>
+      <w:r>
+        <w:rPr>
+          <w:rStyle w:val="VerbatimChar"/>
+        </w:rPr>
+        <w:t xml:space="preserve">(geography, distribution model, prod, cval, dr)</w:t>
+      </w:r>
+      <w:r>
+        <w:t xml:space="preserve"> </w:t>
+      </w:r>
+      <w:r>
+        <w:t xml:space="preserve">is cached on the seed record and reused by</w:t>
+      </w:r>
+      <w:r>
+        <w:t xml:space="preserve"> </w:t>
+      </w:r>
+      <w:r>
+        <w:rPr>
+          <w:bCs/>
+          <w:b/>
+        </w:rPr>
+        <w:t xml:space="preserve">all</w:t>
+      </w:r>
+      <w:r>
+        <w:t xml:space="preserve"> </w:t>
+      </w:r>
+      <w:r>
+        <w:t xml:space="preserve">of the customer’s domain groups; a domain never re-runs region selection (PLC-015, VR-14).</w:t>
+      </w:r>
+    </w:p>
+    <w:p>
+      <w:pPr>
+        <w:pStyle w:val="BodyText"/>
+      </w:pPr>
+      <w:r>
+        <w:rPr>
+          <w:bCs/>
+          <w:b/>
+        </w:rPr>
+        <w:t xml:space="preserve">Domain scope — DPB resolution (PLC-014).</w:t>
+      </w:r>
+      <w:r>
+        <w:t xml:space="preserve"> </w:t>
+      </w:r>
+      <w:r>
+        <w:t xml:space="preserve">Capacity and quota gates are evaluated</w:t>
+      </w:r>
+      <w:r>
+        <w:t xml:space="preserve"> </w:t>
+      </w:r>
+      <w:r>
+        <w:rPr>
+          <w:bCs/>
+          <w:b/>
+        </w:rPr>
+        <w:t xml:space="preserve">per domain × environment × region</w:t>
+      </w:r>
+      <w:r>
+        <w:t xml:space="preserve">, each time a domain’s Domain Placement Binding is resolved on its ig subscription:</w:t>
+      </w:r>
+      <w:r>
+        <w:t xml:space="preserve"> </w:t>
+      </w:r>
+      <w:r>
+        <w:t xml:space="preserve">- Capacity gates:</w:t>
+      </w:r>
+      <w:r>
+        <w:t xml:space="preserve"> </w:t>
+      </w:r>
+      <w:r>
+        <w:rPr>
+          <w:bCs/>
+          <w:b/>
+        </w:rPr>
+        <w:t xml:space="preserve">HC-2</w:t>
+      </w:r>
+      <w:r>
+        <w:t xml:space="preserve"> </w:t>
+      </w:r>
+      <w:r>
+        <w:t xml:space="preserve">(capacity floor) against the domain’s CRG set per CAP-025 (Prod-dedicated / CVAL-DR shared / DR Foundation set types)</w:t>
+      </w:r>
+      <w:r>
+        <w:t xml:space="preserve"> </w:t>
+      </w:r>
+      <w:r>
+        <w:t xml:space="preserve">- Quota gates:</w:t>
+      </w:r>
+      <w:r>
+        <w:t xml:space="preserve"> </w:t>
+      </w:r>
+      <w:r>
+        <w:rPr>
+          <w:bCs/>
+          <w:b/>
+        </w:rPr>
+        <w:t xml:space="preserve">HC-3</w:t>
+      </w:r>
+      <w:r>
+        <w:t xml:space="preserve">,</w:t>
+      </w:r>
+      <w:r>
+        <w:t xml:space="preserve"> </w:t>
+      </w:r>
+      <w:r>
+        <w:rPr>
+          <w:bCs/>
+          <w:b/>
+        </w:rPr>
+        <w:t xml:space="preserve">HC-7</w:t>
+      </w:r>
+      <w:r>
+        <w:t xml:space="preserve"> </w:t>
+      </w:r>
+      <w:r>
+        <w:t xml:space="preserve">against the customer’s</w:t>
+      </w:r>
+      <w:r>
+        <w:t xml:space="preserve"> </w:t>
+      </w:r>
+      <w:r>
+        <w:rPr>
+          <w:bCs/>
+          <w:b/>
+        </w:rPr>
+        <w:t xml:space="preserve">central quota group</w:t>
+      </w:r>
+      <w:r>
+        <w:t xml:space="preserve"> </w:t>
+      </w:r>
+      <w:r>
+        <w:t xml:space="preserve">(QUA-015) per region × VM-family cell, spanning all domain ig subscriptions (DOM-002); 85% replenishment thresholds</w:t>
+      </w:r>
+      <w:r>
+        <w:t xml:space="preserve"> </w:t>
+      </w:r>
+      <w:r>
+        <w:t xml:space="preserve">- DR coverage:</w:t>
+      </w:r>
+      <w:r>
+        <w:t xml:space="preserve"> </w:t>
+      </w:r>
+      <w:r>
+        <w:rPr>
+          <w:bCs/>
+          <w:b/>
+        </w:rPr>
+        <w:t xml:space="preserve">HC-6</w:t>
+      </w:r>
+      <w:r>
+        <w:t xml:space="preserve"> </w:t>
+      </w:r>
+      <w:r>
+        <w:t xml:space="preserve">evaluated per domain — the DR Foundation set (DR-021) plus the domain’s own CVAL/DR shared set, never double-counting the shared set</w:t>
+      </w:r>
+      <w:r>
+        <w:t xml:space="preserve"> </w:t>
+      </w:r>
+      <w:r>
+        <w:t xml:space="preserve">- VM-level:</w:t>
+      </w:r>
+      <w:r>
+        <w:t xml:space="preserve"> </w:t>
+      </w:r>
+      <w:r>
+        <w:rPr>
+          <w:bCs/>
+          <w:b/>
+        </w:rPr>
+        <w:t xml:space="preserve">HC-11</w:t>
+      </w:r>
+      <w:r>
+        <w:t xml:space="preserve"> </w:t>
+      </w:r>
+      <w:r>
+        <w:t xml:space="preserve">applied at onboarding per domain ig</w:t>
+      </w:r>
+    </w:p>
+    <w:p>
+      <w:pPr>
+        <w:pStyle w:val="BodyText"/>
+      </w:pPr>
+      <w:r>
+        <w:rPr>
+          <w:bCs/>
+          <w:b/>
+        </w:rPr>
+        <w:t xml:space="preserve">Ordering (PLC-015).</w:t>
+      </w:r>
+      <w:r>
+        <w:t xml:space="preserve"> </w:t>
+      </w:r>
+      <w:r>
+        <w:t xml:space="preserve">CRV resolution strictly precedes DPB resolution for every deployment; cross-domain independence (DOM-003) and domain-bounded sharing (DOM-004) are guaranteed by scoping, not by any new gate.</w:t>
+      </w:r>
+    </w:p>
+    <w:p>
+      <w:r>
+        <w:pict>
+          <v:rect style="width:0;height:1.5pt" o:hralign="center" o:hrstd="t" o:hr="t"/>
+        </w:pict>
+      </w:r>
+    </w:p>
     <w:bookmarkEnd w:id="107"/>
-    <w:bookmarkStart w:id="108" w:name="X16bfbef3bf2b5383f94a65da7d1eff470082b28"/>
+    <w:bookmarkEnd w:id="108"/>
+    <w:bookmarkStart w:id="109" w:name="X16bfbef3bf2b5383f94a65da7d1eff470082b28"/>
     <w:p>
       <w:pPr>
         <w:pStyle w:val="Heading2"/>
@@ -12643,6 +13402,210 @@
           </w:p>
         </w:tc>
       </w:tr>
+      <w:tr>
+        <w:tc>
+          <w:tcPr/>
+          <w:p>
+            <w:pPr>
+              <w:pStyle w:val="Compact"/>
+              <w:jc w:val="left"/>
+            </w:pPr>
+            <w:r>
+              <w:rPr>
+                <w:bCs/>
+                <w:b/>
+              </w:rPr>
+              <w:t xml:space="preserve">VR-12</w:t>
+            </w:r>
+            <w:r>
+              <w:t xml:space="preserve"> </w:t>
+            </w:r>
+            <w:r>
+              <w:rPr>
+                <w:iCs/>
+                <w:i/>
+              </w:rPr>
+              <w:t xml:space="preserve">(v3.0)</w:t>
+            </w:r>
+          </w:p>
+        </w:tc>
+        <w:tc>
+          <w:tcPr/>
+          <w:p>
+            <w:pPr>
+              <w:pStyle w:val="Compact"/>
+              <w:jc w:val="left"/>
+            </w:pPr>
+            <w:r>
+              <w:t xml:space="preserve">CVAL/DR shared CRGs (CAP-025</w:t>
+            </w:r>
+            <w:r>
+              <w:t xml:space="preserve"> </w:t>
+            </w:r>
+            <w:r>
+              <w:rPr>
+                <w:rStyle w:val="VerbatimChar"/>
+              </w:rPr>
+              <w:t xml:space="preserve">crg-cvdr-*</w:t>
+            </w:r>
+            <w:r>
+              <w:t xml:space="preserve">) never cross domain boundaries; sharing is domain-bounded (DOM-004), enforced at DPB scope</w:t>
+            </w:r>
+          </w:p>
+        </w:tc>
+        <w:tc>
+          <w:tcPr/>
+          <w:p>
+            <w:pPr>
+              <w:pStyle w:val="Compact"/>
+              <w:jc w:val="left"/>
+            </w:pPr>
+            <w:r>
+              <w:t xml:space="preserve">Scoping rule (DOM-004) — not a new gate</w:t>
+            </w:r>
+          </w:p>
+        </w:tc>
+      </w:tr>
+      <w:tr>
+        <w:tc>
+          <w:tcPr/>
+          <w:p>
+            <w:pPr>
+              <w:pStyle w:val="Compact"/>
+              <w:jc w:val="left"/>
+            </w:pPr>
+            <w:r>
+              <w:rPr>
+                <w:bCs/>
+                <w:b/>
+              </w:rPr>
+              <w:t xml:space="preserve">VR-13</w:t>
+            </w:r>
+            <w:r>
+              <w:t xml:space="preserve"> </w:t>
+            </w:r>
+            <w:r>
+              <w:rPr>
+                <w:iCs/>
+                <w:i/>
+              </w:rPr>
+              <w:t xml:space="preserve">(v3.0)</w:t>
+            </w:r>
+          </w:p>
+        </w:tc>
+        <w:tc>
+          <w:tcPr/>
+          <w:p>
+            <w:pPr>
+              <w:pStyle w:val="Compact"/>
+              <w:jc w:val="left"/>
+            </w:pPr>
+            <w:r>
+              <w:t xml:space="preserve">Prod / CVAL-DR / DR Foundation CRG set types (CAP-025</w:t>
+            </w:r>
+            <w:r>
+              <w:t xml:space="preserve"> </w:t>
+            </w:r>
+            <w:r>
+              <w:rPr>
+                <w:rStyle w:val="VerbatimChar"/>
+              </w:rPr>
+              <w:t xml:space="preserve">crg-pr-*</w:t>
+            </w:r>
+            <w:r>
+              <w:t xml:space="preserve">,</w:t>
+            </w:r>
+            <w:r>
+              <w:t xml:space="preserve"> </w:t>
+            </w:r>
+            <w:r>
+              <w:rPr>
+                <w:rStyle w:val="VerbatimChar"/>
+              </w:rPr>
+              <w:t xml:space="preserve">crg-cvdr-*</w:t>
+            </w:r>
+            <w:r>
+              <w:t xml:space="preserve">,</w:t>
+            </w:r>
+            <w:r>
+              <w:t xml:space="preserve"> </w:t>
+            </w:r>
+            <w:r>
+              <w:rPr>
+                <w:rStyle w:val="VerbatimChar"/>
+              </w:rPr>
+              <w:t xml:space="preserve">crg-drf-*</w:t>
+            </w:r>
+            <w:r>
+              <w:t xml:space="preserve">) are never mixed within a domain ig; DR Foundation is never shared with CVAL until an approved DR declaration (DR-021)</w:t>
+            </w:r>
+          </w:p>
+        </w:tc>
+        <w:tc>
+          <w:tcPr/>
+          <w:p>
+            <w:pPr>
+              <w:pStyle w:val="Compact"/>
+              <w:jc w:val="left"/>
+            </w:pPr>
+            <w:r>
+              <w:t xml:space="preserve">Scoping rule (CAP-025/DR-021) — not a new gate</w:t>
+            </w:r>
+          </w:p>
+        </w:tc>
+      </w:tr>
+      <w:tr>
+        <w:tc>
+          <w:tcPr/>
+          <w:p>
+            <w:pPr>
+              <w:pStyle w:val="Compact"/>
+              <w:jc w:val="left"/>
+            </w:pPr>
+            <w:r>
+              <w:rPr>
+                <w:bCs/>
+                <w:b/>
+              </w:rPr>
+              <w:t xml:space="preserve">VR-14</w:t>
+            </w:r>
+            <w:r>
+              <w:t xml:space="preserve"> </w:t>
+            </w:r>
+            <w:r>
+              <w:rPr>
+                <w:iCs/>
+                <w:i/>
+              </w:rPr>
+              <w:t xml:space="preserve">(v3.0)</w:t>
+            </w:r>
+          </w:p>
+        </w:tc>
+        <w:tc>
+          <w:tcPr/>
+          <w:p>
+            <w:pPr>
+              <w:pStyle w:val="Compact"/>
+              <w:jc w:val="left"/>
+            </w:pPr>
+            <w:r>
+              <w:t xml:space="preserve">CRV resolution strictly precedes DPB resolution; a domain group never re-runs region selection (PLC-015, PLC-013)</w:t>
+            </w:r>
+          </w:p>
+        </w:tc>
+        <w:tc>
+          <w:tcPr/>
+          <w:p>
+            <w:pPr>
+              <w:pStyle w:val="Compact"/>
+              <w:jc w:val="left"/>
+            </w:pPr>
+            <w:r>
+              <w:t xml:space="preserve">Scoping rule (PLC-015) — not a new gate</w:t>
+            </w:r>
+          </w:p>
+        </w:tc>
+      </w:tr>
     </w:tbl>
     <w:p>
       <w:r>
@@ -12651,8 +13614,8 @@
         </w:pict>
       </w:r>
     </w:p>
-    <w:bookmarkEnd w:id="108"/>
-    <w:bookmarkStart w:id="111" w:name="part-5-poc-blockers-testing"/>
+    <w:bookmarkEnd w:id="109"/>
+    <w:bookmarkStart w:id="112" w:name="part-5-poc-blockers-testing"/>
     <w:p>
       <w:pPr>
         <w:pStyle w:val="Heading2"/>
@@ -12661,7 +13624,7 @@
         <w:t xml:space="preserve">Part 5 — POC Blockers &amp; Testing</w:t>
       </w:r>
     </w:p>
-    <w:bookmarkStart w:id="109" w:name="critical-poc-blockers"/>
+    <w:bookmarkStart w:id="110" w:name="critical-poc-blockers"/>
     <w:p>
       <w:pPr>
         <w:pStyle w:val="Heading3"/>
@@ -12881,8 +13844,8 @@
         </w:tc>
       </w:tr>
     </w:tbl>
-    <w:bookmarkEnd w:id="109"/>
-    <w:bookmarkStart w:id="110" w:name="poc-test-coverage"/>
+    <w:bookmarkEnd w:id="110"/>
+    <w:bookmarkStart w:id="111" w:name="poc-test-coverage"/>
     <w:p>
       <w:pPr>
         <w:pStyle w:val="Heading3"/>
@@ -12939,6 +13902,38 @@
       </w:r>
       <w:r>
         <w:t xml:space="preserve">(DEC-001 RESOLVED); validates weighted DR selection over Europe Standard regions and max-not-sum sizing at the Europe destination (DR-020, PLC-010b)</w:t>
+      </w:r>
+      <w:r>
+        <w:br/>
+      </w:r>
+      <w:r>
+        <w:rPr>
+          <w:bCs/>
+          <w:b/>
+        </w:rPr>
+        <w:t xml:space="preserve">POC-12 (v3.0):</w:t>
+      </w:r>
+      <w:r>
+        <w:t xml:space="preserve"> </w:t>
+      </w:r>
+      <w:r>
+        <w:t xml:space="preserve">Domain-scoped CRG sharing validation — CVAL/DR shared CRG set stays within one domain (DOM-004, CAP-025); attempts to share across domains must fail (Baseline §23, POC-012)</w:t>
+      </w:r>
+      <w:r>
+        <w:br/>
+      </w:r>
+      <w:r>
+        <w:rPr>
+          <w:bCs/>
+          <w:b/>
+        </w:rPr>
+        <w:t xml:space="preserve">POC-13 (v3.0):</w:t>
+      </w:r>
+      <w:r>
+        <w:t xml:space="preserve"> </w:t>
+      </w:r>
+      <w:r>
+        <w:t xml:space="preserve">Two-scope flow against a live multi-domain customer — CRV resolved once at customer scope, DPB evaluation per domain ig, PLC-015 ordering, QUA-015 central quota group draws (Baseline §23, POC-013)</w:t>
       </w:r>
       <w:r>
         <w:br/>
@@ -12980,9 +13975,9 @@
         </w:pict>
       </w:r>
     </w:p>
-    <w:bookmarkEnd w:id="110"/>
     <w:bookmarkEnd w:id="111"/>
-    <w:bookmarkStart w:id="114" w:name="part-6-configuration-policy"/>
+    <w:bookmarkEnd w:id="112"/>
+    <w:bookmarkStart w:id="115" w:name="part-6-configuration-policy"/>
     <w:p>
       <w:pPr>
         <w:pStyle w:val="Heading2"/>
@@ -12991,7 +13986,7 @@
         <w:t xml:space="preserve">Part 6 — Configuration &amp; Policy</w:t>
       </w:r>
     </w:p>
-    <w:bookmarkStart w:id="112" w:name="X4be3307512e7f52d64cb89aabc3920545a45b86"/>
+    <w:bookmarkStart w:id="113" w:name="X4be3307512e7f52d64cb89aabc3920545a45b86"/>
     <w:p>
       <w:pPr>
         <w:pStyle w:val="Heading3"/>
@@ -13521,6 +14516,780 @@
         <w:rPr>
           <w:rStyle w:val="FunctionTok"/>
         </w:rPr>
+        <w:t xml:space="preserve">},</w:t>
+      </w:r>
+      <w:r>
+        <w:br/>
+      </w:r>
+      <w:r>
+        <w:rPr>
+          <w:rStyle w:val="NormalTok"/>
+        </w:rPr>
+        <w:t xml:space="preserve">  </w:t>
+      </w:r>
+      <w:r>
+        <w:rPr>
+          <w:rStyle w:val="DataTypeTok"/>
+        </w:rPr>
+        <w:t xml:space="preserve">"two_scope_v3_0"</w:t>
+      </w:r>
+      <w:r>
+        <w:rPr>
+          <w:rStyle w:val="FunctionTok"/>
+        </w:rPr>
+        <w:t xml:space="preserve">:</w:t>
+      </w:r>
+      <w:r>
+        <w:rPr>
+          <w:rStyle w:val="NormalTok"/>
+        </w:rPr>
+        <w:t xml:space="preserve"> </w:t>
+      </w:r>
+      <w:r>
+        <w:rPr>
+          <w:rStyle w:val="FunctionTok"/>
+        </w:rPr>
+        <w:t xml:space="preserve">{</w:t>
+      </w:r>
+      <w:r>
+        <w:br/>
+      </w:r>
+      <w:r>
+        <w:rPr>
+          <w:rStyle w:val="NormalTok"/>
+        </w:rPr>
+        <w:t xml:space="preserve">    </w:t>
+      </w:r>
+      <w:r>
+        <w:rPr>
+          <w:rStyle w:val="DataTypeTok"/>
+        </w:rPr>
+        <w:t xml:space="preserve">"crv_scope"</w:t>
+      </w:r>
+      <w:r>
+        <w:rPr>
+          <w:rStyle w:val="FunctionTok"/>
+        </w:rPr>
+        <w:t xml:space="preserve">:</w:t>
+      </w:r>
+      <w:r>
+        <w:rPr>
+          <w:rStyle w:val="NormalTok"/>
+        </w:rPr>
+        <w:t xml:space="preserve"> </w:t>
+      </w:r>
+      <w:r>
+        <w:rPr>
+          <w:rStyle w:val="FunctionTok"/>
+        </w:rPr>
+        <w:t xml:space="preserve">{</w:t>
+      </w:r>
+      <w:r>
+        <w:br/>
+      </w:r>
+      <w:r>
+        <w:rPr>
+          <w:rStyle w:val="NormalTok"/>
+        </w:rPr>
+        <w:t xml:space="preserve">      </w:t>
+      </w:r>
+      <w:r>
+        <w:rPr>
+          <w:rStyle w:val="DataTypeTok"/>
+        </w:rPr>
+        <w:t xml:space="preserve">"description"</w:t>
+      </w:r>
+      <w:r>
+        <w:rPr>
+          <w:rStyle w:val="FunctionTok"/>
+        </w:rPr>
+        <w:t xml:space="preserve">:</w:t>
+      </w:r>
+      <w:r>
+        <w:rPr>
+          <w:rStyle w:val="NormalTok"/>
+        </w:rPr>
+        <w:t xml:space="preserve"> </w:t>
+      </w:r>
+      <w:r>
+        <w:rPr>
+          <w:rStyle w:val="StringTok"/>
+        </w:rPr>
+        <w:t xml:space="preserve">"Customer-scoped region vector (PLC-013) — region gates evaluated once per customer × geography"</w:t>
+      </w:r>
+      <w:r>
+        <w:rPr>
+          <w:rStyle w:val="FunctionTok"/>
+        </w:rPr>
+        <w:t xml:space="preserve">,</w:t>
+      </w:r>
+      <w:r>
+        <w:br/>
+      </w:r>
+      <w:r>
+        <w:rPr>
+          <w:rStyle w:val="NormalTok"/>
+        </w:rPr>
+        <w:t xml:space="preserve">      </w:t>
+      </w:r>
+      <w:r>
+        <w:rPr>
+          <w:rStyle w:val="DataTypeTok"/>
+        </w:rPr>
+        <w:t xml:space="preserve">"stages"</w:t>
+      </w:r>
+      <w:r>
+        <w:rPr>
+          <w:rStyle w:val="FunctionTok"/>
+        </w:rPr>
+        <w:t xml:space="preserve">:</w:t>
+      </w:r>
+      <w:r>
+        <w:rPr>
+          <w:rStyle w:val="NormalTok"/>
+        </w:rPr>
+        <w:t xml:space="preserve"> </w:t>
+      </w:r>
+      <w:r>
+        <w:rPr>
+          <w:rStyle w:val="OtherTok"/>
+        </w:rPr>
+        <w:t xml:space="preserve">[</w:t>
+      </w:r>
+      <w:r>
+        <w:rPr>
+          <w:rStyle w:val="StringTok"/>
+        </w:rPr>
+        <w:t xml:space="preserve">"HC-8"</w:t>
+      </w:r>
+      <w:r>
+        <w:rPr>
+          <w:rStyle w:val="OtherTok"/>
+        </w:rPr>
+        <w:t xml:space="preserve">,</w:t>
+      </w:r>
+      <w:r>
+        <w:rPr>
+          <w:rStyle w:val="NormalTok"/>
+        </w:rPr>
+        <w:t xml:space="preserve"> </w:t>
+      </w:r>
+      <w:r>
+        <w:rPr>
+          <w:rStyle w:val="StringTok"/>
+        </w:rPr>
+        <w:t xml:space="preserve">"HC-9"</w:t>
+      </w:r>
+      <w:r>
+        <w:rPr>
+          <w:rStyle w:val="OtherTok"/>
+        </w:rPr>
+        <w:t xml:space="preserve">,</w:t>
+      </w:r>
+      <w:r>
+        <w:rPr>
+          <w:rStyle w:val="NormalTok"/>
+        </w:rPr>
+        <w:t xml:space="preserve"> </w:t>
+      </w:r>
+      <w:r>
+        <w:rPr>
+          <w:rStyle w:val="StringTok"/>
+        </w:rPr>
+        <w:t xml:space="preserve">"HC-1"</w:t>
+      </w:r>
+      <w:r>
+        <w:rPr>
+          <w:rStyle w:val="OtherTok"/>
+        </w:rPr>
+        <w:t xml:space="preserve">,</w:t>
+      </w:r>
+      <w:r>
+        <w:rPr>
+          <w:rStyle w:val="NormalTok"/>
+        </w:rPr>
+        <w:t xml:space="preserve"> </w:t>
+      </w:r>
+      <w:r>
+        <w:rPr>
+          <w:rStyle w:val="StringTok"/>
+        </w:rPr>
+        <w:t xml:space="preserve">"HC-4"</w:t>
+      </w:r>
+      <w:r>
+        <w:rPr>
+          <w:rStyle w:val="OtherTok"/>
+        </w:rPr>
+        <w:t xml:space="preserve">,</w:t>
+      </w:r>
+      <w:r>
+        <w:rPr>
+          <w:rStyle w:val="NormalTok"/>
+        </w:rPr>
+        <w:t xml:space="preserve"> </w:t>
+      </w:r>
+      <w:r>
+        <w:rPr>
+          <w:rStyle w:val="StringTok"/>
+        </w:rPr>
+        <w:t xml:space="preserve">"HC-5"</w:t>
+      </w:r>
+      <w:r>
+        <w:rPr>
+          <w:rStyle w:val="OtherTok"/>
+        </w:rPr>
+        <w:t xml:space="preserve">,</w:t>
+      </w:r>
+      <w:r>
+        <w:rPr>
+          <w:rStyle w:val="NormalTok"/>
+        </w:rPr>
+        <w:t xml:space="preserve"> </w:t>
+      </w:r>
+      <w:r>
+        <w:rPr>
+          <w:rStyle w:val="StringTok"/>
+        </w:rPr>
+        <w:t xml:space="preserve">"HC-10"</w:t>
+      </w:r>
+      <w:r>
+        <w:rPr>
+          <w:rStyle w:val="OtherTok"/>
+        </w:rPr>
+        <w:t xml:space="preserve">]</w:t>
+      </w:r>
+      <w:r>
+        <w:br/>
+      </w:r>
+      <w:r>
+        <w:rPr>
+          <w:rStyle w:val="NormalTok"/>
+        </w:rPr>
+        <w:t xml:space="preserve">    </w:t>
+      </w:r>
+      <w:r>
+        <w:rPr>
+          <w:rStyle w:val="FunctionTok"/>
+        </w:rPr>
+        <w:t xml:space="preserve">},</w:t>
+      </w:r>
+      <w:r>
+        <w:br/>
+      </w:r>
+      <w:r>
+        <w:rPr>
+          <w:rStyle w:val="NormalTok"/>
+        </w:rPr>
+        <w:t xml:space="preserve">    </w:t>
+      </w:r>
+      <w:r>
+        <w:rPr>
+          <w:rStyle w:val="DataTypeTok"/>
+        </w:rPr>
+        <w:t xml:space="preserve">"dpb_scope"</w:t>
+      </w:r>
+      <w:r>
+        <w:rPr>
+          <w:rStyle w:val="FunctionTok"/>
+        </w:rPr>
+        <w:t xml:space="preserve">:</w:t>
+      </w:r>
+      <w:r>
+        <w:rPr>
+          <w:rStyle w:val="NormalTok"/>
+        </w:rPr>
+        <w:t xml:space="preserve"> </w:t>
+      </w:r>
+      <w:r>
+        <w:rPr>
+          <w:rStyle w:val="FunctionTok"/>
+        </w:rPr>
+        <w:t xml:space="preserve">{</w:t>
+      </w:r>
+      <w:r>
+        <w:br/>
+      </w:r>
+      <w:r>
+        <w:rPr>
+          <w:rStyle w:val="NormalTok"/>
+        </w:rPr>
+        <w:t xml:space="preserve">      </w:t>
+      </w:r>
+      <w:r>
+        <w:rPr>
+          <w:rStyle w:val="DataTypeTok"/>
+        </w:rPr>
+        <w:t xml:space="preserve">"description"</w:t>
+      </w:r>
+      <w:r>
+        <w:rPr>
+          <w:rStyle w:val="FunctionTok"/>
+        </w:rPr>
+        <w:t xml:space="preserve">:</w:t>
+      </w:r>
+      <w:r>
+        <w:rPr>
+          <w:rStyle w:val="NormalTok"/>
+        </w:rPr>
+        <w:t xml:space="preserve"> </w:t>
+      </w:r>
+      <w:r>
+        <w:rPr>
+          <w:rStyle w:val="StringTok"/>
+        </w:rPr>
+        <w:t xml:space="preserve">"Domain Placement Binding (PLC-014) — capacity/quota gates per domain × environment × region"</w:t>
+      </w:r>
+      <w:r>
+        <w:rPr>
+          <w:rStyle w:val="FunctionTok"/>
+        </w:rPr>
+        <w:t xml:space="preserve">,</w:t>
+      </w:r>
+      <w:r>
+        <w:br/>
+      </w:r>
+      <w:r>
+        <w:rPr>
+          <w:rStyle w:val="NormalTok"/>
+        </w:rPr>
+        <w:t xml:space="preserve">      </w:t>
+      </w:r>
+      <w:r>
+        <w:rPr>
+          <w:rStyle w:val="DataTypeTok"/>
+        </w:rPr>
+        <w:t xml:space="preserve">"stages"</w:t>
+      </w:r>
+      <w:r>
+        <w:rPr>
+          <w:rStyle w:val="FunctionTok"/>
+        </w:rPr>
+        <w:t xml:space="preserve">:</w:t>
+      </w:r>
+      <w:r>
+        <w:rPr>
+          <w:rStyle w:val="NormalTok"/>
+        </w:rPr>
+        <w:t xml:space="preserve"> </w:t>
+      </w:r>
+      <w:r>
+        <w:rPr>
+          <w:rStyle w:val="OtherTok"/>
+        </w:rPr>
+        <w:t xml:space="preserve">[</w:t>
+      </w:r>
+      <w:r>
+        <w:rPr>
+          <w:rStyle w:val="StringTok"/>
+        </w:rPr>
+        <w:t xml:space="preserve">"HC-2"</w:t>
+      </w:r>
+      <w:r>
+        <w:rPr>
+          <w:rStyle w:val="OtherTok"/>
+        </w:rPr>
+        <w:t xml:space="preserve">,</w:t>
+      </w:r>
+      <w:r>
+        <w:rPr>
+          <w:rStyle w:val="NormalTok"/>
+        </w:rPr>
+        <w:t xml:space="preserve"> </w:t>
+      </w:r>
+      <w:r>
+        <w:rPr>
+          <w:rStyle w:val="StringTok"/>
+        </w:rPr>
+        <w:t xml:space="preserve">"HC-3"</w:t>
+      </w:r>
+      <w:r>
+        <w:rPr>
+          <w:rStyle w:val="OtherTok"/>
+        </w:rPr>
+        <w:t xml:space="preserve">,</w:t>
+      </w:r>
+      <w:r>
+        <w:rPr>
+          <w:rStyle w:val="NormalTok"/>
+        </w:rPr>
+        <w:t xml:space="preserve"> </w:t>
+      </w:r>
+      <w:r>
+        <w:rPr>
+          <w:rStyle w:val="StringTok"/>
+        </w:rPr>
+        <w:t xml:space="preserve">"HC-6"</w:t>
+      </w:r>
+      <w:r>
+        <w:rPr>
+          <w:rStyle w:val="OtherTok"/>
+        </w:rPr>
+        <w:t xml:space="preserve">,</w:t>
+      </w:r>
+      <w:r>
+        <w:rPr>
+          <w:rStyle w:val="NormalTok"/>
+        </w:rPr>
+        <w:t xml:space="preserve"> </w:t>
+      </w:r>
+      <w:r>
+        <w:rPr>
+          <w:rStyle w:val="StringTok"/>
+        </w:rPr>
+        <w:t xml:space="preserve">"HC-7"</w:t>
+      </w:r>
+      <w:r>
+        <w:rPr>
+          <w:rStyle w:val="OtherTok"/>
+        </w:rPr>
+        <w:t xml:space="preserve">,</w:t>
+      </w:r>
+      <w:r>
+        <w:rPr>
+          <w:rStyle w:val="NormalTok"/>
+        </w:rPr>
+        <w:t xml:space="preserve"> </w:t>
+      </w:r>
+      <w:r>
+        <w:rPr>
+          <w:rStyle w:val="StringTok"/>
+        </w:rPr>
+        <w:t xml:space="preserve">"HC-11"</w:t>
+      </w:r>
+      <w:r>
+        <w:rPr>
+          <w:rStyle w:val="OtherTok"/>
+        </w:rPr>
+        <w:t xml:space="preserve">]</w:t>
+      </w:r>
+      <w:r>
+        <w:br/>
+      </w:r>
+      <w:r>
+        <w:rPr>
+          <w:rStyle w:val="NormalTok"/>
+        </w:rPr>
+        <w:t xml:space="preserve">    </w:t>
+      </w:r>
+      <w:r>
+        <w:rPr>
+          <w:rStyle w:val="FunctionTok"/>
+        </w:rPr>
+        <w:t xml:space="preserve">},</w:t>
+      </w:r>
+      <w:r>
+        <w:br/>
+      </w:r>
+      <w:r>
+        <w:rPr>
+          <w:rStyle w:val="NormalTok"/>
+        </w:rPr>
+        <w:t xml:space="preserve">    </w:t>
+      </w:r>
+      <w:r>
+        <w:rPr>
+          <w:rStyle w:val="DataTypeTok"/>
+        </w:rPr>
+        <w:t xml:space="preserve">"resolution_order"</w:t>
+      </w:r>
+      <w:r>
+        <w:rPr>
+          <w:rStyle w:val="FunctionTok"/>
+        </w:rPr>
+        <w:t xml:space="preserve">:</w:t>
+      </w:r>
+      <w:r>
+        <w:rPr>
+          <w:rStyle w:val="NormalTok"/>
+        </w:rPr>
+        <w:t xml:space="preserve"> </w:t>
+      </w:r>
+      <w:r>
+        <w:rPr>
+          <w:rStyle w:val="StringTok"/>
+        </w:rPr>
+        <w:t xml:space="preserve">"CRV strictly precedes DPB (PLC-015, VR-14)"</w:t>
+      </w:r>
+      <w:r>
+        <w:rPr>
+          <w:rStyle w:val="FunctionTok"/>
+        </w:rPr>
+        <w:t xml:space="preserve">,</w:t>
+      </w:r>
+      <w:r>
+        <w:br/>
+      </w:r>
+      <w:r>
+        <w:rPr>
+          <w:rStyle w:val="NormalTok"/>
+        </w:rPr>
+        <w:t xml:space="preserve">    </w:t>
+      </w:r>
+      <w:r>
+        <w:rPr>
+          <w:rStyle w:val="DataTypeTok"/>
+        </w:rPr>
+        <w:t xml:space="preserve">"domain_taxonomy_tokens"</w:t>
+      </w:r>
+      <w:r>
+        <w:rPr>
+          <w:rStyle w:val="FunctionTok"/>
+        </w:rPr>
+        <w:t xml:space="preserve">:</w:t>
+      </w:r>
+      <w:r>
+        <w:rPr>
+          <w:rStyle w:val="NormalTok"/>
+        </w:rPr>
+        <w:t xml:space="preserve"> </w:t>
+      </w:r>
+      <w:r>
+        <w:rPr>
+          <w:rStyle w:val="StringTok"/>
+        </w:rPr>
+        <w:t xml:space="preserve">"wl-* per domain group (DOM-001); optional function-group &lt;fn&gt; (C-14, DEC-004)"</w:t>
+      </w:r>
+      <w:r>
+        <w:rPr>
+          <w:rStyle w:val="FunctionTok"/>
+        </w:rPr>
+        <w:t xml:space="preserve">,</w:t>
+      </w:r>
+      <w:r>
+        <w:br/>
+      </w:r>
+      <w:r>
+        <w:rPr>
+          <w:rStyle w:val="NormalTok"/>
+        </w:rPr>
+        <w:t xml:space="preserve">    </w:t>
+      </w:r>
+      <w:r>
+        <w:rPr>
+          <w:rStyle w:val="DataTypeTok"/>
+        </w:rPr>
+        <w:t xml:space="preserve">"dr_foundation_sizing_basis"</w:t>
+      </w:r>
+      <w:r>
+        <w:rPr>
+          <w:rStyle w:val="FunctionTok"/>
+        </w:rPr>
+        <w:t xml:space="preserve">:</w:t>
+      </w:r>
+      <w:r>
+        <w:rPr>
+          <w:rStyle w:val="NormalTok"/>
+        </w:rPr>
+        <w:t xml:space="preserve"> </w:t>
+      </w:r>
+      <w:r>
+        <w:rPr>
+          <w:rStyle w:val="StringTok"/>
+        </w:rPr>
+        <w:t xml:space="preserve">"configurable bootstrap per product/domain/region/zone/SKU (C-16, DR-021, ENV-005/DR-007)"</w:t>
+      </w:r>
+      <w:r>
+        <w:rPr>
+          <w:rStyle w:val="FunctionTok"/>
+        </w:rPr>
+        <w:t xml:space="preserve">,</w:t>
+      </w:r>
+      <w:r>
+        <w:br/>
+      </w:r>
+      <w:r>
+        <w:rPr>
+          <w:rStyle w:val="NormalTok"/>
+        </w:rPr>
+        <w:t xml:space="preserve">    </w:t>
+      </w:r>
+      <w:r>
+        <w:rPr>
+          <w:rStyle w:val="DataTypeTok"/>
+        </w:rPr>
+        <w:t xml:space="preserve">"combined_region_load_observation_threshold"</w:t>
+      </w:r>
+      <w:r>
+        <w:rPr>
+          <w:rStyle w:val="FunctionTok"/>
+        </w:rPr>
+        <w:t xml:space="preserve">:</w:t>
+      </w:r>
+      <w:r>
+        <w:rPr>
+          <w:rStyle w:val="NormalTok"/>
+        </w:rPr>
+        <w:t xml:space="preserve"> </w:t>
+      </w:r>
+      <w:r>
+        <w:rPr>
+          <w:rStyle w:val="StringTok"/>
+        </w:rPr>
+        <w:t xml:space="preserve">"deviation threshold for cross-domain region-level alert (C-15, PLC-016/OBS-002)"</w:t>
+      </w:r>
+      <w:r>
+        <w:rPr>
+          <w:rStyle w:val="FunctionTok"/>
+        </w:rPr>
+        <w:t xml:space="preserve">,</w:t>
+      </w:r>
+      <w:r>
+        <w:br/>
+      </w:r>
+      <w:r>
+        <w:rPr>
+          <w:rStyle w:val="NormalTok"/>
+        </w:rPr>
+        <w:t xml:space="preserve">    </w:t>
+      </w:r>
+      <w:r>
+        <w:rPr>
+          <w:rStyle w:val="DataTypeTok"/>
+        </w:rPr>
+        <w:t xml:space="preserve">"quota_group"</w:t>
+      </w:r>
+      <w:r>
+        <w:rPr>
+          <w:rStyle w:val="FunctionTok"/>
+        </w:rPr>
+        <w:t xml:space="preserve">:</w:t>
+      </w:r>
+      <w:r>
+        <w:rPr>
+          <w:rStyle w:val="NormalTok"/>
+        </w:rPr>
+        <w:t xml:space="preserve"> </w:t>
+      </w:r>
+      <w:r>
+        <w:rPr>
+          <w:rStyle w:val="FunctionTok"/>
+        </w:rPr>
+        <w:t xml:space="preserve">{</w:t>
+      </w:r>
+      <w:r>
+        <w:br/>
+      </w:r>
+      <w:r>
+        <w:rPr>
+          <w:rStyle w:val="NormalTok"/>
+        </w:rPr>
+        <w:t xml:space="preserve">      </w:t>
+      </w:r>
+      <w:r>
+        <w:rPr>
+          <w:rStyle w:val="DataTypeTok"/>
+        </w:rPr>
+        <w:t xml:space="preserve">"model"</w:t>
+      </w:r>
+      <w:r>
+        <w:rPr>
+          <w:rStyle w:val="FunctionTok"/>
+        </w:rPr>
+        <w:t xml:space="preserve">:</w:t>
+      </w:r>
+      <w:r>
+        <w:rPr>
+          <w:rStyle w:val="NormalTok"/>
+        </w:rPr>
+        <w:t xml:space="preserve"> </w:t>
+      </w:r>
+      <w:r>
+        <w:rPr>
+          <w:rStyle w:val="StringTok"/>
+        </w:rPr>
+        <w:t xml:space="preserve">"customer-central quota group per region × VM-family cell (QUA-015) spanning all domain ig subscriptions"</w:t>
+      </w:r>
+      <w:r>
+        <w:rPr>
+          <w:rStyle w:val="FunctionTok"/>
+        </w:rPr>
+        <w:t xml:space="preserve">,</w:t>
+      </w:r>
+      <w:r>
+        <w:br/>
+      </w:r>
+      <w:r>
+        <w:rPr>
+          <w:rStyle w:val="NormalTok"/>
+        </w:rPr>
+        <w:t xml:space="preserve">      </w:t>
+      </w:r>
+      <w:r>
+        <w:rPr>
+          <w:rStyle w:val="DataTypeTok"/>
+        </w:rPr>
+        <w:t xml:space="preserve">"GROUP_REPLENISH_THRESHOLD"</w:t>
+      </w:r>
+      <w:r>
+        <w:rPr>
+          <w:rStyle w:val="FunctionTok"/>
+        </w:rPr>
+        <w:t xml:space="preserve">:</w:t>
+      </w:r>
+      <w:r>
+        <w:rPr>
+          <w:rStyle w:val="NormalTok"/>
+        </w:rPr>
+        <w:t xml:space="preserve"> </w:t>
+      </w:r>
+      <w:r>
+        <w:rPr>
+          <w:rStyle w:val="StringTok"/>
+        </w:rPr>
+        <w:t xml:space="preserve">"0.85 (default 85%)"</w:t>
+      </w:r>
+      <w:r>
+        <w:rPr>
+          <w:rStyle w:val="FunctionTok"/>
+        </w:rPr>
+        <w:t xml:space="preserve">,</w:t>
+      </w:r>
+      <w:r>
+        <w:br/>
+      </w:r>
+      <w:r>
+        <w:rPr>
+          <w:rStyle w:val="NormalTok"/>
+        </w:rPr>
+        <w:t xml:space="preserve">      </w:t>
+      </w:r>
+      <w:r>
+        <w:rPr>
+          <w:rStyle w:val="DataTypeTok"/>
+        </w:rPr>
+        <w:t xml:space="preserve">"SUB_REPLENISH_THRESHOLD"</w:t>
+      </w:r>
+      <w:r>
+        <w:rPr>
+          <w:rStyle w:val="FunctionTok"/>
+        </w:rPr>
+        <w:t xml:space="preserve">:</w:t>
+      </w:r>
+      <w:r>
+        <w:rPr>
+          <w:rStyle w:val="NormalTok"/>
+        </w:rPr>
+        <w:t xml:space="preserve"> </w:t>
+      </w:r>
+      <w:r>
+        <w:rPr>
+          <w:rStyle w:val="StringTok"/>
+        </w:rPr>
+        <w:t xml:space="preserve">"0.85 (default 85%)"</w:t>
+      </w:r>
+      <w:r>
+        <w:br/>
+      </w:r>
+      <w:r>
+        <w:rPr>
+          <w:rStyle w:val="NormalTok"/>
+        </w:rPr>
+        <w:t xml:space="preserve">    </w:t>
+      </w:r>
+      <w:r>
+        <w:rPr>
+          <w:rStyle w:val="FunctionTok"/>
+        </w:rPr>
         <w:t xml:space="preserve">}</w:t>
       </w:r>
       <w:r>
@@ -13528,13 +15297,28 @@
       </w:r>
       <w:r>
         <w:rPr>
+          <w:rStyle w:val="NormalTok"/>
+        </w:rPr>
+        <w:t xml:space="preserve">  </w:t>
+      </w:r>
+      <w:r>
+        <w:rPr>
           <w:rStyle w:val="FunctionTok"/>
         </w:rPr>
         <w:t xml:space="preserve">}</w:t>
       </w:r>
-    </w:p>
-    <w:bookmarkEnd w:id="112"/>
-    <w:bookmarkStart w:id="113" w:name="policy-constants-1"/>
+      <w:r>
+        <w:br/>
+      </w:r>
+      <w:r>
+        <w:rPr>
+          <w:rStyle w:val="FunctionTok"/>
+        </w:rPr>
+        <w:t xml:space="preserve">}</w:t>
+      </w:r>
+    </w:p>
+    <w:bookmarkEnd w:id="113"/>
+    <w:bookmarkStart w:id="114" w:name="policy-constants-1"/>
     <w:p>
       <w:pPr>
         <w:pStyle w:val="Heading3"/>
@@ -14003,6 +15787,478 @@
           </w:p>
         </w:tc>
       </w:tr>
+      <w:tr>
+        <w:tc>
+          <w:tcPr/>
+          <w:p>
+            <w:pPr>
+              <w:pStyle w:val="Compact"/>
+              <w:jc w:val="left"/>
+            </w:pPr>
+            <w:r>
+              <w:rPr>
+                <w:bCs/>
+                <w:b/>
+              </w:rPr>
+              <w:t xml:space="preserve">crv_scope_gates</w:t>
+            </w:r>
+            <w:r>
+              <w:t xml:space="preserve"> </w:t>
+            </w:r>
+            <w:r>
+              <w:rPr>
+                <w:iCs/>
+                <w:i/>
+              </w:rPr>
+              <w:t xml:space="preserve">(v3.0)</w:t>
+            </w:r>
+          </w:p>
+        </w:tc>
+        <w:tc>
+          <w:tcPr/>
+          <w:p>
+            <w:pPr>
+              <w:pStyle w:val="Compact"/>
+              <w:jc w:val="left"/>
+            </w:pPr>
+            <w:r>
+              <w:t xml:space="preserve">HC-8, HC-9, HC-1, HC-4, HC-5, HC-10 evaluated once per customer × geography (PLC-013)</w:t>
+            </w:r>
+          </w:p>
+        </w:tc>
+        <w:tc>
+          <w:tcPr/>
+          <w:p>
+            <w:pPr>
+              <w:pStyle w:val="Compact"/>
+              <w:jc w:val="left"/>
+            </w:pPr>
+            <w:r>
+              <w:t xml:space="preserve">✅ Yes (config lists)</w:t>
+            </w:r>
+          </w:p>
+        </w:tc>
+        <w:tc>
+          <w:tcPr/>
+          <w:p>
+            <w:pPr>
+              <w:pStyle w:val="Compact"/>
+              <w:jc w:val="left"/>
+            </w:pPr>
+            <w:r>
+              <w:t xml:space="preserve">HC-1, HC-4, HC-5, HC-8, HC-9, HC-10</w:t>
+            </w:r>
+          </w:p>
+        </w:tc>
+      </w:tr>
+      <w:tr>
+        <w:tc>
+          <w:tcPr/>
+          <w:p>
+            <w:pPr>
+              <w:pStyle w:val="Compact"/>
+              <w:jc w:val="left"/>
+            </w:pPr>
+            <w:r>
+              <w:rPr>
+                <w:bCs/>
+                <w:b/>
+              </w:rPr>
+              <w:t xml:space="preserve">dpb_scope_gates</w:t>
+            </w:r>
+            <w:r>
+              <w:t xml:space="preserve"> </w:t>
+            </w:r>
+            <w:r>
+              <w:rPr>
+                <w:iCs/>
+                <w:i/>
+              </w:rPr>
+              <w:t xml:space="preserve">(v3.0)</w:t>
+            </w:r>
+          </w:p>
+        </w:tc>
+        <w:tc>
+          <w:tcPr/>
+          <w:p>
+            <w:pPr>
+              <w:pStyle w:val="Compact"/>
+              <w:jc w:val="left"/>
+            </w:pPr>
+            <w:r>
+              <w:t xml:space="preserve">HC-2, HC-3, HC-6, HC-7, HC-11 evaluated per domain × environment × region (PLC-014)</w:t>
+            </w:r>
+          </w:p>
+        </w:tc>
+        <w:tc>
+          <w:tcPr/>
+          <w:p>
+            <w:pPr>
+              <w:pStyle w:val="Compact"/>
+              <w:jc w:val="left"/>
+            </w:pPr>
+            <w:r>
+              <w:t xml:space="preserve">✅ Yes (config lists)</w:t>
+            </w:r>
+          </w:p>
+        </w:tc>
+        <w:tc>
+          <w:tcPr/>
+          <w:p>
+            <w:pPr>
+              <w:pStyle w:val="Compact"/>
+              <w:jc w:val="left"/>
+            </w:pPr>
+            <w:r>
+              <w:t xml:space="preserve">HC-2, HC-3, HC-6, HC-7, HC-11</w:t>
+            </w:r>
+          </w:p>
+        </w:tc>
+      </w:tr>
+      <w:tr>
+        <w:tc>
+          <w:tcPr/>
+          <w:p>
+            <w:pPr>
+              <w:pStyle w:val="Compact"/>
+              <w:jc w:val="left"/>
+            </w:pPr>
+            <w:r>
+              <w:rPr>
+                <w:bCs/>
+                <w:b/>
+              </w:rPr>
+              <w:t xml:space="preserve">resolution_order</w:t>
+            </w:r>
+            <w:r>
+              <w:t xml:space="preserve"> </w:t>
+            </w:r>
+            <w:r>
+              <w:rPr>
+                <w:iCs/>
+                <w:i/>
+              </w:rPr>
+              <w:t xml:space="preserve">(v3.0)</w:t>
+            </w:r>
+          </w:p>
+        </w:tc>
+        <w:tc>
+          <w:tcPr/>
+          <w:p>
+            <w:pPr>
+              <w:pStyle w:val="Compact"/>
+              <w:jc w:val="left"/>
+            </w:pPr>
+            <w:r>
+              <w:t xml:space="preserve">CRV strictly precedes DPB (PLC-015)</w:t>
+            </w:r>
+          </w:p>
+        </w:tc>
+        <w:tc>
+          <w:tcPr/>
+          <w:p>
+            <w:pPr>
+              <w:pStyle w:val="Compact"/>
+              <w:jc w:val="left"/>
+            </w:pPr>
+            <w:r>
+              <w:t xml:space="preserve">✅ Yes (gate)</w:t>
+            </w:r>
+          </w:p>
+        </w:tc>
+        <w:tc>
+          <w:tcPr/>
+          <w:p>
+            <w:pPr>
+              <w:pStyle w:val="Compact"/>
+              <w:jc w:val="left"/>
+            </w:pPr>
+            <w:r>
+              <w:t xml:space="preserve">— (ordering; VR-14)</w:t>
+            </w:r>
+          </w:p>
+        </w:tc>
+      </w:tr>
+      <w:tr>
+        <w:tc>
+          <w:tcPr/>
+          <w:p>
+            <w:pPr>
+              <w:pStyle w:val="Compact"/>
+              <w:jc w:val="left"/>
+            </w:pPr>
+            <w:r>
+              <w:rPr>
+                <w:bCs/>
+                <w:b/>
+              </w:rPr>
+              <w:t xml:space="preserve">domain_taxonomy_tokens</w:t>
+            </w:r>
+            <w:r>
+              <w:t xml:space="preserve"> </w:t>
+            </w:r>
+            <w:r>
+              <w:rPr>
+                <w:iCs/>
+                <w:i/>
+              </w:rPr>
+              <w:t xml:space="preserve">(v3.0)</w:t>
+            </w:r>
+          </w:p>
+        </w:tc>
+        <w:tc>
+          <w:tcPr/>
+          <w:p>
+            <w:pPr>
+              <w:pStyle w:val="Compact"/>
+              <w:jc w:val="left"/>
+            </w:pPr>
+            <w:r>
+              <w:rPr>
+                <w:rStyle w:val="VerbatimChar"/>
+              </w:rPr>
+              <w:t xml:space="preserve">wl-*</w:t>
+            </w:r>
+            <w:r>
+              <w:t xml:space="preserve"> </w:t>
+            </w:r>
+            <w:r>
+              <w:t xml:space="preserve">per domain group; optional</w:t>
+            </w:r>
+            <w:r>
+              <w:t xml:space="preserve"> </w:t>
+            </w:r>
+            <w:r>
+              <w:rPr>
+                <w:rStyle w:val="VerbatimChar"/>
+              </w:rPr>
+              <w:t xml:space="preserve">&lt;fn&gt;</w:t>
+            </w:r>
+            <w:r>
+              <w:t xml:space="preserve"> </w:t>
+            </w:r>
+            <w:r>
+              <w:t xml:space="preserve">(DOM-001)</w:t>
+            </w:r>
+          </w:p>
+        </w:tc>
+        <w:tc>
+          <w:tcPr/>
+          <w:p>
+            <w:pPr>
+              <w:pStyle w:val="Compact"/>
+              <w:jc w:val="left"/>
+            </w:pPr>
+            <w:r>
+              <w:t xml:space="preserve">✅ Yes (C-14, DEC-004)</w:t>
+            </w:r>
+          </w:p>
+        </w:tc>
+        <w:tc>
+          <w:tcPr/>
+          <w:p>
+            <w:pPr>
+              <w:pStyle w:val="Compact"/>
+              <w:jc w:val="left"/>
+            </w:pPr>
+            <w:r>
+              <w:t xml:space="preserve">— (scoping)</w:t>
+            </w:r>
+          </w:p>
+        </w:tc>
+      </w:tr>
+      <w:tr>
+        <w:tc>
+          <w:tcPr/>
+          <w:p>
+            <w:pPr>
+              <w:pStyle w:val="Compact"/>
+              <w:jc w:val="left"/>
+            </w:pPr>
+            <w:r>
+              <w:rPr>
+                <w:bCs/>
+                <w:b/>
+              </w:rPr>
+              <w:t xml:space="preserve">combined_region_load_observation_threshold</w:t>
+            </w:r>
+            <w:r>
+              <w:t xml:space="preserve"> </w:t>
+            </w:r>
+            <w:r>
+              <w:rPr>
+                <w:iCs/>
+                <w:i/>
+              </w:rPr>
+              <w:t xml:space="preserve">(v3.0)</w:t>
+            </w:r>
+          </w:p>
+        </w:tc>
+        <w:tc>
+          <w:tcPr/>
+          <w:p>
+            <w:pPr>
+              <w:pStyle w:val="Compact"/>
+              <w:jc w:val="left"/>
+            </w:pPr>
+            <w:r>
+              <w:t xml:space="preserve">Deviation alert threshold across a customer’s domains (PLC-016/OBS-002)</w:t>
+            </w:r>
+          </w:p>
+        </w:tc>
+        <w:tc>
+          <w:tcPr/>
+          <w:p>
+            <w:pPr>
+              <w:pStyle w:val="Compact"/>
+              <w:jc w:val="left"/>
+            </w:pPr>
+            <w:r>
+              <w:t xml:space="preserve">✅ Yes (C-15)</w:t>
+            </w:r>
+          </w:p>
+        </w:tc>
+        <w:tc>
+          <w:tcPr/>
+          <w:p>
+            <w:pPr>
+              <w:pStyle w:val="Compact"/>
+              <w:jc w:val="left"/>
+            </w:pPr>
+            <w:r>
+              <w:t xml:space="preserve">— (observation only)</w:t>
+            </w:r>
+          </w:p>
+        </w:tc>
+      </w:tr>
+      <w:tr>
+        <w:tc>
+          <w:tcPr/>
+          <w:p>
+            <w:pPr>
+              <w:pStyle w:val="Compact"/>
+              <w:jc w:val="left"/>
+            </w:pPr>
+            <w:r>
+              <w:rPr>
+                <w:bCs/>
+                <w:b/>
+              </w:rPr>
+              <w:t xml:space="preserve">dr_foundation_sizing_basis</w:t>
+            </w:r>
+            <w:r>
+              <w:t xml:space="preserve"> </w:t>
+            </w:r>
+            <w:r>
+              <w:rPr>
+                <w:iCs/>
+                <w:i/>
+              </w:rPr>
+              <w:t xml:space="preserve">(v3.0)</w:t>
+            </w:r>
+          </w:p>
+        </w:tc>
+        <w:tc>
+          <w:tcPr/>
+          <w:p>
+            <w:pPr>
+              <w:pStyle w:val="Compact"/>
+              <w:jc w:val="left"/>
+            </w:pPr>
+            <w:r>
+              <w:t xml:space="preserve">Configurable bootstrap per product/domain/region/zone/SKU (ENV-005/DR-007); never a fixed % (DR-021)</w:t>
+            </w:r>
+          </w:p>
+        </w:tc>
+        <w:tc>
+          <w:tcPr/>
+          <w:p>
+            <w:pPr>
+              <w:pStyle w:val="Compact"/>
+              <w:jc w:val="left"/>
+            </w:pPr>
+            <w:r>
+              <w:t xml:space="preserve">✅ Yes (C-16)</w:t>
+            </w:r>
+          </w:p>
+        </w:tc>
+        <w:tc>
+          <w:tcPr/>
+          <w:p>
+            <w:pPr>
+              <w:pStyle w:val="Compact"/>
+              <w:jc w:val="left"/>
+            </w:pPr>
+            <w:r>
+              <w:t xml:space="preserve">HC-6, HC-7 (floor coverage)</w:t>
+            </w:r>
+          </w:p>
+        </w:tc>
+      </w:tr>
+      <w:tr>
+        <w:tc>
+          <w:tcPr/>
+          <w:p>
+            <w:pPr>
+              <w:pStyle w:val="Compact"/>
+              <w:jc w:val="left"/>
+            </w:pPr>
+            <w:r>
+              <w:rPr>
+                <w:bCs/>
+                <w:b/>
+              </w:rPr>
+              <w:t xml:space="preserve">GROUP_REPLENISH_THRESHOLD / SUB_REPLENISH_THRESHOLD</w:t>
+            </w:r>
+            <w:r>
+              <w:t xml:space="preserve"> </w:t>
+            </w:r>
+            <w:r>
+              <w:rPr>
+                <w:iCs/>
+                <w:i/>
+              </w:rPr>
+              <w:t xml:space="preserve">(v3.0)</w:t>
+            </w:r>
+          </w:p>
+        </w:tc>
+        <w:tc>
+          <w:tcPr/>
+          <w:p>
+            <w:pPr>
+              <w:pStyle w:val="Compact"/>
+              <w:jc w:val="left"/>
+            </w:pPr>
+            <w:r>
+              <w:t xml:space="preserve">0.85 / 0.85 — central quota group replenishment at group and subscription level (QUA-015)</w:t>
+            </w:r>
+          </w:p>
+        </w:tc>
+        <w:tc>
+          <w:tcPr/>
+          <w:p>
+            <w:pPr>
+              <w:pStyle w:val="Compact"/>
+              <w:jc w:val="left"/>
+            </w:pPr>
+            <w:r>
+              <w:t xml:space="preserve">✅ Yes</w:t>
+            </w:r>
+          </w:p>
+        </w:tc>
+        <w:tc>
+          <w:tcPr/>
+          <w:p>
+            <w:pPr>
+              <w:pStyle w:val="Compact"/>
+              <w:jc w:val="left"/>
+            </w:pPr>
+            <w:r>
+              <w:t xml:space="preserve">HC-3, HC-7 (headroom)</w:t>
+            </w:r>
+          </w:p>
+        </w:tc>
+      </w:tr>
     </w:tbl>
     <w:p>
       <w:r>
@@ -14011,9 +16267,9 @@
         </w:pict>
       </w:r>
     </w:p>
-    <w:bookmarkEnd w:id="113"/>
     <w:bookmarkEnd w:id="114"/>
-    <w:bookmarkStart w:id="117" w:name="part-7-implementation-checklist"/>
+    <w:bookmarkEnd w:id="115"/>
+    <w:bookmarkStart w:id="118" w:name="part-7-implementation-checklist"/>
     <w:p>
       <w:pPr>
         <w:pStyle w:val="Heading2"/>
@@ -14022,7 +16278,7 @@
         <w:t xml:space="preserve">Part 7 — Implementation Checklist</w:t>
       </w:r>
     </w:p>
-    <w:bookmarkStart w:id="115" w:name="engineering-backlog-cross-reference"/>
+    <w:bookmarkStart w:id="116" w:name="engineering-backlog-cross-reference"/>
     <w:p>
       <w:pPr>
         <w:pStyle w:val="Heading3"/>
@@ -14297,8 +16553,8 @@
         </w:tc>
       </w:tr>
     </w:tbl>
-    <w:bookmarkEnd w:id="115"/>
-    <w:bookmarkStart w:id="116" w:name="pre-deployment-validation"/>
+    <w:bookmarkEnd w:id="116"/>
+    <w:bookmarkStart w:id="117" w:name="pre-deployment-validation"/>
     <w:p>
       <w:pPr>
         <w:pStyle w:val="Heading3"/>
@@ -14455,7 +16711,25 @@
         <w:pStyle w:val="Compact"/>
       </w:pPr>
       <w:r>
-        <w:t xml:space="preserve">☐ HC rejection reasons logged to OperationRecord for audit</w:t>
+        <w:t xml:space="preserve">☐</w:t>
+      </w:r>
+      <w:r>
+        <w:t xml:space="preserve"> </w:t>
+      </w:r>
+      <w:r>
+        <w:rPr>
+          <w:iCs/>
+          <w:i/>
+          <w:bCs/>
+          <w:b/>
+        </w:rPr>
+        <w:t xml:space="preserve">(v3.0)</w:t>
+      </w:r>
+      <w:r>
+        <w:t xml:space="preserve"> </w:t>
+      </w:r>
+      <w:r>
+        <w:t xml:space="preserve">Two-scope evaluation implemented: CRV-scope gates (HC-8/9/1/4/5/10) resolved once per customer × geography; DPB-scope gates (HC-2/3/6/7/11) per domain × environment × region (PLC-013/014)</w:t>
       </w:r>
     </w:p>
     <w:p>
@@ -14467,7 +16741,244 @@
         <w:pStyle w:val="Compact"/>
       </w:pPr>
       <w:r>
-        <w:t xml:space="preserve">☐ Validation Rules VR-1..VR-11 traced to HC enforcement points</w:t>
+        <w:t xml:space="preserve">☐</w:t>
+      </w:r>
+      <w:r>
+        <w:t xml:space="preserve"> </w:t>
+      </w:r>
+      <w:r>
+        <w:rPr>
+          <w:iCs/>
+          <w:i/>
+          <w:bCs/>
+          <w:b/>
+        </w:rPr>
+        <w:t xml:space="preserve">(v3.0)</w:t>
+      </w:r>
+      <w:r>
+        <w:t xml:space="preserve"> </w:t>
+      </w:r>
+      <w:r>
+        <w:t xml:space="preserve">PLC-015 ordering enforced — CRV strictly precedes DPB; domain groups never re-run region selection (VR-14)</w:t>
+      </w:r>
+    </w:p>
+    <w:p>
+      <w:pPr>
+        <w:numPr>
+          <w:ilvl w:val="0"/>
+          <w:numId w:val="1018"/>
+        </w:numPr>
+        <w:pStyle w:val="Compact"/>
+      </w:pPr>
+      <w:r>
+        <w:t xml:space="preserve">☐</w:t>
+      </w:r>
+      <w:r>
+        <w:t xml:space="preserve"> </w:t>
+      </w:r>
+      <w:r>
+        <w:rPr>
+          <w:iCs/>
+          <w:i/>
+          <w:bCs/>
+          <w:b/>
+        </w:rPr>
+        <w:t xml:space="preserve">(v3.0)</w:t>
+      </w:r>
+      <w:r>
+        <w:t xml:space="preserve"> </w:t>
+      </w:r>
+      <w:r>
+        <w:t xml:space="preserve">Per-domain CRG-set separation validated (CAP-025:</w:t>
+      </w:r>
+      <w:r>
+        <w:t xml:space="preserve"> </w:t>
+      </w:r>
+      <w:r>
+        <w:rPr>
+          <w:rStyle w:val="VerbatimChar"/>
+        </w:rPr>
+        <w:t xml:space="preserve">crg-pr-*</w:t>
+      </w:r>
+      <w:r>
+        <w:t xml:space="preserve"> </w:t>
+      </w:r>
+      <w:r>
+        <w:t xml:space="preserve">/</w:t>
+      </w:r>
+      <w:r>
+        <w:t xml:space="preserve"> </w:t>
+      </w:r>
+      <w:r>
+        <w:rPr>
+          <w:rStyle w:val="VerbatimChar"/>
+        </w:rPr>
+        <w:t xml:space="preserve">crg-cvdr-*</w:t>
+      </w:r>
+      <w:r>
+        <w:t xml:space="preserve"> </w:t>
+      </w:r>
+      <w:r>
+        <w:t xml:space="preserve">/</w:t>
+      </w:r>
+      <w:r>
+        <w:t xml:space="preserve"> </w:t>
+      </w:r>
+      <w:r>
+        <w:rPr>
+          <w:rStyle w:val="VerbatimChar"/>
+        </w:rPr>
+        <w:t xml:space="preserve">crg-drf-*</w:t>
+      </w:r>
+      <w:r>
+        <w:t xml:space="preserve"> </w:t>
+      </w:r>
+      <w:r>
+        <w:t xml:space="preserve">never mixed; DR Foundation not shared with CVAL before approved DR declaration) (VR-13)</w:t>
+      </w:r>
+    </w:p>
+    <w:p>
+      <w:pPr>
+        <w:numPr>
+          <w:ilvl w:val="0"/>
+          <w:numId w:val="1018"/>
+        </w:numPr>
+        <w:pStyle w:val="Compact"/>
+      </w:pPr>
+      <w:r>
+        <w:t xml:space="preserve">☐</w:t>
+      </w:r>
+      <w:r>
+        <w:t xml:space="preserve"> </w:t>
+      </w:r>
+      <w:r>
+        <w:rPr>
+          <w:iCs/>
+          <w:i/>
+          <w:bCs/>
+          <w:b/>
+        </w:rPr>
+        <w:t xml:space="preserve">(v3.0)</w:t>
+      </w:r>
+      <w:r>
+        <w:t xml:space="preserve"> </w:t>
+      </w:r>
+      <w:r>
+        <w:t xml:space="preserve">Domain-bounded sharing validated (DOM-004) — cross-domain CVAL/DR sharing attempts rejected (VR-12)</w:t>
+      </w:r>
+    </w:p>
+    <w:p>
+      <w:pPr>
+        <w:numPr>
+          <w:ilvl w:val="0"/>
+          <w:numId w:val="1018"/>
+        </w:numPr>
+        <w:pStyle w:val="Compact"/>
+      </w:pPr>
+      <w:r>
+        <w:t xml:space="preserve">☐</w:t>
+      </w:r>
+      <w:r>
+        <w:t xml:space="preserve"> </w:t>
+      </w:r>
+      <w:r>
+        <w:rPr>
+          <w:iCs/>
+          <w:i/>
+          <w:bCs/>
+          <w:b/>
+        </w:rPr>
+        <w:t xml:space="preserve">(v3.0)</w:t>
+      </w:r>
+      <w:r>
+        <w:t xml:space="preserve"> </w:t>
+      </w:r>
+      <w:r>
+        <w:t xml:space="preserve">Central quota group across domain ig subscriptions (QUA-015) wired into HC-3/HC-7 evaluation; 85% group/subscription replenishment thresholds</w:t>
+      </w:r>
+    </w:p>
+    <w:p>
+      <w:pPr>
+        <w:numPr>
+          <w:ilvl w:val="0"/>
+          <w:numId w:val="1018"/>
+        </w:numPr>
+        <w:pStyle w:val="Compact"/>
+      </w:pPr>
+      <w:r>
+        <w:t xml:space="preserve">☐</w:t>
+      </w:r>
+      <w:r>
+        <w:t xml:space="preserve"> </w:t>
+      </w:r>
+      <w:r>
+        <w:rPr>
+          <w:iCs/>
+          <w:i/>
+          <w:bCs/>
+          <w:b/>
+        </w:rPr>
+        <w:t xml:space="preserve">(v3.0)</w:t>
+      </w:r>
+      <w:r>
+        <w:t xml:space="preserve"> </w:t>
+      </w:r>
+      <w:r>
+        <w:t xml:space="preserve">DR Foundation floor coverage (DR-021) verified: HC-6/HC-7 account both DR layers per domain without double-counting the shared CVAL/DR set</w:t>
+      </w:r>
+    </w:p>
+    <w:p>
+      <w:pPr>
+        <w:numPr>
+          <w:ilvl w:val="0"/>
+          <w:numId w:val="1018"/>
+        </w:numPr>
+        <w:pStyle w:val="Compact"/>
+      </w:pPr>
+      <w:r>
+        <w:t xml:space="preserve">☐</w:t>
+      </w:r>
+      <w:r>
+        <w:t xml:space="preserve"> </w:t>
+      </w:r>
+      <w:r>
+        <w:rPr>
+          <w:iCs/>
+          <w:i/>
+          <w:bCs/>
+          <w:b/>
+        </w:rPr>
+        <w:t xml:space="preserve">(v3.0)</w:t>
+      </w:r>
+      <w:r>
+        <w:t xml:space="preserve"> </w:t>
+      </w:r>
+      <w:r>
+        <w:t xml:space="preserve">POC-012 (domain-scoped CRG sharing) and POC-013 (two-scope flow on live multi-domain customer) executed</w:t>
+      </w:r>
+    </w:p>
+    <w:p>
+      <w:pPr>
+        <w:numPr>
+          <w:ilvl w:val="0"/>
+          <w:numId w:val="1018"/>
+        </w:numPr>
+        <w:pStyle w:val="Compact"/>
+      </w:pPr>
+      <w:r>
+        <w:t xml:space="preserve">☐ HC rejection reasons logged to OperationRecord for audit</w:t>
+      </w:r>
+    </w:p>
+    <w:p>
+      <w:pPr>
+        <w:numPr>
+          <w:ilvl w:val="0"/>
+          <w:numId w:val="1018"/>
+        </w:numPr>
+        <w:pStyle w:val="Compact"/>
+      </w:pPr>
+      <w:r>
+        <w:t xml:space="preserve">☐ Validation Rules VR-1..VR-14 traced to HC enforcement points</w:t>
       </w:r>
     </w:p>
     <w:p>
@@ -14477,9 +16988,9 @@
         </w:pict>
       </w:r>
     </w:p>
-    <w:bookmarkEnd w:id="116"/>
     <w:bookmarkEnd w:id="117"/>
-    <w:bookmarkStart w:id="118" w:name="appendix-a-decision-log-cross-reference"/>
+    <w:bookmarkEnd w:id="118"/>
+    <w:bookmarkStart w:id="119" w:name="appendix-a-decision-log-cross-reference"/>
     <w:p>
       <w:pPr>
         <w:pStyle w:val="Heading2"/>
@@ -14681,6 +17192,101 @@
           </w:p>
         </w:tc>
       </w:tr>
+      <w:tr>
+        <w:tc>
+          <w:tcPr/>
+          <w:p>
+            <w:pPr>
+              <w:pStyle w:val="Compact"/>
+              <w:jc w:val="left"/>
+            </w:pPr>
+            <w:r>
+              <w:rPr>
+                <w:bCs/>
+                <w:b/>
+              </w:rPr>
+              <w:t xml:space="preserve">DEC-004</w:t>
+            </w:r>
+            <w:r>
+              <w:t xml:space="preserve"> </w:t>
+            </w:r>
+            <w:r>
+              <w:rPr>
+                <w:iCs/>
+                <w:i/>
+              </w:rPr>
+              <w:t xml:space="preserve">(v3.0)</w:t>
+            </w:r>
+          </w:p>
+        </w:tc>
+        <w:tc>
+          <w:tcPr/>
+          <w:p>
+            <w:pPr>
+              <w:pStyle w:val="Compact"/>
+              <w:jc w:val="left"/>
+            </w:pPr>
+            <w:r>
+              <w:t xml:space="preserve">None (scoping only)</w:t>
+            </w:r>
+          </w:p>
+        </w:tc>
+        <w:tc>
+          <w:tcPr/>
+          <w:p>
+            <w:pPr>
+              <w:pStyle w:val="Compact"/>
+              <w:jc w:val="left"/>
+            </w:pPr>
+            <w:r>
+              <w:t xml:space="preserve">Domain-group taxonomy —</w:t>
+            </w:r>
+            <w:r>
+              <w:t xml:space="preserve"> </w:t>
+            </w:r>
+            <w:r>
+              <w:rPr>
+                <w:rStyle w:val="VerbatimChar"/>
+              </w:rPr>
+              <w:t xml:space="preserve">wl-*</w:t>
+            </w:r>
+            <w:r>
+              <w:t xml:space="preserve"> </w:t>
+            </w:r>
+            <w:r>
+              <w:t xml:space="preserve">workload-domain tokens per domain group (DOM-001), optional function-group</w:t>
+            </w:r>
+            <w:r>
+              <w:t xml:space="preserve"> </w:t>
+            </w:r>
+            <w:r>
+              <w:rPr>
+                <w:rStyle w:val="VerbatimChar"/>
+              </w:rPr>
+              <w:t xml:space="preserve">&lt;fn&gt;</w:t>
+            </w:r>
+            <w:r>
+              <w:t xml:space="preserve"> </w:t>
+            </w:r>
+            <w:r>
+              <w:t xml:space="preserve">refinement; configurable via</w:t>
+            </w:r>
+            <w:r>
+              <w:t xml:space="preserve"> </w:t>
+            </w:r>
+            <w:r>
+              <w:rPr>
+                <w:bCs/>
+                <w:b/>
+              </w:rPr>
+              <w:t xml:space="preserve">C-14</w:t>
+            </w:r>
+            <w:r>
+              <w:t xml:space="preserve">. No hard-constraint arithmetic change (HC-1..HC-11 intact); drives CRV/DPB scoping and per-domain CRG naming (CAP-025, C-12)</w:t>
+            </w:r>
+          </w:p>
+        </w:tc>
+      </w:tr>
     </w:tbl>
     <w:p>
       <w:r>
@@ -14689,8 +17295,8 @@
         </w:pict>
       </w:r>
     </w:p>
-    <w:bookmarkEnd w:id="118"/>
-    <w:bookmarkStart w:id="119" w:name="appendix-b-evidence-tags"/>
+    <w:bookmarkEnd w:id="119"/>
+    <w:bookmarkStart w:id="120" w:name="appendix-b-evidence-tags"/>
     <w:p>
       <w:pPr>
         <w:pStyle w:val="Heading2"/>
@@ -14833,11 +17439,11 @@
         <w:t xml:space="preserve"> </w:t>
       </w:r>
       <w:r>
-        <w:t xml:space="preserve">After POC-30 and POC-31 completion (Quota Groups GA validation)</w:t>
-      </w:r>
-    </w:p>
-    <w:bookmarkEnd w:id="119"/>
+        <w:t xml:space="preserve">After POC-30 and POC-31 completion (Quota Groups GA validation) and POC-12/POC-13 (v3.0 two-scope + domain-scoped sharing validation)</w:t>
+      </w:r>
+    </w:p>
     <w:bookmarkEnd w:id="120"/>
+    <w:bookmarkEnd w:id="121"/>
     <w:sectPr/>
   </w:body>
 </w:document>
